--- a/doc/Book/SpringerProposal/SpringerProposalQuantumSensing20260218.docx
+++ b/doc/Book/SpringerProposal/SpringerProposalQuantumSensing20260218.docx
@@ -1,6 +1,6 @@
 
 <file path=word/document.xml><?xml version="1.0" encoding="utf-8"?>
-<w:document xmlns:wpc="http://schemas.microsoft.com/office/word/2010/wordprocessingCanvas" xmlns:cx="http://schemas.microsoft.com/office/drawing/2014/chartex" xmlns:cx1="http://schemas.microsoft.com/office/drawing/2015/9/8/chartex" xmlns:cx2="http://schemas.microsoft.com/office/drawing/2015/10/21/chartex" xmlns:cx3="http://schemas.microsoft.com/office/drawing/2016/5/9/chartex" xmlns:cx4="http://schemas.microsoft.com/office/drawing/2016/5/10/chartex" xmlns:cx5="http://schemas.microsoft.com/office/drawing/2016/5/11/chartex" xmlns:cx6="http://schemas.microsoft.com/office/drawing/2016/5/12/chartex" xmlns:cx7="http://schemas.microsoft.com/office/drawing/2016/5/13/chartex" xmlns:cx8="http://schemas.microsoft.com/office/drawing/2016/5/14/chartex" xmlns:mc="http://schemas.openxmlformats.org/markup-compatibility/2006" xmlns:aink="http://schemas.microsoft.com/office/drawing/2016/ink" xmlns:am3d="http://schemas.microsoft.com/office/drawing/2017/model3d" xmlns:o="urn:schemas-microsoft-com:office:office" xmlns:oel="http://schemas.microsoft.com/office/2019/extlst" xmlns:r="http://schemas.openxmlformats.org/officeDocument/2006/relationships" xmlns:m="http://schemas.openxmlformats.org/officeDocument/2006/math" xmlns:v="urn:schemas-microsoft-com:vml" xmlns:wp14="http://schemas.microsoft.com/office/word/2010/wordprocessingDrawing" xmlns:wp="http://schemas.openxmlformats.org/drawingml/2006/wordprocessingDrawing" xmlns:w10="urn:schemas-microsoft-com:office:word" xmlns:w="http://schemas.openxmlformats.org/wordprocessingml/2006/main" xmlns:w14="http://schemas.microsoft.com/office/word/2010/wordml" xmlns:w15="http://schemas.microsoft.com/office/word/2012/wordml" xmlns:w16cex="http://schemas.microsoft.com/office/word/2018/wordml/cex" xmlns:w16cid="http://schemas.microsoft.com/office/word/2016/wordml/cid" xmlns:w16="http://schemas.microsoft.com/office/word/2018/wordml" xmlns:w16du="http://schemas.microsoft.com/office/word/2023/wordml/word16du" xmlns:w16sdtdh="http://schemas.microsoft.com/office/word/2020/wordml/sdtdatahash" xmlns:w16sdtfl="http://schemas.microsoft.com/office/word/2024/wordml/sdtformatlock" xmlns:w16se="http://schemas.microsoft.com/office/word/2015/wordml/symex" xmlns:wpg="http://schemas.microsoft.com/office/word/2010/wordprocessingGroup" xmlns:wpi="http://schemas.microsoft.com/office/word/2010/wordprocessingInk" xmlns:wne="http://schemas.microsoft.com/office/word/2006/wordml" xmlns:wps="http://schemas.microsoft.com/office/word/2010/wordprocessingShape" mc:Ignorable="w14 w15 w16se w16cid w16 w16cex w16sdtdh w16sdtfl w16du wp14">
+<w:document xmlns:wpc="http://schemas.microsoft.com/office/word/2010/wordprocessingCanvas" xmlns:cx="http://schemas.microsoft.com/office/drawing/2014/chartex" xmlns:cx1="http://schemas.microsoft.com/office/drawing/2015/9/8/chartex" xmlns:cx2="http://schemas.microsoft.com/office/drawing/2015/10/21/chartex" xmlns:cx3="http://schemas.microsoft.com/office/drawing/2016/5/9/chartex" xmlns:cx4="http://schemas.microsoft.com/office/drawing/2016/5/10/chartex" xmlns:cx5="http://schemas.microsoft.com/office/drawing/2016/5/11/chartex" xmlns:cx6="http://schemas.microsoft.com/office/drawing/2016/5/12/chartex" xmlns:cx7="http://schemas.microsoft.com/office/drawing/2016/5/13/chartex" xmlns:cx8="http://schemas.microsoft.com/office/drawing/2016/5/14/chartex" xmlns:mc="http://schemas.openxmlformats.org/markup-compatibility/2006" xmlns:aink="http://schemas.microsoft.com/office/drawing/2016/ink" xmlns:am3d="http://schemas.microsoft.com/office/drawing/2017/model3d" xmlns:o="urn:schemas-microsoft-com:office:office" xmlns:oel="http://schemas.microsoft.com/office/2019/extlst" xmlns:r="http://schemas.openxmlformats.org/officeDocument/2006/relationships" xmlns:m="http://schemas.openxmlformats.org/officeDocument/2006/math" xmlns:v="urn:schemas-microsoft-com:vml" xmlns:wp14="http://schemas.microsoft.com/office/word/2010/wordprocessingDrawing" xmlns:wp="http://schemas.openxmlformats.org/drawingml/2006/wordprocessingDrawing" xmlns:w10="urn:schemas-microsoft-com:office:word" xmlns:w="http://schemas.openxmlformats.org/wordprocessingml/2006/main" xmlns:w14="http://schemas.microsoft.com/office/word/2010/wordml" xmlns:w15="http://schemas.microsoft.com/office/word/2012/wordml" xmlns:w16cex="http://schemas.microsoft.com/office/word/2018/wordml/cex" xmlns:w16cid="http://schemas.microsoft.com/office/word/2016/wordml/cid" xmlns:w16="http://schemas.microsoft.com/office/word/2018/wordml" xmlns:w16sdtdh="http://schemas.microsoft.com/office/word/2020/wordml/sdtdatahash" xmlns:w16se="http://schemas.microsoft.com/office/word/2015/wordml/symex" xmlns:wpg="http://schemas.microsoft.com/office/word/2010/wordprocessingGroup" xmlns:wpi="http://schemas.microsoft.com/office/word/2010/wordprocessingInk" xmlns:wne="http://schemas.microsoft.com/office/word/2006/wordml" xmlns:wps="http://schemas.microsoft.com/office/word/2010/wordprocessingShape" mc:Ignorable="w14 w15 w16se w16cid w16 w16cex w16sdtdh wp14">
   <w:body>
     <w:p>
       <w:pPr>
@@ -46,8 +46,18 @@
           <w:szCs w:val="24"/>
           <w:lang w:val="en-US"/>
         </w:rPr>
-        <w:t>Editorial Contact: Dr Lisa Scalone</w:t>
-      </w:r>
+        <w:t xml:space="preserve">Editorial Contact: Dr Lisa </w:t>
+      </w:r>
+      <w:proofErr w:type="spellStart"/>
+      <w:r>
+        <w:rPr>
+          <w:sz w:val="24"/>
+          <w:szCs w:val="24"/>
+          <w:lang w:val="en-US"/>
+        </w:rPr>
+        <w:t>Scalone</w:t>
+      </w:r>
+      <w:proofErr w:type="spellEnd"/>
     </w:p>
     <w:p>
       <w:pPr>
@@ -540,6 +550,7 @@
                 <w:lang w:val="en-US"/>
               </w:rPr>
             </w:pPr>
+            <w:proofErr w:type="spellStart"/>
             <w:r>
               <w:rPr>
                 <w:sz w:val="24"/>
@@ -548,6 +559,7 @@
               </w:rPr>
               <w:t>Mr</w:t>
             </w:r>
+            <w:proofErr w:type="spellEnd"/>
           </w:p>
         </w:tc>
       </w:tr>
@@ -971,7 +983,43 @@
                 <w:szCs w:val="24"/>
                 <w:lang w:val="en-US"/>
               </w:rPr>
-              <w:t>Sem Sealands vei 24</w:t>
+              <w:t xml:space="preserve">Sem </w:t>
+            </w:r>
+            <w:proofErr w:type="spellStart"/>
+            <w:r>
+              <w:rPr>
+                <w:sz w:val="24"/>
+                <w:szCs w:val="24"/>
+                <w:lang w:val="en-US"/>
+              </w:rPr>
+              <w:t>Sealands</w:t>
+            </w:r>
+            <w:proofErr w:type="spellEnd"/>
+            <w:r>
+              <w:rPr>
+                <w:sz w:val="24"/>
+                <w:szCs w:val="24"/>
+                <w:lang w:val="en-US"/>
+              </w:rPr>
+              <w:t xml:space="preserve"> </w:t>
+            </w:r>
+            <w:proofErr w:type="spellStart"/>
+            <w:r>
+              <w:rPr>
+                <w:sz w:val="24"/>
+                <w:szCs w:val="24"/>
+                <w:lang w:val="en-US"/>
+              </w:rPr>
+              <w:t>vei</w:t>
+            </w:r>
+            <w:proofErr w:type="spellEnd"/>
+            <w:r>
+              <w:rPr>
+                <w:sz w:val="24"/>
+                <w:szCs w:val="24"/>
+                <w:lang w:val="en-US"/>
+              </w:rPr>
+              <w:t xml:space="preserve"> 24</w:t>
             </w:r>
           </w:p>
         </w:tc>
@@ -1231,8 +1279,19 @@
                 <w:szCs w:val="24"/>
                 <w:lang w:val="en-US"/>
               </w:rPr>
-              <w:t>ORCID-iD</w:t>
-            </w:r>
+              <w:t>ORCID-</w:t>
+            </w:r>
+            <w:proofErr w:type="spellStart"/>
+            <w:r>
+              <w:rPr>
+                <w:b/>
+                <w:sz w:val="24"/>
+                <w:szCs w:val="24"/>
+                <w:lang w:val="en-US"/>
+              </w:rPr>
+              <w:t>iD</w:t>
+            </w:r>
+            <w:proofErr w:type="spellEnd"/>
           </w:p>
         </w:tc>
         <w:tc>
@@ -1490,6 +1549,7 @@
                 <w:lang w:val="en-US"/>
               </w:rPr>
             </w:pPr>
+            <w:proofErr w:type="spellStart"/>
             <w:r>
               <w:rPr>
                 <w:sz w:val="24"/>
@@ -1498,6 +1558,7 @@
               </w:rPr>
               <w:t>Mr</w:t>
             </w:r>
+            <w:proofErr w:type="spellEnd"/>
           </w:p>
         </w:tc>
       </w:tr>
@@ -1919,7 +1980,43 @@
                 <w:szCs w:val="24"/>
                 <w:lang w:val="en-US"/>
               </w:rPr>
-              <w:t>Sem Sælands vei 24</w:t>
+              <w:t xml:space="preserve">Sem </w:t>
+            </w:r>
+            <w:proofErr w:type="spellStart"/>
+            <w:r>
+              <w:rPr>
+                <w:sz w:val="24"/>
+                <w:szCs w:val="24"/>
+                <w:lang w:val="en-US"/>
+              </w:rPr>
+              <w:t>Sælands</w:t>
+            </w:r>
+            <w:proofErr w:type="spellEnd"/>
+            <w:r>
+              <w:rPr>
+                <w:sz w:val="24"/>
+                <w:szCs w:val="24"/>
+                <w:lang w:val="en-US"/>
+              </w:rPr>
+              <w:t xml:space="preserve"> </w:t>
+            </w:r>
+            <w:proofErr w:type="spellStart"/>
+            <w:r>
+              <w:rPr>
+                <w:sz w:val="24"/>
+                <w:szCs w:val="24"/>
+                <w:lang w:val="en-US"/>
+              </w:rPr>
+              <w:t>vei</w:t>
+            </w:r>
+            <w:proofErr w:type="spellEnd"/>
+            <w:r>
+              <w:rPr>
+                <w:sz w:val="24"/>
+                <w:szCs w:val="24"/>
+                <w:lang w:val="en-US"/>
+              </w:rPr>
+              <w:t xml:space="preserve"> 24</w:t>
             </w:r>
           </w:p>
         </w:tc>
@@ -2179,8 +2276,19 @@
                 <w:szCs w:val="24"/>
                 <w:lang w:val="en-US"/>
               </w:rPr>
-              <w:t>ORCID-iD</w:t>
-            </w:r>
+              <w:t>ORCID-</w:t>
+            </w:r>
+            <w:proofErr w:type="spellStart"/>
+            <w:r>
+              <w:rPr>
+                <w:b/>
+                <w:sz w:val="24"/>
+                <w:szCs w:val="24"/>
+                <w:lang w:val="en-US"/>
+              </w:rPr>
+              <w:t>iD</w:t>
+            </w:r>
+            <w:proofErr w:type="spellEnd"/>
           </w:p>
         </w:tc>
         <w:tc>
@@ -2482,6 +2590,7 @@
                 <w:lang w:val="en-US"/>
               </w:rPr>
             </w:pPr>
+            <w:proofErr w:type="spellStart"/>
             <w:r>
               <w:rPr>
                 <w:sz w:val="24"/>
@@ -2490,6 +2599,7 @@
               </w:rPr>
               <w:t>Mr</w:t>
             </w:r>
+            <w:proofErr w:type="spellEnd"/>
           </w:p>
         </w:tc>
       </w:tr>
@@ -2614,6 +2724,7 @@
                 <w:lang w:val="en-US"/>
               </w:rPr>
             </w:pPr>
+            <w:proofErr w:type="spellStart"/>
             <w:r>
               <w:rPr>
                 <w:sz w:val="24"/>
@@ -2622,6 +2733,7 @@
               </w:rPr>
               <w:t>Massel</w:t>
             </w:r>
+            <w:proofErr w:type="spellEnd"/>
           </w:p>
         </w:tc>
       </w:tr>
@@ -2793,7 +2905,7 @@
               </w:rPr>
               <w:t>University of South-Eastern Norway</w:t>
             </w:r>
-            <w:ins w:id="0" w:author="Francesco Pietro Massel" w:date="2026-01-15T20:04:00Z" w16du:dateUtc="2026-01-15T19:04:00Z">
+            <w:ins w:id="0" w:author="Francesco Pietro Massel" w:date="2026-01-15T20:04:00Z">
               <w:r>
                 <w:rPr>
                   <w:sz w:val="24"/>
@@ -2859,8 +2971,45 @@
                 <w:szCs w:val="21"/>
                 <w:shd w:val="clear" w:color="auto" w:fill="FFFFFF"/>
               </w:rPr>
-              <w:t>Department of Science and Industry systems</w:t>
-            </w:r>
+              <w:t xml:space="preserve">Department </w:t>
+            </w:r>
+            <w:proofErr w:type="spellStart"/>
+            <w:r>
+              <w:rPr>
+                <w:rFonts w:ascii="Noto Sans" w:hAnsi="Noto Sans" w:cs="Noto Sans"/>
+                <w:color w:val="000000"/>
+                <w:spacing w:val="4"/>
+                <w:sz w:val="21"/>
+                <w:szCs w:val="21"/>
+                <w:shd w:val="clear" w:color="auto" w:fill="FFFFFF"/>
+              </w:rPr>
+              <w:t>of</w:t>
+            </w:r>
+            <w:proofErr w:type="spellEnd"/>
+            <w:r>
+              <w:rPr>
+                <w:rFonts w:ascii="Noto Sans" w:hAnsi="Noto Sans" w:cs="Noto Sans"/>
+                <w:color w:val="000000"/>
+                <w:spacing w:val="4"/>
+                <w:sz w:val="21"/>
+                <w:szCs w:val="21"/>
+                <w:shd w:val="clear" w:color="auto" w:fill="FFFFFF"/>
+              </w:rPr>
+              <w:t xml:space="preserve"> Science and Industry </w:t>
+            </w:r>
+            <w:proofErr w:type="spellStart"/>
+            <w:r>
+              <w:rPr>
+                <w:rFonts w:ascii="Noto Sans" w:hAnsi="Noto Sans" w:cs="Noto Sans"/>
+                <w:color w:val="000000"/>
+                <w:spacing w:val="4"/>
+                <w:sz w:val="21"/>
+                <w:szCs w:val="21"/>
+                <w:shd w:val="clear" w:color="auto" w:fill="FFFFFF"/>
+              </w:rPr>
+              <w:t>systems</w:t>
+            </w:r>
+            <w:proofErr w:type="spellEnd"/>
           </w:p>
         </w:tc>
       </w:tr>
@@ -2910,8 +3059,21 @@
                 <w:lang w:val="en-US"/>
               </w:rPr>
             </w:pPr>
-            <w:r>
-              <w:t>Hasbergs vei 36</w:t>
+            <w:proofErr w:type="spellStart"/>
+            <w:r>
+              <w:t>Hasbergs</w:t>
+            </w:r>
+            <w:proofErr w:type="spellEnd"/>
+            <w:r>
+              <w:t xml:space="preserve"> </w:t>
+            </w:r>
+            <w:proofErr w:type="spellStart"/>
+            <w:r>
+              <w:t>vei</w:t>
+            </w:r>
+            <w:proofErr w:type="spellEnd"/>
+            <w:r>
+              <w:t xml:space="preserve"> 36</w:t>
             </w:r>
           </w:p>
         </w:tc>
@@ -3171,8 +3333,19 @@
                 <w:szCs w:val="24"/>
                 <w:lang w:val="en-US"/>
               </w:rPr>
-              <w:t>ORCID-iD</w:t>
-            </w:r>
+              <w:t>ORCID-</w:t>
+            </w:r>
+            <w:proofErr w:type="spellStart"/>
+            <w:r>
+              <w:rPr>
+                <w:b/>
+                <w:sz w:val="24"/>
+                <w:szCs w:val="24"/>
+                <w:lang w:val="en-US"/>
+              </w:rPr>
+              <w:t>iD</w:t>
+            </w:r>
+            <w:proofErr w:type="spellEnd"/>
           </w:p>
         </w:tc>
         <w:tc>
@@ -3315,7 +3488,7 @@
                 <w:szCs w:val="24"/>
                 <w:lang w:val="en-US"/>
               </w:rPr>
-              <w:pPrChange w:id="1" w:author="Francesco Pietro Massel" w:date="2026-01-15T20:04:00Z" w16du:dateUtc="2026-01-15T19:04:00Z">
+              <w:pPrChange w:id="1" w:author="Francesco Pietro Massel" w:date="2026-01-15T20:04:00Z">
                 <w:pPr>
                   <w:pStyle w:val="ListParagraph"/>
                   <w:ind w:left="0"/>
@@ -3323,14 +3496,24 @@
                 </w:pPr>
               </w:pPrChange>
             </w:pPr>
-            <w:ins w:id="2" w:author="Francesco Pietro Massel" w:date="2026-01-15T20:03:00Z" w16du:dateUtc="2026-01-15T19:03:00Z">
+            <w:proofErr w:type="spellStart"/>
+            <w:ins w:id="2" w:author="Francesco Pietro Massel" w:date="2026-01-15T20:03:00Z">
               <w:r>
                 <w:rPr>
                   <w:sz w:val="24"/>
                   <w:szCs w:val="24"/>
                   <w:lang w:val="en-US"/>
                 </w:rPr>
-                <w:t>Massel works on the theory of optomechanical systems and, more broadly, on applying quantum</w:t>
+                <w:t>Massel</w:t>
+              </w:r>
+              <w:proofErr w:type="spellEnd"/>
+              <w:r>
+                <w:rPr>
+                  <w:sz w:val="24"/>
+                  <w:szCs w:val="24"/>
+                  <w:lang w:val="en-US"/>
+                </w:rPr>
+                <w:t xml:space="preserve"> works on the theory of optomechanical systems and, more broadly, on applying quantum</w:t>
               </w:r>
               <w:r>
                 <w:rPr>
@@ -4965,7 +5148,27 @@
           <w:szCs w:val="24"/>
           <w:lang w:val="en-US"/>
         </w:rPr>
-        <w:t>Estimated manuscript delivery date (dd/mm/yyyy)</w:t>
+        <w:t>Estimated manuscript delivery date (dd/mm/</w:t>
+      </w:r>
+      <w:proofErr w:type="spellStart"/>
+      <w:r>
+        <w:rPr>
+          <w:b/>
+          <w:sz w:val="24"/>
+          <w:szCs w:val="24"/>
+          <w:lang w:val="en-US"/>
+        </w:rPr>
+        <w:t>yyyy</w:t>
+      </w:r>
+      <w:proofErr w:type="spellEnd"/>
+      <w:r>
+        <w:rPr>
+          <w:b/>
+          <w:sz w:val="24"/>
+          <w:szCs w:val="24"/>
+          <w:lang w:val="en-US"/>
+        </w:rPr>
+        <w:t>)</w:t>
       </w:r>
       <w:r>
         <w:rPr>
@@ -5139,15 +5342,7 @@
           <w:szCs w:val="24"/>
           <w:lang w:val="en-US"/>
         </w:rPr>
-        <w:t xml:space="preserve"> </w:t>
-      </w:r>
-      <w:r>
-        <w:rPr>
-          <w:sz w:val="24"/>
-          <w:szCs w:val="24"/>
-          <w:lang w:val="en-US"/>
-        </w:rPr>
-        <w:t xml:space="preserve">not determined as of writing </w:t>
+        <w:t xml:space="preserve"> not determined as of writing </w:t>
       </w:r>
       <w:r>
         <w:rPr>
@@ -5208,15 +5403,7 @@
           <w:szCs w:val="24"/>
           <w:lang w:val="en-US"/>
         </w:rPr>
-        <w:t xml:space="preserve">          </w:t>
-      </w:r>
-      <w:r>
-        <w:rPr>
-          <w:sz w:val="24"/>
-          <w:szCs w:val="24"/>
-          <w:lang w:val="en-US"/>
-        </w:rPr>
-        <w:t xml:space="preserve">not determined as of writing </w:t>
+        <w:t xml:space="preserve">          not determined as of writing </w:t>
       </w:r>
     </w:p>
     <w:p>
@@ -5533,9 +5720,17 @@
               </w:rPr>
             </w:pPr>
             <w:r>
-              <w:t xml:space="preserve">This chapter surveys the foundations of quantum sensing and metrology. It introduces how uniquely quantum effects—superposition, entanglement and quantum discreteness—can yield measurement performance beyond classical limits, e.g. achieving Heisenberg-limited sensitivity instead of the standard shot-noise limit. The text defines a quantum sensor broadly, discusses basic limits (standard-quantum-limit vs. Heisenberg limit) and highlights examples like </w:t>
-            </w:r>
-            <w:ins w:id="4" w:author="Microsoft Word" w:date="2026-02-10T11:22:00Z" w16du:dateUtc="2026-02-10T10:22:00Z">
+              <w:t xml:space="preserve">This chapter surveys the foundations of quantum sensing and metrology. It introduces how uniquely quantum effects—superposition, entanglement and quantum discreteness—can yield measurement performance beyond classical limits, </w:t>
+            </w:r>
+            <w:proofErr w:type="gramStart"/>
+            <w:r>
+              <w:t>e.g.</w:t>
+            </w:r>
+            <w:proofErr w:type="gramEnd"/>
+            <w:r>
+              <w:t xml:space="preserve"> achieving Heisenberg-limited sensitivity instead of the standard shot-noise limit. The text defines a quantum sensor broadly, discusses basic limits (standard-quantum-limit vs. Heisenberg limit) and highlights examples like </w:t>
+            </w:r>
+            <w:ins w:id="4" w:author="Microsoft Word" w:date="2026-02-10T11:22:00Z">
               <w:r>
                 <w:t xml:space="preserve">squeezing, </w:t>
               </w:r>
@@ -5543,12 +5738,12 @@
             <w:r>
               <w:t>spin-squeezing</w:t>
             </w:r>
-            <w:ins w:id="5" w:author="Francesco Pietro Massel" w:date="2026-01-23T15:31:00Z" w16du:dateUtc="2026-01-23T14:31:00Z">
+            <w:ins w:id="5" w:author="Francesco Pietro Massel" w:date="2026-01-23T15:31:00Z">
               <w:r>
                 <w:t xml:space="preserve"> </w:t>
               </w:r>
             </w:ins>
-            <w:del w:id="6" w:author="Francesco Pietro Massel" w:date="2026-01-23T15:31:00Z" w16du:dateUtc="2026-01-23T14:31:00Z">
+            <w:del w:id="6" w:author="Francesco Pietro Massel" w:date="2026-01-23T15:31:00Z">
               <w:r>
                 <w:delText xml:space="preserve"> </w:delText>
               </w:r>
@@ -5556,18 +5751,26 @@
             <w:r>
               <w:t xml:space="preserve">or entangled-photon techniques used in state-of-the-art sensors. Various platforms are </w:t>
             </w:r>
-            <w:del w:id="7" w:author="g.f.lange@fys.uio.no" w:date="2026-01-17T20:43:00Z" w16du:dateUtc="2026-01-17T20:43:20Z">
+            <w:del w:id="7" w:author="g.f.lange@fys.uio.no" w:date="2026-01-17T20:43:00Z">
               <w:r>
                 <w:delText>overviewed</w:delText>
               </w:r>
             </w:del>
-            <w:ins w:id="8" w:author="g.f.lange@fys.uio.no" w:date="2026-01-17T20:43:00Z" w16du:dateUtc="2026-01-17T20:43:22Z">
+            <w:ins w:id="8" w:author="g.f.lange@fys.uio.no" w:date="2026-01-17T20:43:00Z">
               <w:r>
                 <w:t>surveyed</w:t>
               </w:r>
             </w:ins>
             <w:r>
-              <w:t>: solid-state spin systems, cold-atom magnetometers and interferometers, optomechanical devices, etc. The chapter also describes applications in biology, geology, and navigation, noting specific use-cases such as nanoscale magnetometry or inertial sensing. Finally it contrasts quantum vs. classical sensors, and emphasizes the importance of managing decoherence and noise (e.g. the trade-off between sensor responsivity and coherence time in sensitivity). The conclusion highlights how theory (metrological limits, decoherence modeling) is balanced with practical sensor examples (NV centers, atomic clocks, optomechanical setups) and surveys future directions like miniaturization, sensor networks and new sensing modalities.</w:t>
+              <w:t xml:space="preserve">: solid-state spin systems, cold-atom magnetometers and interferometers, optomechanical devices, etc. The chapter also describes applications in biology, geology, and navigation, noting specific use-cases such as nanoscale magnetometry or inertial sensing. </w:t>
+            </w:r>
+            <w:proofErr w:type="gramStart"/>
+            <w:r>
+              <w:t>Finally</w:t>
+            </w:r>
+            <w:proofErr w:type="gramEnd"/>
+            <w:r>
+              <w:t xml:space="preserve"> it contrasts quantum vs. classical sensors, and emphasizes the importance of managing decoherence and noise (e.g. the trade-off between sensor responsivity and coherence time in sensitivity). The conclusion highlights how theory (metrological limits, decoherence modeling) is balanced with practical sensor examples (NV centers, atomic clocks, optomechanical setups) and surveys future directions like miniaturization, sensor networks and new sensing modalities.</w:t>
             </w:r>
             <w:r>
               <w:rPr>
@@ -5575,7 +5778,7 @@
                 <w:noProof/>
               </w:rPr>
               <w:pict w14:anchorId="1FD61571">
-                <v:rect id="_x0000_i1049" alt="" style="width:412.8pt;height:.05pt;mso-width-percent:0;mso-height-percent:0;mso-width-percent:0;mso-height-percent:0" o:hrpct="882" o:hralign="center" o:hrstd="t" o:hr="t" fillcolor="#a0a0a0" stroked="f"/>
+                <v:rect id="_x0000_i1049" alt="" style="width:400.15pt;height:.05pt;mso-width-percent:0;mso-height-percent:0;mso-width-percent:0;mso-height-percent:0" o:hrpct="855" o:hralign="center" o:hrstd="t" o:hr="t" fillcolor="#a0a0a0" stroked="f"/>
               </w:pict>
             </w:r>
           </w:p>
@@ -5583,10 +5786,10 @@
             <w:pPr>
               <w:pStyle w:val="Heading2"/>
               <w:rPr>
-                <w:del w:id="9" w:author="Francesco Pietro Massel" w:date="2026-01-23T15:34:00Z" w16du:dateUtc="2026-01-23T14:34:00Z"/>
-              </w:rPr>
-            </w:pPr>
-            <w:del w:id="10" w:author="Francesco Pietro Massel" w:date="2026-01-23T15:34:00Z" w16du:dateUtc="2026-01-23T14:34:00Z">
+                <w:del w:id="9" w:author="Francesco Pietro Massel" w:date="2026-01-23T15:34:00Z"/>
+              </w:rPr>
+            </w:pPr>
+            <w:del w:id="10" w:author="Francesco Pietro Massel" w:date="2026-01-23T15:34:00Z">
               <w:r>
                 <w:delText>Chapter 2</w:delText>
               </w:r>
@@ -5596,7 +5799,7 @@
             <w:pPr>
               <w:pStyle w:val="p3"/>
               <w:rPr>
-                <w:del w:id="11" w:author="Francesco Pietro Massel" w:date="2026-01-23T15:34:00Z" w16du:dateUtc="2026-01-23T14:34:00Z"/>
+                <w:del w:id="11" w:author="Francesco Pietro Massel" w:date="2026-01-23T15:34:00Z"/>
               </w:rPr>
             </w:pPr>
           </w:p>
@@ -5604,10 +5807,10 @@
             <w:pPr>
               <w:pStyle w:val="p4"/>
               <w:rPr>
-                <w:del w:id="12" w:author="Francesco Pietro Massel" w:date="2026-01-23T15:34:00Z" w16du:dateUtc="2026-01-23T14:34:00Z"/>
-              </w:rPr>
-            </w:pPr>
-            <w:del w:id="13" w:author="Francesco Pietro Massel" w:date="2026-01-23T15:34:00Z" w16du:dateUtc="2026-01-23T14:34:00Z">
+                <w:del w:id="12" w:author="Francesco Pietro Massel" w:date="2026-01-23T15:34:00Z"/>
+              </w:rPr>
+            </w:pPr>
+            <w:del w:id="13" w:author="Francesco Pietro Massel" w:date="2026-01-23T15:34:00Z">
               <w:r>
                 <w:rPr>
                   <w:b/>
@@ -5621,10 +5824,10 @@
             <w:pPr>
               <w:pStyle w:val="p1"/>
               <w:rPr>
-                <w:del w:id="14" w:author="Francesco Pietro Massel" w:date="2026-01-23T15:34:00Z" w16du:dateUtc="2026-01-23T14:34:00Z"/>
-              </w:rPr>
-            </w:pPr>
-            <w:del w:id="15" w:author="Francesco Pietro Massel" w:date="2026-01-23T15:34:00Z" w16du:dateUtc="2026-01-23T14:34:00Z">
+                <w:del w:id="14" w:author="Francesco Pietro Massel" w:date="2026-01-23T15:34:00Z"/>
+              </w:rPr>
+            </w:pPr>
+            <w:del w:id="15" w:author="Francesco Pietro Massel" w:date="2026-01-23T15:34:00Z">
               <w:r>
                 <w:delText>This chapter provides a concise review of the linear-algebraic tools used throughout the book. It introduces vector and matrix notation (Dirac bra–ket and tensor conventions) and defines operations on state vectors, including inner and outer products and Hermitian conjugation. Essential matrix concepts such as addition, scalar multiplication, Hermitian and unitary operators are discussed along with how they act on vectors and preserve norms. The chapter develops eigenvalue problems and the spectral theorem, emphasizing how any Hermitian operator can be diagonalized (which underpins density matrices and quantum measurements). Tensor products and multi-qubit state spaces are introduced to describe composite systems and entangled states. Throughout, examples and simple exercises (for example Pauli matrices and Bell states) are used to illustrate ideas in the context of two-level quantum systems. This chapter ensures that students have the mathematical background—vector spaces, matrix decompositions, and the Dirac formalism—needed for later quantum theory and sensing applications.</w:delText>
               </w:r>
@@ -5642,7 +5845,7 @@
                 <w:noProof/>
               </w:rPr>
               <w:pict w14:anchorId="62CF55D1">
-                <v:rect id="_x0000_i1048" alt="" style="width:400.15pt;height:.05pt;mso-width-percent:0;mso-height-percent:0;mso-width-percent:0;mso-height-percent:0" o:hrpct="855" o:hralign="center" o:hrstd="t" o:hr="t" fillcolor="#a0a0a0" stroked="f"/>
+                <v:rect id="_x0000_i1048" alt="" style="width:387.95pt;height:.05pt;mso-width-percent:0;mso-height-percent:0;mso-width-percent:0;mso-height-percent:0" o:hrpct="829" o:hralign="center" o:hrstd="t" o:hr="t" fillcolor="#a0a0a0" stroked="f"/>
               </w:pict>
             </w:r>
             <w:r>
@@ -5651,7 +5854,7 @@
                 <w:noProof/>
               </w:rPr>
               <w:pict w14:anchorId="33B6F749">
-                <v:rect id="_x0000_i1047" alt="" style="width:412.8pt;height:.05pt;mso-width-percent:0;mso-height-percent:0;mso-width-percent:0;mso-height-percent:0" o:hrpct="882" o:hralign="center" o:hrstd="t" o:hr="t" fillcolor="#a0a0a0" stroked="f"/>
+                <v:rect id="_x0000_i1047" alt="" style="width:400.15pt;height:.05pt;mso-width-percent:0;mso-height-percent:0;mso-width-percent:0;mso-height-percent:0" o:hrpct="855" o:hralign="center" o:hrstd="t" o:hr="t" fillcolor="#a0a0a0" stroked="f"/>
               </w:pict>
             </w:r>
           </w:p>
@@ -5694,7 +5897,7 @@
               </w:rPr>
               <w:commentReference w:id="16"/>
             </w:r>
-            <w:ins w:id="17" w:author="Francesco Pietro Massel" w:date="2026-01-23T15:33:00Z" w16du:dateUtc="2026-01-23T14:33:00Z">
+            <w:ins w:id="17" w:author="Francesco Pietro Massel" w:date="2026-01-23T15:33:00Z">
               <w:r>
                 <w:rPr>
                   <w:b/>
@@ -5703,7 +5906,7 @@
                 <w:t xml:space="preserve"> </w:t>
               </w:r>
             </w:ins>
-            <w:ins w:id="18" w:author="Francesco Pietro Massel" w:date="2026-01-23T15:37:00Z" w16du:dateUtc="2026-01-23T14:37:00Z">
+            <w:ins w:id="18" w:author="Francesco Pietro Massel" w:date="2026-01-23T15:37:00Z">
               <w:r>
                 <w:rPr>
                   <w:b/>
@@ -5712,7 +5915,7 @@
                 <w:t xml:space="preserve">1 </w:t>
               </w:r>
             </w:ins>
-            <w:ins w:id="19" w:author="Francesco Pietro Massel" w:date="2026-01-23T15:33:00Z" w16du:dateUtc="2026-01-23T14:33:00Z">
+            <w:ins w:id="19" w:author="Francesco Pietro Massel" w:date="2026-01-23T15:33:00Z">
               <w:r>
                 <w:rPr>
                   <w:b/>
@@ -5721,7 +5924,7 @@
                 <w:t>(closed systems</w:t>
               </w:r>
             </w:ins>
-            <w:ins w:id="20" w:author="Francesco Pietro Massel" w:date="2026-01-23T15:37:00Z" w16du:dateUtc="2026-01-23T14:37:00Z">
+            <w:ins w:id="20" w:author="Francesco Pietro Massel" w:date="2026-01-23T15:37:00Z">
               <w:r>
                 <w:rPr>
                   <w:b/>
@@ -5730,7 +5933,7 @@
                 <w:t xml:space="preserve"> &amp; projective measurement</w:t>
               </w:r>
             </w:ins>
-            <w:ins w:id="21" w:author="Francesco Pietro Massel" w:date="2026-01-23T15:33:00Z" w16du:dateUtc="2026-01-23T14:33:00Z">
+            <w:ins w:id="21" w:author="Francesco Pietro Massel" w:date="2026-01-23T15:33:00Z">
               <w:r>
                 <w:rPr>
                   <w:b/>
@@ -5747,12 +5950,12 @@
             <w:r>
               <w:t xml:space="preserve">Here we review the basic quantum mechanics needed for sensing. It begins with state descriptions (pure and mixed) and the density-operator formalism, showing how any pure state yields a projector and how measurement probabilities are computed from the density matrix. </w:t>
             </w:r>
-            <w:ins w:id="22" w:author="Francesco Pietro Massel" w:date="2026-01-23T16:08:00Z" w16du:dateUtc="2026-01-23T15:08:00Z">
+            <w:ins w:id="22" w:author="Francesco Pietro Massel" w:date="2026-01-23T16:08:00Z">
               <w:r>
                 <w:t xml:space="preserve">The concept of projective measurement </w:t>
               </w:r>
             </w:ins>
-            <w:del w:id="23" w:author="Francesco Pietro Massel" w:date="2026-01-23T16:08:00Z" w16du:dateUtc="2026-01-23T15:08:00Z">
+            <w:del w:id="23" w:author="Francesco Pietro Massel" w:date="2026-01-23T16:08:00Z">
               <w:r>
                 <w:delText xml:space="preserve">Quantum measurement theory </w:delText>
               </w:r>
@@ -5760,7 +5963,7 @@
             <w:r>
               <w:t xml:space="preserve">is presented (projective measurements in the energy basis, Born-rule probabilities, and state collapse). The chapter then introduces common qubit operations via Hermitian and unitary operators (notably the Pauli matrices and simple 2×2 gates) and how they flip or phase-shift basis states. Time evolution is treated next: the Schrödinger equation and its formal unitary solution </w:t>
             </w:r>
-            <w:del w:id="24" w:author="Francesco Pietro Massel" w:date="2026-01-23T16:07:00Z" w16du:dateUtc="2026-01-23T15:07:00Z">
+            <w:del w:id="24" w:author="Francesco Pietro Massel" w:date="2026-01-23T16:07:00Z">
               <w:r>
                 <w:rPr>
                   <w:rStyle w:val="s2"/>
@@ -5770,7 +5973,7 @@
             </w:del>
             <m:oMath>
               <m:r>
-                <w:ins w:id="25" w:author="Francesco Pietro Massel" w:date="2026-01-23T16:07:00Z" w16du:dateUtc="2026-01-23T15:07:00Z">
+                <w:ins w:id="25" w:author="Francesco Pietro Massel" w:date="2026-01-23T16:07:00Z">
                   <m:rPr>
                     <m:sty m:val="p"/>
                   </m:rPr>
@@ -5784,7 +5987,7 @@
               <m:d>
                 <m:dPr>
                   <m:ctrlPr>
-                    <w:ins w:id="26" w:author="Francesco Pietro Massel" w:date="2026-01-23T16:07:00Z" w16du:dateUtc="2026-01-23T15:07:00Z">
+                    <w:ins w:id="26" w:author="Francesco Pietro Massel" w:date="2026-01-23T16:07:00Z">
                       <w:rPr>
                         <w:rStyle w:val="s2"/>
                         <w:rFonts w:ascii="Cambria Math" w:hAnsi="Cambria Math"/>
@@ -5794,7 +5997,7 @@
                 </m:dPr>
                 <m:e>
                   <m:r>
-                    <w:ins w:id="27" w:author="Francesco Pietro Massel" w:date="2026-01-23T16:07:00Z" w16du:dateUtc="2026-01-23T15:07:00Z">
+                    <w:ins w:id="27" w:author="Francesco Pietro Massel" w:date="2026-01-23T16:07:00Z">
                       <m:rPr>
                         <m:sty m:val="p"/>
                       </m:rPr>
@@ -5808,7 +6011,7 @@
                 </m:e>
               </m:d>
               <m:r>
-                <w:ins w:id="28" w:author="Francesco Pietro Massel" w:date="2026-01-23T16:07:00Z" w16du:dateUtc="2026-01-23T15:07:00Z">
+                <w:ins w:id="28" w:author="Francesco Pietro Massel" w:date="2026-01-23T16:07:00Z">
                   <m:rPr>
                     <m:sty m:val="p"/>
                   </m:rPr>
@@ -5822,7 +6025,7 @@
               <m:sSup>
                 <m:sSupPr>
                   <m:ctrlPr>
-                    <w:ins w:id="29" w:author="Francesco Pietro Massel" w:date="2026-01-23T16:07:00Z" w16du:dateUtc="2026-01-23T15:07:00Z">
+                    <w:ins w:id="29" w:author="Francesco Pietro Massel" w:date="2026-01-23T16:07:00Z">
                       <w:rPr>
                         <w:rStyle w:val="s2"/>
                         <w:rFonts w:ascii="Cambria Math" w:hAnsi="Cambria Math"/>
@@ -5832,7 +6035,7 @@
                 </m:sSupPr>
                 <m:e>
                   <m:r>
-                    <w:ins w:id="30" w:author="Francesco Pietro Massel" w:date="2026-01-23T16:07:00Z" w16du:dateUtc="2026-01-23T15:07:00Z">
+                    <w:ins w:id="30" w:author="Francesco Pietro Massel" w:date="2026-01-23T16:07:00Z">
                       <m:rPr>
                         <m:sty m:val="p"/>
                       </m:rPr>
@@ -5846,7 +6049,7 @@
                 </m:e>
                 <m:sup>
                   <m:r>
-                    <w:ins w:id="31" w:author="Francesco Pietro Massel" w:date="2026-01-23T16:07:00Z" w16du:dateUtc="2026-01-23T15:07:00Z">
+                    <w:ins w:id="31" w:author="Francesco Pietro Massel" w:date="2026-01-23T16:07:00Z">
                       <m:rPr>
                         <m:sty m:val="p"/>
                       </m:rPr>
@@ -5858,7 +6061,7 @@
                     </w:ins>
                   </m:r>
                   <m:r>
-                    <w:ins w:id="32" w:author="Francesco Pietro Massel" w:date="2026-01-23T16:07:00Z" w16du:dateUtc="2026-01-23T15:07:00Z">
+                    <w:ins w:id="32" w:author="Francesco Pietro Massel" w:date="2026-01-23T16:07:00Z">
                       <m:rPr>
                         <m:lit/>
                         <m:sty m:val="p"/>
@@ -5900,7 +6103,7 @@
               </w:rPr>
               <w:lastRenderedPageBreak/>
               <w:pict w14:anchorId="51631DB1">
-                <v:rect id="_x0000_i1046" alt="" style="width:400.15pt;height:.05pt;mso-width-percent:0;mso-height-percent:0;mso-width-percent:0;mso-height-percent:0" o:hrpct="855" o:hralign="center" o:hrstd="t" o:hr="t" fillcolor="#a0a0a0" stroked="f"/>
+                <v:rect id="_x0000_i1046" alt="" style="width:387.95pt;height:.05pt;mso-width-percent:0;mso-height-percent:0;mso-width-percent:0;mso-height-percent:0" o:hrpct="829" o:hralign="center" o:hrstd="t" o:hr="t" fillcolor="#a0a0a0" stroked="f"/>
               </w:pict>
             </w:r>
             <w:r>
@@ -5909,7 +6112,7 @@
                 <w:noProof/>
               </w:rPr>
               <w:pict w14:anchorId="46343DA5">
-                <v:rect id="_x0000_i1045" alt="" style="width:412.8pt;height:.05pt;mso-width-percent:0;mso-height-percent:0;mso-width-percent:0;mso-height-percent:0" o:hrpct="882" o:hralign="center" o:hrstd="t" o:hr="t" fillcolor="#a0a0a0" stroked="f"/>
+                <v:rect id="_x0000_i1045" alt="" style="width:400.15pt;height:.05pt;mso-width-percent:0;mso-height-percent:0;mso-width-percent:0;mso-height-percent:0" o:hrpct="855" o:hralign="center" o:hrstd="t" o:hr="t" fillcolor="#a0a0a0" stroked="f"/>
               </w:pict>
             </w:r>
           </w:p>
@@ -5917,15 +6120,15 @@
             <w:pPr>
               <w:pStyle w:val="Heading2"/>
               <w:rPr>
-                <w:ins w:id="33" w:author="Francesco Pietro Massel" w:date="2026-01-23T15:35:00Z" w16du:dateUtc="2026-01-23T14:35:00Z"/>
-              </w:rPr>
-            </w:pPr>
-            <w:ins w:id="34" w:author="Francesco Pietro Massel" w:date="2026-01-23T15:35:00Z" w16du:dateUtc="2026-01-23T14:35:00Z">
+                <w:ins w:id="33" w:author="Francesco Pietro Massel" w:date="2026-01-23T15:35:00Z"/>
+              </w:rPr>
+            </w:pPr>
+            <w:ins w:id="34" w:author="Francesco Pietro Massel" w:date="2026-01-23T15:35:00Z">
               <w:r>
                 <w:t xml:space="preserve">Chapter </w:t>
               </w:r>
             </w:ins>
-            <w:ins w:id="35" w:author="Francesco Pietro Massel" w:date="2026-01-23T15:37:00Z" w16du:dateUtc="2026-01-23T14:37:00Z">
+            <w:ins w:id="35" w:author="Francesco Pietro Massel" w:date="2026-01-23T15:37:00Z">
               <w:r>
                 <w:t>3</w:t>
               </w:r>
@@ -5935,7 +6138,7 @@
             <w:pPr>
               <w:pStyle w:val="p3"/>
               <w:rPr>
-                <w:ins w:id="36" w:author="Francesco Pietro Massel" w:date="2026-01-23T15:35:00Z" w16du:dateUtc="2026-01-23T14:35:00Z"/>
+                <w:ins w:id="36" w:author="Francesco Pietro Massel" w:date="2026-01-23T15:35:00Z"/>
               </w:rPr>
             </w:pPr>
           </w:p>
@@ -5943,11 +6146,11 @@
             <w:pPr>
               <w:pStyle w:val="p4"/>
               <w:rPr>
-                <w:ins w:id="37" w:author="Francesco Pietro Massel" w:date="2026-01-23T15:35:00Z" w16du:dateUtc="2026-01-23T14:35:00Z"/>
+                <w:ins w:id="37" w:author="Francesco Pietro Massel" w:date="2026-01-23T15:35:00Z"/>
               </w:rPr>
             </w:pPr>
             <w:commentRangeStart w:id="38"/>
-            <w:ins w:id="39" w:author="Francesco Pietro Massel" w:date="2026-01-23T15:35:00Z" w16du:dateUtc="2026-01-23T14:35:00Z">
+            <w:ins w:id="39" w:author="Francesco Pietro Massel" w:date="2026-01-23T15:35:00Z">
               <w:r>
                 <w:rPr>
                   <w:b/>
@@ -5974,7 +6177,7 @@
                 <w:t xml:space="preserve"> </w:t>
               </w:r>
             </w:ins>
-            <w:ins w:id="40" w:author="Francesco Pietro Massel" w:date="2026-01-23T15:37:00Z" w16du:dateUtc="2026-01-23T14:37:00Z">
+            <w:ins w:id="40" w:author="Francesco Pietro Massel" w:date="2026-01-23T15:37:00Z">
               <w:r>
                 <w:rPr>
                   <w:b/>
@@ -5983,7 +6186,7 @@
                 <w:t xml:space="preserve">2 </w:t>
               </w:r>
             </w:ins>
-            <w:ins w:id="41" w:author="Francesco Pietro Massel" w:date="2026-01-23T15:35:00Z" w16du:dateUtc="2026-01-23T14:35:00Z">
+            <w:ins w:id="41" w:author="Francesco Pietro Massel" w:date="2026-01-23T15:35:00Z">
               <w:r>
                 <w:rPr>
                   <w:b/>
@@ -5992,7 +6195,7 @@
                 <w:t>(</w:t>
               </w:r>
             </w:ins>
-            <w:ins w:id="42" w:author="Francesco Pietro Massel" w:date="2026-01-23T15:37:00Z" w16du:dateUtc="2026-01-23T14:37:00Z">
+            <w:ins w:id="42" w:author="Francesco Pietro Massel" w:date="2026-01-23T15:37:00Z">
               <w:r>
                 <w:rPr>
                   <w:b/>
@@ -6001,7 +6204,14 @@
                 <w:t>open q</w:t>
               </w:r>
             </w:ins>
-            <w:ins w:id="43" w:author="Francesco Pietro Massel" w:date="2026-01-23T15:35:00Z" w16du:dateUtc="2026-01-23T14:35:00Z">
+            <w:r>
+              <w:rPr>
+                <w:b/>
+                <w:bCs/>
+              </w:rPr>
+              <w:t>uantum</w:t>
+            </w:r>
+            <w:ins w:id="43" w:author="Francesco Pietro Massel" w:date="2026-01-23T15:35:00Z">
               <w:r>
                 <w:rPr>
                   <w:b/>
@@ -6010,7 +6220,7 @@
                 <w:t xml:space="preserve"> systems</w:t>
               </w:r>
             </w:ins>
-            <w:ins w:id="44" w:author="Francesco Pietro Massel" w:date="2026-01-23T15:37:00Z" w16du:dateUtc="2026-01-23T14:37:00Z">
+            <w:ins w:id="44" w:author="Francesco Pietro Massel" w:date="2026-01-23T15:37:00Z">
               <w:r>
                 <w:rPr>
                   <w:b/>
@@ -6019,7 +6229,7 @@
                 <w:t xml:space="preserve"> and generalized measurement</w:t>
               </w:r>
             </w:ins>
-            <w:ins w:id="45" w:author="Francesco Pietro Massel" w:date="2026-01-23T15:35:00Z" w16du:dateUtc="2026-01-23T14:35:00Z">
+            <w:ins w:id="45" w:author="Francesco Pietro Massel" w:date="2026-01-23T15:35:00Z">
               <w:r>
                 <w:rPr>
                   <w:b/>
@@ -6033,100 +6243,100 @@
             <w:pPr>
               <w:pStyle w:val="p1"/>
               <w:rPr>
-                <w:ins w:id="46" w:author="Francesco Pietro Massel" w:date="2026-01-23T16:00:00Z" w16du:dateUtc="2026-01-23T15:00:00Z"/>
-              </w:rPr>
-            </w:pPr>
-            <w:ins w:id="47" w:author="Francesco Pietro Massel" w:date="2026-01-23T15:35:00Z" w16du:dateUtc="2026-01-23T14:35:00Z">
+                <w:ins w:id="46" w:author="Francesco Pietro Massel" w:date="2026-01-23T16:00:00Z"/>
+              </w:rPr>
+            </w:pPr>
+            <w:ins w:id="47" w:author="Francesco Pietro Massel" w:date="2026-01-23T15:35:00Z">
               <w:r>
                 <w:t xml:space="preserve">Here </w:t>
               </w:r>
             </w:ins>
-            <w:ins w:id="48" w:author="Francesco Pietro Massel" w:date="2026-01-23T15:39:00Z" w16du:dateUtc="2026-01-23T14:39:00Z">
+            <w:ins w:id="48" w:author="Francesco Pietro Massel" w:date="2026-01-23T15:39:00Z">
               <w:r>
                 <w:t>we d</w:t>
               </w:r>
             </w:ins>
-            <w:ins w:id="49" w:author="Francesco Pietro Massel" w:date="2026-01-23T15:40:00Z" w16du:dateUtc="2026-01-23T14:40:00Z">
+            <w:ins w:id="49" w:author="Francesco Pietro Massel" w:date="2026-01-23T15:40:00Z">
               <w:r>
                 <w:t>evelop the quantum dynamics background beyond unitary dynamics and projective measurements</w:t>
               </w:r>
             </w:ins>
-            <w:ins w:id="50" w:author="Francesco Pietro Massel" w:date="2026-01-23T15:47:00Z" w16du:dateUtc="2026-01-23T14:47:00Z">
+            <w:ins w:id="50" w:author="Francesco Pietro Massel" w:date="2026-01-23T15:47:00Z">
               <w:r>
                 <w:t>, introducing</w:t>
               </w:r>
             </w:ins>
-            <w:ins w:id="51" w:author="Francesco Pietro Massel" w:date="2026-01-23T15:40:00Z" w16du:dateUtc="2026-01-23T14:40:00Z">
+            <w:ins w:id="51" w:author="Francesco Pietro Massel" w:date="2026-01-23T15:40:00Z">
               <w:r>
                 <w:t xml:space="preserve"> </w:t>
               </w:r>
             </w:ins>
-            <w:ins w:id="52" w:author="Francesco Pietro Massel" w:date="2026-01-23T15:48:00Z" w16du:dateUtc="2026-01-23T14:48:00Z">
+            <w:ins w:id="52" w:author="Francesco Pietro Massel" w:date="2026-01-23T15:48:00Z">
               <w:r>
                 <w:t>several important concepts (operations, POVMs, effects)</w:t>
               </w:r>
             </w:ins>
-            <w:ins w:id="53" w:author="Francesco Pietro Massel" w:date="2026-01-23T15:47:00Z" w16du:dateUtc="2026-01-23T14:47:00Z">
+            <w:ins w:id="53" w:author="Francesco Pietro Massel" w:date="2026-01-23T15:47:00Z">
               <w:r>
                 <w:t xml:space="preserve"> and</w:t>
               </w:r>
             </w:ins>
-            <w:ins w:id="54" w:author="Francesco Pietro Massel" w:date="2026-01-23T15:41:00Z" w16du:dateUtc="2026-01-23T14:41:00Z">
+            <w:ins w:id="54" w:author="Francesco Pietro Massel" w:date="2026-01-23T15:41:00Z">
               <w:r>
                 <w:t xml:space="preserve"> showing how realistic </w:t>
               </w:r>
             </w:ins>
-            <w:ins w:id="55" w:author="Francesco Pietro Massel" w:date="2026-01-23T15:42:00Z" w16du:dateUtc="2026-01-23T14:42:00Z">
+            <w:ins w:id="55" w:author="Francesco Pietro Massel" w:date="2026-01-23T15:42:00Z">
               <w:r>
                 <w:t>detectors are modeled beyond ideal projectors and how a POVM can be mapped to a projective measurement on an enlarged space (Naimark’s dilation theorem)</w:t>
               </w:r>
             </w:ins>
-            <w:ins w:id="56" w:author="Francesco Pietro Massel" w:date="2026-01-23T15:43:00Z" w16du:dateUtc="2026-01-23T14:43:00Z">
+            <w:ins w:id="56" w:author="Francesco Pietro Massel" w:date="2026-01-23T15:43:00Z">
               <w:r>
                 <w:t xml:space="preserve">. We then discuss a general classification of measurements (type I vs type II, </w:t>
               </w:r>
             </w:ins>
-            <w:ins w:id="57" w:author="Francesco Pietro Massel" w:date="2026-01-23T15:48:00Z" w16du:dateUtc="2026-01-23T14:48:00Z">
+            <w:ins w:id="57" w:author="Francesco Pietro Massel" w:date="2026-01-23T15:48:00Z">
               <w:r>
                 <w:t>efficient,</w:t>
               </w:r>
             </w:ins>
-            <w:ins w:id="58" w:author="Francesco Pietro Massel" w:date="2026-01-23T15:49:00Z" w16du:dateUtc="2026-01-23T14:49:00Z">
+            <w:ins w:id="58" w:author="Francesco Pietro Massel" w:date="2026-01-23T15:49:00Z">
               <w:r>
                 <w:t xml:space="preserve"> complete, sharp, backaction-evading, weak, etc.</w:t>
               </w:r>
             </w:ins>
-            <w:ins w:id="59" w:author="Francesco Pietro Massel" w:date="2026-01-23T15:43:00Z" w16du:dateUtc="2026-01-23T14:43:00Z">
+            <w:ins w:id="59" w:author="Francesco Pietro Massel" w:date="2026-01-23T15:43:00Z">
               <w:r>
                 <w:t>)</w:t>
               </w:r>
             </w:ins>
-            <w:ins w:id="60" w:author="Francesco Pietro Massel" w:date="2026-01-23T15:49:00Z" w16du:dateUtc="2026-01-23T14:49:00Z">
+            <w:ins w:id="60" w:author="Francesco Pietro Massel" w:date="2026-01-23T15:49:00Z">
               <w:r>
                 <w:t xml:space="preserve">. We </w:t>
               </w:r>
             </w:ins>
-            <w:ins w:id="61" w:author="Francesco Pietro Massel" w:date="2026-01-23T15:50:00Z" w16du:dateUtc="2026-01-23T14:50:00Z">
+            <w:ins w:id="61" w:author="Francesco Pietro Massel" w:date="2026-01-23T15:50:00Z">
               <w:r>
                 <w:t xml:space="preserve">then present </w:t>
               </w:r>
             </w:ins>
-            <w:ins w:id="62" w:author="Francesco Pietro Massel" w:date="2026-01-23T16:09:00Z" w16du:dateUtc="2026-01-23T15:09:00Z">
+            <w:ins w:id="62" w:author="Francesco Pietro Massel" w:date="2026-01-23T16:09:00Z">
               <w:r>
                 <w:t xml:space="preserve">some examples of </w:t>
               </w:r>
             </w:ins>
-            <w:ins w:id="63" w:author="Francesco Pietro Massel" w:date="2026-01-23T15:50:00Z" w16du:dateUtc="2026-01-23T14:50:00Z">
+            <w:ins w:id="63" w:author="Francesco Pietro Massel" w:date="2026-01-23T15:50:00Z">
               <w:r>
                 <w:t xml:space="preserve">concrete </w:t>
               </w:r>
             </w:ins>
-            <w:ins w:id="64" w:author="Francesco Pietro Massel" w:date="2026-01-23T16:09:00Z" w16du:dateUtc="2026-01-23T15:09:00Z">
+            <w:ins w:id="64" w:author="Francesco Pietro Massel" w:date="2026-01-23T16:09:00Z">
               <w:r>
                 <w:t>measurement</w:t>
               </w:r>
             </w:ins>
-            <w:ins w:id="65" w:author="Francesco Pietro Massel" w:date="2026-01-23T15:50:00Z" w16du:dateUtc="2026-01-23T14:50:00Z">
+            <w:ins w:id="65" w:author="Francesco Pietro Massel" w:date="2026-01-23T15:50:00Z">
               <w:r>
                 <w:t xml:space="preserve"> setups: photodetection, homodyne detection, etc. </w:t>
               </w:r>
@@ -6136,17 +6346,17 @@
             <w:pPr>
               <w:pStyle w:val="p1"/>
               <w:rPr>
-                <w:ins w:id="66" w:author="Francesco Pietro Massel" w:date="2026-01-23T15:59:00Z" w16du:dateUtc="2026-01-23T14:59:00Z"/>
-              </w:rPr>
-            </w:pPr>
-            <w:ins w:id="67" w:author="Francesco Pietro Massel" w:date="2026-01-23T16:00:00Z" w16du:dateUtc="2026-01-23T15:00:00Z">
+                <w:ins w:id="66" w:author="Francesco Pietro Massel" w:date="2026-01-23T15:59:00Z"/>
+              </w:rPr>
+            </w:pPr>
+            <w:ins w:id="67" w:author="Francesco Pietro Massel" w:date="2026-01-23T16:00:00Z">
               <w:r>
                 <w:rPr>
                   <w:rStyle w:val="s3"/>
                   <w:noProof/>
                 </w:rPr>
                 <w:pict w14:anchorId="0065DBB5">
-                  <v:rect id="_x0000_i1044" alt="" style="width:400.15pt;height:.05pt;mso-width-percent:0;mso-height-percent:0;mso-width-percent:0;mso-height-percent:0" o:hrpct="855" o:hralign="center" o:hrstd="t" o:hr="t" fillcolor="#a0a0a0" stroked="f"/>
+                  <v:rect id="_x0000_i1044" alt="" style="width:387.95pt;height:.05pt;mso-width-percent:0;mso-height-percent:0;mso-width-percent:0;mso-height-percent:0" o:hrpct="829" o:hralign="center" o:hrstd="t" o:hr="t" fillcolor="#a0a0a0" stroked="f"/>
                 </w:pict>
               </w:r>
             </w:ins>
@@ -6155,10 +6365,10 @@
             <w:pPr>
               <w:pStyle w:val="Heading2"/>
               <w:rPr>
-                <w:ins w:id="68" w:author="Francesco Pietro Massel" w:date="2026-01-23T16:00:00Z" w16du:dateUtc="2026-01-23T15:00:00Z"/>
-              </w:rPr>
-            </w:pPr>
-            <w:ins w:id="69" w:author="Francesco Pietro Massel" w:date="2026-01-23T16:00:00Z" w16du:dateUtc="2026-01-23T15:00:00Z">
+                <w:ins w:id="68" w:author="Francesco Pietro Massel" w:date="2026-01-23T16:00:00Z"/>
+              </w:rPr>
+            </w:pPr>
+            <w:ins w:id="69" w:author="Francesco Pietro Massel" w:date="2026-01-23T16:00:00Z">
               <w:r>
                 <w:t>Chapter 4</w:t>
               </w:r>
@@ -6168,12 +6378,12 @@
             <w:pPr>
               <w:pStyle w:val="p4"/>
               <w:rPr>
-                <w:ins w:id="70" w:author="Francesco Pietro Massel" w:date="2026-01-23T16:00:00Z" w16du:dateUtc="2026-01-23T15:00:00Z"/>
+                <w:ins w:id="70" w:author="Francesco Pietro Massel" w:date="2026-01-23T16:00:00Z"/>
               </w:rPr>
             </w:pPr>
             <w:commentRangeStart w:id="71"/>
             <w:commentRangeStart w:id="72"/>
-            <w:ins w:id="73" w:author="Francesco Pietro Massel" w:date="2026-01-23T16:00:00Z" w16du:dateUtc="2026-01-23T15:00:00Z">
+            <w:ins w:id="73" w:author="Francesco Pietro Massel" w:date="2026-01-23T16:00:00Z">
               <w:r>
                 <w:rPr>
                   <w:b/>
@@ -6205,10 +6415,10 @@
             <w:pPr>
               <w:pStyle w:val="p1"/>
               <w:rPr>
-                <w:ins w:id="74" w:author="Francesco Pietro Massel" w:date="2026-01-23T16:00:00Z" w16du:dateUtc="2026-01-23T15:00:00Z"/>
-              </w:rPr>
-            </w:pPr>
-            <w:ins w:id="75" w:author="Francesco Pietro Massel" w:date="2026-01-23T16:00:00Z" w16du:dateUtc="2026-01-23T15:00:00Z">
+                <w:ins w:id="74" w:author="Francesco Pietro Massel" w:date="2026-01-23T16:00:00Z"/>
+              </w:rPr>
+            </w:pPr>
+            <w:ins w:id="75" w:author="Francesco Pietro Massel" w:date="2026-01-23T16:00:00Z">
               <w:r>
                 <w:t>This chapter addresses the inevitable interaction of quantum sensors with their environment and the resulting noise processes. Building on the formalism developed in the previous chapter, it introduces open-system models and the Lindblad master equation for Markovian decoherence, explaining relaxation and dephasing mechanisms. Typical noise sources—magnetic background fluctuations, Johnson noise, phonons—are discussed in terms of how they enter Lindblad operators. The chapter shows how decoherence limits sensor performance by reducing coherence time and sensitivity, and briefly reviews methods to characterize noise such as spin-echo sequences. Overall, the chapter equips the reader with tools to model realistic sensors and predict noise-limited performance.</w:t>
               </w:r>
@@ -6218,22 +6428,22 @@
             <w:pPr>
               <w:pStyle w:val="p1"/>
               <w:rPr>
-                <w:ins w:id="76" w:author="Francesco Pietro Massel" w:date="2026-01-23T15:35:00Z" w16du:dateUtc="2026-01-23T14:35:00Z"/>
-              </w:rPr>
-              <w:pPrChange w:id="77" w:author="Francesco Pietro Massel" w:date="2026-01-23T15:50:00Z" w16du:dateUtc="2026-01-23T14:50:00Z">
+                <w:ins w:id="76" w:author="Francesco Pietro Massel" w:date="2026-01-23T15:35:00Z"/>
+              </w:rPr>
+              <w:pPrChange w:id="77" w:author="Francesco Pietro Massel" w:date="2026-01-23T15:50:00Z">
                 <w:pPr>
                   <w:pStyle w:val="Heading2"/>
                 </w:pPr>
               </w:pPrChange>
             </w:pPr>
-            <w:ins w:id="78" w:author="Francesco Pietro Massel" w:date="2026-01-23T15:59:00Z" w16du:dateUtc="2026-01-23T14:59:00Z">
+            <w:ins w:id="78" w:author="Francesco Pietro Massel" w:date="2026-01-23T15:59:00Z">
               <w:r>
                 <w:rPr>
                   <w:rStyle w:val="s3"/>
                   <w:noProof/>
                 </w:rPr>
                 <w:pict w14:anchorId="3B5684F1">
-                  <v:rect id="_x0000_i1043" alt="" style="width:400.15pt;height:.05pt;mso-width-percent:0;mso-height-percent:0;mso-width-percent:0;mso-height-percent:0" o:hrpct="855" o:hralign="center" o:hrstd="t" o:hr="t" fillcolor="#a0a0a0" stroked="f"/>
+                  <v:rect id="_x0000_i1043" alt="" style="width:387.95pt;height:.05pt;mso-width-percent:0;mso-height-percent:0;mso-width-percent:0;mso-height-percent:0" o:hrpct="829" o:hralign="center" o:hrstd="t" o:hr="t" fillcolor="#a0a0a0" stroked="f"/>
                 </w:pict>
               </w:r>
             </w:ins>
@@ -6242,10 +6452,10 @@
             <w:pPr>
               <w:pStyle w:val="Heading2"/>
               <w:rPr>
-                <w:ins w:id="79" w:author="Francesco Pietro Massel" w:date="2026-01-23T16:06:00Z" w16du:dateUtc="2026-01-23T15:06:00Z"/>
-              </w:rPr>
-            </w:pPr>
-            <w:ins w:id="80" w:author="Francesco Pietro Massel" w:date="2026-01-23T16:06:00Z" w16du:dateUtc="2026-01-23T15:06:00Z">
+                <w:ins w:id="79" w:author="Francesco Pietro Massel" w:date="2026-01-23T16:06:00Z"/>
+              </w:rPr>
+            </w:pPr>
+            <w:ins w:id="80" w:author="Francesco Pietro Massel" w:date="2026-01-23T16:06:00Z">
               <w:r>
                 <w:t>Chapter 5</w:t>
               </w:r>
@@ -6255,10 +6465,10 @@
             <w:pPr>
               <w:pStyle w:val="p4"/>
               <w:rPr>
-                <w:ins w:id="81" w:author="Francesco Pietro Massel" w:date="2026-01-23T16:06:00Z" w16du:dateUtc="2026-01-23T15:06:00Z"/>
-              </w:rPr>
-            </w:pPr>
-            <w:ins w:id="82" w:author="Francesco Pietro Massel" w:date="2026-01-23T16:06:00Z" w16du:dateUtc="2026-01-23T15:06:00Z">
+                <w:ins w:id="81" w:author="Francesco Pietro Massel" w:date="2026-01-23T16:06:00Z"/>
+              </w:rPr>
+            </w:pPr>
+            <w:ins w:id="82" w:author="Francesco Pietro Massel" w:date="2026-01-23T16:06:00Z">
               <w:r>
                 <w:rPr>
                   <w:b/>
@@ -6272,17 +6482,33 @@
             <w:pPr>
               <w:pStyle w:val="p1"/>
               <w:rPr>
-                <w:ins w:id="83" w:author="Francesco Pietro Massel" w:date="2026-02-10T11:44:00Z" w16du:dateUtc="2026-02-10T10:44:00Z"/>
-              </w:rPr>
-            </w:pPr>
-            <w:ins w:id="84" w:author="Francesco Pietro Massel" w:date="2026-01-23T16:06:00Z" w16du:dateUtc="2026-01-23T15:06:00Z">
-              <w:r>
-                <w:t xml:space="preserve">This chapter develops the statistical theory underlying precision measurement. It begins with classical estimation theory, introducing Fisher information and the Cramér–Rao bound. It then moves to quantum estimation theory, defining the Quantum Fisher Information and the symmetric logarithmic derivative, and deriving the Quantum Cramér–Rao bound. Multi-parameter estimation is discussed via the Quantum Fisher Information Matrix and issues of parameter compatibility. Examples link theory to sensing, such as Ramsey magnetometry with GHZ states showing Heisenberg-limit scaling. The impact of decoherence on estimation precision is analyzed, showing restoration of </w:t>
+                <w:ins w:id="83" w:author="Francesco Pietro Massel" w:date="2026-02-10T11:44:00Z"/>
+              </w:rPr>
+            </w:pPr>
+            <w:ins w:id="84" w:author="Francesco Pietro Massel" w:date="2026-01-23T16:06:00Z">
+              <w:r>
+                <w:t xml:space="preserve">This chapter develops the statistical theory underlying precision measurement. It begins with classical estimation theory, introducing Fisher information and the </w:t>
+              </w:r>
+              <w:proofErr w:type="spellStart"/>
+              <w:r>
+                <w:t>Cramér</w:t>
+              </w:r>
+              <w:proofErr w:type="spellEnd"/>
+              <w:r>
+                <w:t xml:space="preserve">–Rao bound. It then moves to quantum estimation theory, defining the Quantum Fisher Information and the symmetric logarithmic derivative, and deriving the Quantum </w:t>
+              </w:r>
+              <w:proofErr w:type="spellStart"/>
+              <w:r>
+                <w:t>Cramér</w:t>
+              </w:r>
+              <w:proofErr w:type="spellEnd"/>
+              <w:r>
+                <w:t xml:space="preserve">–Rao bound. Multi-parameter estimation is discussed via the Quantum Fisher Information Matrix and issues of parameter compatibility. Examples link theory to sensing, such as Ramsey magnetometry with GHZ states showing Heisenberg-limit scaling. The impact of decoherence on estimation precision is analyzed, showing restoration of </w:t>
               </w:r>
             </w:ins>
             <m:oMath>
               <m:r>
-                <w:ins w:id="85" w:author="Francesco Pietro Massel" w:date="2026-01-23T16:07:00Z" w16du:dateUtc="2026-01-23T15:07:00Z">
+                <w:ins w:id="85" w:author="Francesco Pietro Massel" w:date="2026-01-23T16:07:00Z">
                   <w:rPr>
                     <w:rFonts w:ascii="Cambria Math" w:hAnsi="Cambria Math"/>
                   </w:rPr>
@@ -6290,7 +6516,7 @@
                 </w:ins>
               </m:r>
               <m:r>
-                <w:ins w:id="86" w:author="Francesco Pietro Massel" w:date="2026-01-23T16:07:00Z" w16du:dateUtc="2026-01-23T15:07:00Z">
+                <w:ins w:id="86" w:author="Francesco Pietro Massel" w:date="2026-01-23T16:07:00Z">
                   <m:rPr>
                     <m:lit/>
                   </m:rPr>
@@ -6319,7 +6545,7 @@
                 </m:deg>
                 <m:e>
                   <m:r>
-                    <w:ins w:id="87" w:author="Francesco Pietro Massel" w:date="2026-01-23T16:07:00Z" w16du:dateUtc="2026-01-23T15:07:00Z">
+                    <w:ins w:id="87" w:author="Francesco Pietro Massel" w:date="2026-01-23T16:07:00Z">
                       <w:rPr>
                         <w:rFonts w:ascii="Cambria Math" w:hAnsi="Cambria Math"/>
                       </w:rPr>
@@ -6329,7 +6555,7 @@
                 </m:e>
               </m:rad>
             </m:oMath>
-            <w:ins w:id="88" w:author="Francesco Pietro Massel" w:date="2026-01-23T16:06:00Z" w16du:dateUtc="2026-01-23T15:06:00Z">
+            <w:ins w:id="88" w:author="Francesco Pietro Massel" w:date="2026-01-23T16:06:00Z">
               <w:r>
                 <w:t xml:space="preserve"> scaling </w:t>
               </w:r>
@@ -6343,15 +6569,12 @@
             <w:pPr>
               <w:pStyle w:val="p1"/>
               <w:rPr>
-                <w:ins w:id="89" w:author="Francesco Pietro Massel" w:date="2026-01-23T16:17:00Z" w16du:dateUtc="2026-01-23T15:17:00Z"/>
-              </w:rPr>
-            </w:pPr>
-            <w:ins w:id="90" w:author="Francesco Pietro Massel" w:date="2026-02-10T11:44:00Z" w16du:dateUtc="2026-02-10T10:44:00Z">
-              <w:r>
-                <w:t xml:space="preserve">This chapter ends with the discussion of </w:t>
-              </w:r>
-              <w:r>
-                <w:t xml:space="preserve"> various less mainstream approaches to quantum sensing, including critical quantum sensing, topological quantum sensing and non-equilibrium quantum sensors.</w:t>
+                <w:ins w:id="89" w:author="Francesco Pietro Massel" w:date="2026-01-23T16:17:00Z"/>
+              </w:rPr>
+            </w:pPr>
+            <w:ins w:id="90" w:author="Francesco Pietro Massel" w:date="2026-02-10T11:44:00Z">
+              <w:r>
+                <w:t>This chapter ends with the discussion of various less mainstream approaches to quantum sensing, including critical quantum sensing, topological quantum sensing and non-equilibrium quantum sensors.</w:t>
               </w:r>
             </w:ins>
           </w:p>
@@ -6359,17 +6582,17 @@
             <w:pPr>
               <w:pStyle w:val="Heading2"/>
               <w:rPr>
-                <w:ins w:id="91" w:author="Francesco Pietro Massel" w:date="2026-01-23T16:18:00Z" w16du:dateUtc="2026-01-23T15:18:00Z"/>
-              </w:rPr>
-            </w:pPr>
-            <w:ins w:id="92" w:author="Francesco Pietro Massel" w:date="2026-01-23T16:18:00Z" w16du:dateUtc="2026-01-23T15:18:00Z">
+                <w:ins w:id="91" w:author="Francesco Pietro Massel" w:date="2026-01-23T16:18:00Z"/>
+              </w:rPr>
+            </w:pPr>
+            <w:ins w:id="92" w:author="Francesco Pietro Massel" w:date="2026-01-23T16:18:00Z">
               <w:r>
                 <w:rPr>
                   <w:rStyle w:val="s3"/>
                   <w:noProof/>
                 </w:rPr>
                 <w:pict w14:anchorId="7801AAF2">
-                  <v:rect id="_x0000_i1042" alt="" style="width:400.15pt;height:.05pt;mso-width-percent:0;mso-height-percent:0;mso-width-percent:0;mso-height-percent:0" o:hrpct="855" o:hralign="center" o:hrstd="t" o:hr="t" fillcolor="#a0a0a0" stroked="f"/>
+                  <v:rect id="_x0000_i1042" alt="" style="width:387.95pt;height:.05pt;mso-width-percent:0;mso-height-percent:0;mso-width-percent:0;mso-height-percent:0" o:hrpct="829" o:hralign="center" o:hrstd="t" o:hr="t" fillcolor="#a0a0a0" stroked="f"/>
                 </w:pict>
               </w:r>
             </w:ins>
@@ -6378,10 +6601,10 @@
             <w:pPr>
               <w:pStyle w:val="Heading2"/>
               <w:rPr>
-                <w:ins w:id="93" w:author="Francesco Pietro Massel" w:date="2026-01-23T16:17:00Z" w16du:dateUtc="2026-01-23T15:17:00Z"/>
-              </w:rPr>
-            </w:pPr>
-            <w:ins w:id="94" w:author="Francesco Pietro Massel" w:date="2026-01-23T16:17:00Z" w16du:dateUtc="2026-01-23T15:17:00Z">
+                <w:ins w:id="93" w:author="Francesco Pietro Massel" w:date="2026-01-23T16:17:00Z"/>
+              </w:rPr>
+            </w:pPr>
+            <w:ins w:id="94" w:author="Francesco Pietro Massel" w:date="2026-01-23T16:17:00Z">
               <w:r>
                 <w:t>Chapter 6</w:t>
               </w:r>
@@ -6391,10 +6614,10 @@
             <w:pPr>
               <w:pStyle w:val="p4"/>
               <w:rPr>
-                <w:ins w:id="95" w:author="Francesco Pietro Massel" w:date="2026-01-23T16:17:00Z" w16du:dateUtc="2026-01-23T15:17:00Z"/>
-              </w:rPr>
-            </w:pPr>
-            <w:ins w:id="96" w:author="Francesco Pietro Massel" w:date="2026-01-23T16:17:00Z" w16du:dateUtc="2026-01-23T15:17:00Z">
+                <w:ins w:id="95" w:author="Francesco Pietro Massel" w:date="2026-01-23T16:17:00Z"/>
+              </w:rPr>
+            </w:pPr>
+            <w:ins w:id="96" w:author="Francesco Pietro Massel" w:date="2026-01-23T16:17:00Z">
               <w:r>
                 <w:rPr>
                   <w:b/>
@@ -6408,10 +6631,10 @@
             <w:pPr>
               <w:pStyle w:val="p1"/>
               <w:rPr>
-                <w:ins w:id="97" w:author="Francesco Pietro Massel" w:date="2026-02-10T11:46:00Z" w16du:dateUtc="2026-02-10T10:46:00Z"/>
-              </w:rPr>
-            </w:pPr>
-            <w:ins w:id="98" w:author="Francesco Pietro Massel" w:date="2026-01-23T16:17:00Z" w16du:dateUtc="2026-01-23T15:17:00Z">
+                <w:ins w:id="97" w:author="Francesco Pietro Massel" w:date="2026-02-10T11:46:00Z"/>
+              </w:rPr>
+            </w:pPr>
+            <w:ins w:id="98" w:author="Francesco Pietro Massel" w:date="2026-01-23T16:17:00Z">
               <w:r>
                 <w:t>This chapter covers techniques for actively preserving coherence and suppressing noise in quantum sensors, including dynamical decoupling, composite pulse sequences, and simple error-correcting protocols. These methods deepen the treatment of decoherence and show how control techniques can extend sensor coherence times in practice.</w:t>
               </w:r>
@@ -6421,17 +6644,17 @@
             <w:pPr>
               <w:pStyle w:val="p1"/>
               <w:rPr>
-                <w:ins w:id="99" w:author="Francesco Pietro Massel" w:date="2026-01-23T16:17:00Z" w16du:dateUtc="2026-01-23T15:17:00Z"/>
-              </w:rPr>
-            </w:pPr>
-            <w:ins w:id="100" w:author="Francesco Pietro Massel" w:date="2026-01-23T16:18:00Z" w16du:dateUtc="2026-01-23T15:18:00Z">
+                <w:ins w:id="99" w:author="Francesco Pietro Massel" w:date="2026-01-23T16:17:00Z"/>
+              </w:rPr>
+            </w:pPr>
+            <w:ins w:id="100" w:author="Francesco Pietro Massel" w:date="2026-01-23T16:18:00Z">
               <w:r>
                 <w:rPr>
                   <w:rStyle w:val="s3"/>
                   <w:noProof/>
                 </w:rPr>
                 <w:pict w14:anchorId="749DB700">
-                  <v:rect id="_x0000_i1041" alt="" style="width:400.15pt;height:.05pt;mso-width-percent:0;mso-height-percent:0;mso-width-percent:0;mso-height-percent:0" o:hrpct="855" o:hralign="center" o:hrstd="t" o:hr="t" fillcolor="#a0a0a0" stroked="f"/>
+                  <v:rect id="_x0000_i1041" alt="" style="width:387.95pt;height:.05pt;mso-width-percent:0;mso-height-percent:0;mso-width-percent:0;mso-height-percent:0" o:hrpct="829" o:hralign="center" o:hrstd="t" o:hr="t" fillcolor="#a0a0a0" stroked="f"/>
                 </w:pict>
               </w:r>
             </w:ins>
@@ -6440,10 +6663,10 @@
             <w:pPr>
               <w:pStyle w:val="Heading2"/>
               <w:rPr>
-                <w:ins w:id="101" w:author="Francesco Pietro Massel" w:date="2026-02-10T11:46:00Z" w16du:dateUtc="2026-02-10T10:46:00Z"/>
-              </w:rPr>
-            </w:pPr>
-            <w:ins w:id="102" w:author="Francesco Pietro Massel" w:date="2026-02-10T11:46:00Z" w16du:dateUtc="2026-02-10T10:46:00Z">
+                <w:ins w:id="101" w:author="Francesco Pietro Massel" w:date="2026-02-10T11:46:00Z"/>
+              </w:rPr>
+            </w:pPr>
+            <w:ins w:id="102" w:author="Francesco Pietro Massel" w:date="2026-02-10T11:46:00Z">
               <w:r>
                 <w:t>Chapter 7</w:t>
               </w:r>
@@ -6453,10 +6676,10 @@
             <w:pPr>
               <w:pStyle w:val="p4"/>
               <w:rPr>
-                <w:ins w:id="103" w:author="Francesco Pietro Massel" w:date="2026-02-10T11:46:00Z" w16du:dateUtc="2026-02-10T10:46:00Z"/>
-              </w:rPr>
-            </w:pPr>
-            <w:ins w:id="104" w:author="Francesco Pietro Massel" w:date="2026-02-10T11:46:00Z" w16du:dateUtc="2026-02-10T10:46:00Z">
+                <w:ins w:id="103" w:author="Francesco Pietro Massel" w:date="2026-02-10T11:46:00Z"/>
+              </w:rPr>
+            </w:pPr>
+            <w:ins w:id="104" w:author="Francesco Pietro Massel" w:date="2026-02-10T11:46:00Z">
               <w:r>
                 <w:rPr>
                   <w:b/>
@@ -6470,13 +6693,13 @@
             <w:pPr>
               <w:pStyle w:val="p1"/>
               <w:rPr>
-                <w:ins w:id="105" w:author="Francesco Pietro Massel" w:date="2026-02-10T11:46:00Z" w16du:dateUtc="2026-02-10T10:46:00Z"/>
-              </w:rPr>
-              <w:pPrChange w:id="106" w:author="Francesco Pietro Massel" w:date="2026-02-10T11:46:00Z" w16du:dateUtc="2026-02-10T10:46:00Z">
+                <w:ins w:id="105" w:author="Francesco Pietro Massel" w:date="2026-02-10T11:46:00Z"/>
+              </w:rPr>
+              <w:pPrChange w:id="106" w:author="Francesco Pietro Massel" w:date="2026-02-10T11:46:00Z">
                 <w:pPr/>
               </w:pPrChange>
             </w:pPr>
-            <w:ins w:id="107" w:author="Francesco Pietro Massel" w:date="2026-02-10T11:46:00Z" w16du:dateUtc="2026-02-10T10:46:00Z">
+            <w:ins w:id="107" w:author="Francesco Pietro Massel" w:date="2026-02-10T11:46:00Z">
               <w:r>
                 <w:t>This chapter explores data-driven estimation methods, focusing on Bayesian inference and modern machine-learning approaches (such as reinforcement learning). It contrasts frequentist and Bayesian viewpoints and introduces Bayesian updating of probability distributions using measurement data. The chapter explains how quantum measurement outcomes define likelihood functions and how sequential updating yields posterior distributions and credible intervals. Examples include Bayesian magnetic-field estimation with NV centers and calibration of trapped-ion sensors. Practical aspects such as discretization, numerical updating, and metrics like posterior variance are discussed, with illustrative figures and code snippets.</w:t>
               </w:r>
@@ -6485,18 +6708,18 @@
           <w:p>
             <w:pPr>
               <w:rPr>
-                <w:ins w:id="108" w:author="Francesco Pietro Massel" w:date="2026-02-10T11:46:00Z" w16du:dateUtc="2026-02-10T10:46:00Z"/>
+                <w:ins w:id="108" w:author="Francesco Pietro Massel" w:date="2026-02-10T11:46:00Z"/>
                 <w:rStyle w:val="s3"/>
               </w:rPr>
             </w:pPr>
-            <w:ins w:id="109" w:author="Francesco Pietro Massel" w:date="2026-02-10T11:46:00Z" w16du:dateUtc="2026-02-10T10:46:00Z">
+            <w:ins w:id="109" w:author="Francesco Pietro Massel" w:date="2026-02-10T11:46:00Z">
               <w:r>
                 <w:rPr>
                   <w:rStyle w:val="s3"/>
                   <w:noProof/>
                 </w:rPr>
                 <w:pict w14:anchorId="32DF5B6F">
-                  <v:rect id="_x0000_i1040" alt="" style="width:412.8pt;height:.05pt;mso-width-percent:0;mso-height-percent:0;mso-width-percent:0;mso-height-percent:0" o:hrpct="882" o:hralign="center" o:hrstd="t" o:hr="t" fillcolor="#a0a0a0" stroked="f"/>
+                  <v:rect id="_x0000_i1040" alt="" style="width:400.15pt;height:.05pt;mso-width-percent:0;mso-height-percent:0;mso-width-percent:0;mso-height-percent:0" o:hrpct="855" o:hralign="center" o:hrstd="t" o:hr="t" fillcolor="#a0a0a0" stroked="f"/>
                 </w:pict>
               </w:r>
             </w:ins>
@@ -6505,10 +6728,10 @@
             <w:pPr>
               <w:pStyle w:val="Heading2"/>
               <w:rPr>
-                <w:ins w:id="110" w:author="Francesco Pietro Massel" w:date="2026-02-10T11:46:00Z" w16du:dateUtc="2026-02-10T10:46:00Z"/>
-              </w:rPr>
-            </w:pPr>
-            <w:ins w:id="111" w:author="Francesco Pietro Massel" w:date="2026-02-10T11:46:00Z" w16du:dateUtc="2026-02-10T10:46:00Z">
+                <w:ins w:id="110" w:author="Francesco Pietro Massel" w:date="2026-02-10T11:46:00Z"/>
+              </w:rPr>
+            </w:pPr>
+            <w:ins w:id="111" w:author="Francesco Pietro Massel" w:date="2026-02-10T11:46:00Z">
               <w:r>
                 <w:t>Chapter 8</w:t>
               </w:r>
@@ -6518,10 +6741,10 @@
             <w:pPr>
               <w:pStyle w:val="p4"/>
               <w:rPr>
-                <w:ins w:id="112" w:author="Francesco Pietro Massel" w:date="2026-02-10T11:46:00Z" w16du:dateUtc="2026-02-10T10:46:00Z"/>
-              </w:rPr>
-            </w:pPr>
-            <w:ins w:id="113" w:author="Francesco Pietro Massel" w:date="2026-02-10T11:46:00Z" w16du:dateUtc="2026-02-10T10:46:00Z">
+                <w:ins w:id="112" w:author="Francesco Pietro Massel" w:date="2026-02-10T11:46:00Z"/>
+              </w:rPr>
+            </w:pPr>
+            <w:ins w:id="113" w:author="Francesco Pietro Massel" w:date="2026-02-10T11:46:00Z">
               <w:r>
                 <w:rPr>
                   <w:b/>
@@ -6535,10 +6758,10 @@
             <w:pPr>
               <w:pStyle w:val="p1"/>
               <w:rPr>
-                <w:ins w:id="114" w:author="Francesco Pietro Massel" w:date="2026-02-10T11:46:00Z" w16du:dateUtc="2026-02-10T10:46:00Z"/>
-              </w:rPr>
-            </w:pPr>
-            <w:ins w:id="115" w:author="Francesco Pietro Massel" w:date="2026-02-10T11:46:00Z" w16du:dateUtc="2026-02-10T10:46:00Z">
+                <w:ins w:id="114" w:author="Francesco Pietro Massel" w:date="2026-02-10T11:46:00Z"/>
+              </w:rPr>
+            </w:pPr>
+            <w:ins w:id="115" w:author="Francesco Pietro Massel" w:date="2026-02-10T11:46:00Z">
               <w:r>
                 <w:t>This chapter explores how multiple quantum sensors can be networked or entangled to perform enhanced measurements, such as entangled clock networks or magnetometer arrays. It reviews theoretical proposals and early experiments in distributed quantum sensing and discusses how correlations between sensors can improve spatial resolution and differential measurements.</w:t>
               </w:r>
@@ -6548,7 +6771,7 @@
             <w:pPr>
               <w:pStyle w:val="Heading2"/>
               <w:rPr>
-                <w:ins w:id="116" w:author="Francesco Pietro Massel" w:date="2026-02-10T11:46:00Z" w16du:dateUtc="2026-02-10T10:46:00Z"/>
+                <w:ins w:id="116" w:author="Francesco Pietro Massel" w:date="2026-02-10T11:46:00Z"/>
               </w:rPr>
             </w:pPr>
           </w:p>
@@ -6556,10 +6779,10 @@
             <w:pPr>
               <w:pStyle w:val="Heading2"/>
               <w:rPr>
-                <w:ins w:id="117" w:author="Francesco Pietro Massel" w:date="2026-01-23T16:06:00Z" w16du:dateUtc="2026-01-23T15:06:00Z"/>
-              </w:rPr>
-            </w:pPr>
-            <w:ins w:id="118" w:author="Francesco Pietro Massel" w:date="2026-01-23T16:06:00Z" w16du:dateUtc="2026-01-23T15:06:00Z">
+                <w:ins w:id="117" w:author="Francesco Pietro Massel" w:date="2026-01-23T16:06:00Z"/>
+              </w:rPr>
+            </w:pPr>
+            <w:ins w:id="118" w:author="Francesco Pietro Massel" w:date="2026-01-23T16:06:00Z">
               <w:r>
                 <w:rPr>
                   <w:rStyle w:val="s3"/>
@@ -6567,7 +6790,7 @@
                 </w:rPr>
                 <w:lastRenderedPageBreak/>
                 <w:pict w14:anchorId="4DA504C9">
-                  <v:rect id="_x0000_i1039" alt="" style="width:400.15pt;height:.05pt;mso-width-percent:0;mso-height-percent:0;mso-width-percent:0;mso-height-percent:0" o:hrpct="855" o:hralign="center" o:hrstd="t" o:hr="t" fillcolor="#a0a0a0" stroked="f"/>
+                  <v:rect id="_x0000_i1039" alt="" style="width:387.95pt;height:.05pt;mso-width-percent:0;mso-height-percent:0;mso-width-percent:0;mso-height-percent:0" o:hrpct="829" o:hralign="center" o:hrstd="t" o:hr="t" fillcolor="#a0a0a0" stroked="f"/>
                 </w:pict>
               </w:r>
             </w:ins>
@@ -6579,12 +6802,12 @@
             <w:r>
               <w:t xml:space="preserve">Chapter </w:t>
             </w:r>
-            <w:ins w:id="119" w:author="Francesco Pietro Massel" w:date="2026-02-10T11:45:00Z" w16du:dateUtc="2026-02-10T10:45:00Z">
+            <w:ins w:id="119" w:author="Francesco Pietro Massel" w:date="2026-02-10T11:45:00Z">
               <w:r>
                 <w:t>9</w:t>
               </w:r>
             </w:ins>
-            <w:del w:id="120" w:author="Francesco Pietro Massel" w:date="2026-01-23T15:59:00Z" w16du:dateUtc="2026-01-23T14:59:00Z">
+            <w:del w:id="120" w:author="Francesco Pietro Massel" w:date="2026-01-23T15:59:00Z">
               <w:r>
                 <w:delText>4</w:delText>
               </w:r>
@@ -6594,7 +6817,7 @@
             <w:pPr>
               <w:pStyle w:val="p3"/>
               <w:rPr>
-                <w:del w:id="121" w:author="Francesco Pietro Massel" w:date="2026-01-23T15:50:00Z" w16du:dateUtc="2026-01-23T14:50:00Z"/>
+                <w:del w:id="121" w:author="Francesco Pietro Massel" w:date="2026-01-23T15:50:00Z"/>
               </w:rPr>
             </w:pPr>
           </w:p>
@@ -6621,7 +6844,7 @@
               </w:rPr>
               <w:commentReference w:id="122"/>
             </w:r>
-            <w:ins w:id="123" w:author="Francesco Pietro Massel" w:date="2026-01-23T16:37:00Z" w16du:dateUtc="2026-01-23T15:37:00Z">
+            <w:ins w:id="123" w:author="Francesco Pietro Massel" w:date="2026-01-23T16:37:00Z">
               <w:r>
                 <w:rPr>
                   <w:b/>
@@ -6630,7 +6853,7 @@
                 <w:t xml:space="preserve">: electromagnetic field </w:t>
               </w:r>
             </w:ins>
-            <w:ins w:id="124" w:author="Francesco Pietro Massel" w:date="2026-01-23T16:39:00Z" w16du:dateUtc="2026-01-23T15:39:00Z">
+            <w:ins w:id="124" w:author="Francesco Pietro Massel" w:date="2026-01-23T16:39:00Z">
               <w:r>
                 <w:rPr>
                   <w:b/>
@@ -6644,40 +6867,40 @@
             <w:pPr>
               <w:pStyle w:val="p1"/>
               <w:rPr>
-                <w:ins w:id="125" w:author="Francesco Pietro Massel" w:date="2026-02-10T11:46:00Z" w16du:dateUtc="2026-02-10T10:46:00Z"/>
-              </w:rPr>
-            </w:pPr>
-            <w:ins w:id="126" w:author="Francesco Pietro Massel" w:date="2026-01-23T16:37:00Z" w16du:dateUtc="2026-01-23T15:37:00Z">
+                <w:ins w:id="125" w:author="Francesco Pietro Massel" w:date="2026-02-10T11:46:00Z"/>
+              </w:rPr>
+            </w:pPr>
+            <w:ins w:id="126" w:author="Francesco Pietro Massel" w:date="2026-01-23T16:37:00Z">
               <w:r>
                 <w:t>This chapter surveys platforms and protocols that measure electric and magnetic fields from DC to optical frequencies. It covers solid-state defect spins (e.g., NV centers) and alkali vapor cells for magnetometry, SQUIDs and Josephson devices for ultra-sensitive flux detection, and superconducting qubits/resonators and parametric amplifiers for microwave sensing. Rydberg-atom electrometers are presented for RF/THz electric-field metrology, alongside integrated and free-space photonic interferometers for optical phase/intensity sensing (including squeezed-light enhancement). Canonical readout schemes—Ramsey spectroscopy (Zeeman/Stark shifts), Mach–Zehnder interferometry, balanced homodyne/heterodyne, and photon counting—are reviewed. The focus is on how these quantum systems are prepared, controlled, and read out to extract E- and B-field information across frequency bands.</w:t>
               </w:r>
             </w:ins>
-            <w:del w:id="127" w:author="Francesco Pietro Massel" w:date="2026-01-23T16:37:00Z" w16du:dateUtc="2026-01-23T15:37:00Z">
+            <w:del w:id="127" w:author="Francesco Pietro Massel" w:date="2026-01-23T16:37:00Z">
               <w:r>
                 <w:delText xml:space="preserve">This chapter surveys key physical platforms and protocols used as quantum sensors. It explains </w:delText>
               </w:r>
             </w:del>
-            <w:del w:id="128" w:author="Francesco Pietro Massel" w:date="2026-01-23T16:23:00Z" w16du:dateUtc="2026-01-23T15:23:00Z">
+            <w:del w:id="128" w:author="Francesco Pietro Massel" w:date="2026-01-23T16:23:00Z">
               <w:r>
                 <w:delText>NV centers in diamond</w:delText>
               </w:r>
             </w:del>
-            <w:del w:id="129" w:author="Francesco Pietro Massel" w:date="2026-01-23T16:37:00Z" w16du:dateUtc="2026-01-23T15:37:00Z">
+            <w:del w:id="129" w:author="Francesco Pietro Massel" w:date="2026-01-23T16:37:00Z">
               <w:r>
                 <w:delText>—atomic-scale spin defects enabling room-temperature nanoscale magnetometry—and highlights their sensitivity and wide application range. Superconducting circuits and qubits are discussed as tunable GHz-frequency devices for microwave sensing. Trapped ions and neutral atoms are presented as precision sensors for time, frequency and inertial measurements, including atomic clocks and atom-interferometer gravimeters. The chapter also reviews canonical interferometric sensing schemes: Ramsey interferometry as a phase-estimation protocol</w:delText>
               </w:r>
             </w:del>
-            <w:del w:id="130" w:author="Francesco Pietro Massel" w:date="2026-01-23T16:26:00Z" w16du:dateUtc="2026-01-23T15:26:00Z">
+            <w:del w:id="130" w:author="Francesco Pietro Massel" w:date="2026-01-23T16:26:00Z">
               <w:r>
                 <w:delText xml:space="preserve"> and</w:delText>
               </w:r>
             </w:del>
-            <w:del w:id="131" w:author="Francesco Pietro Massel" w:date="2026-01-23T16:37:00Z" w16du:dateUtc="2026-01-23T15:37:00Z">
+            <w:del w:id="131" w:author="Francesco Pietro Massel" w:date="2026-01-23T16:37:00Z">
               <w:r>
                 <w:delText xml:space="preserve"> Mach–Zehnder interferometry for optical phase sensing</w:delText>
               </w:r>
             </w:del>
-            <w:del w:id="132" w:author="Francesco Pietro Massel" w:date="2026-01-23T16:25:00Z" w16du:dateUtc="2026-01-23T15:25:00Z">
+            <w:del w:id="132" w:author="Francesco Pietro Massel" w:date="2026-01-23T16:25:00Z">
               <w:r>
                 <w:delText>.</w:delText>
               </w:r>
@@ -6687,17 +6910,17 @@
             <w:pPr>
               <w:pStyle w:val="p1"/>
               <w:rPr>
-                <w:ins w:id="133" w:author="Francesco Pietro Massel" w:date="2026-01-23T16:37:00Z" w16du:dateUtc="2026-01-23T15:37:00Z"/>
-              </w:rPr>
-            </w:pPr>
-            <w:ins w:id="134" w:author="Francesco Pietro Massel" w:date="2026-01-23T16:18:00Z" w16du:dateUtc="2026-01-23T15:18:00Z">
+                <w:ins w:id="133" w:author="Francesco Pietro Massel" w:date="2026-01-23T16:37:00Z"/>
+              </w:rPr>
+            </w:pPr>
+            <w:ins w:id="134" w:author="Francesco Pietro Massel" w:date="2026-01-23T16:18:00Z">
               <w:r>
                 <w:rPr>
                   <w:rStyle w:val="s3"/>
                   <w:noProof/>
                 </w:rPr>
                 <w:pict w14:anchorId="2AB18724">
-                  <v:rect id="_x0000_i1038" alt="" style="width:400.15pt;height:.05pt;mso-width-percent:0;mso-height-percent:0;mso-width-percent:0;mso-height-percent:0" o:hrpct="855" o:hralign="center" o:hrstd="t" o:hr="t" fillcolor="#a0a0a0" stroked="f"/>
+                  <v:rect id="_x0000_i1038" alt="" style="width:387.95pt;height:.05pt;mso-width-percent:0;mso-height-percent:0;mso-width-percent:0;mso-height-percent:0" o:hrpct="829" o:hralign="center" o:hrstd="t" o:hr="t" fillcolor="#a0a0a0" stroked="f"/>
                 </w:pict>
               </w:r>
             </w:ins>
@@ -6706,18 +6929,18 @@
             <w:pPr>
               <w:pStyle w:val="Heading2"/>
               <w:rPr>
-                <w:ins w:id="135" w:author="Francesco Pietro Massel" w:date="2026-01-23T16:38:00Z" w16du:dateUtc="2026-01-23T15:38:00Z"/>
+                <w:ins w:id="135" w:author="Francesco Pietro Massel" w:date="2026-01-23T16:38:00Z"/>
               </w:rPr>
             </w:pPr>
             <w:r>
               <w:t xml:space="preserve"> </w:t>
             </w:r>
-            <w:ins w:id="136" w:author="Francesco Pietro Massel" w:date="2026-01-23T16:38:00Z" w16du:dateUtc="2026-01-23T15:38:00Z">
+            <w:ins w:id="136" w:author="Francesco Pietro Massel" w:date="2026-01-23T16:38:00Z">
               <w:r>
                 <w:t xml:space="preserve">Chapter </w:t>
               </w:r>
             </w:ins>
-            <w:ins w:id="137" w:author="Francesco Pietro Massel" w:date="2026-02-10T11:45:00Z" w16du:dateUtc="2026-02-10T10:45:00Z">
+            <w:ins w:id="137" w:author="Francesco Pietro Massel" w:date="2026-02-10T11:45:00Z">
               <w:r>
                 <w:t>10</w:t>
               </w:r>
@@ -6727,12 +6950,12 @@
             <w:pPr>
               <w:pStyle w:val="p4"/>
               <w:rPr>
-                <w:ins w:id="138" w:author="Francesco Pietro Massel" w:date="2026-01-23T16:38:00Z" w16du:dateUtc="2026-01-23T15:38:00Z"/>
+                <w:ins w:id="138" w:author="Francesco Pietro Massel" w:date="2026-01-23T16:38:00Z"/>
               </w:rPr>
             </w:pPr>
             <w:commentRangeStart w:id="139"/>
             <w:commentRangeStart w:id="140"/>
-            <w:ins w:id="141" w:author="Francesco Pietro Massel" w:date="2026-01-23T16:38:00Z" w16du:dateUtc="2026-01-23T15:38:00Z">
+            <w:ins w:id="141" w:author="Francesco Pietro Massel" w:date="2026-01-23T16:38:00Z">
               <w:r>
                 <w:rPr>
                   <w:b/>
@@ -6763,7 +6986,7 @@
               </w:rPr>
               <w:commentReference w:id="140"/>
             </w:r>
-            <w:ins w:id="142" w:author="Francesco Pietro Massel" w:date="2026-01-23T16:38:00Z" w16du:dateUtc="2026-01-23T15:38:00Z">
+            <w:ins w:id="142" w:author="Francesco Pietro Massel" w:date="2026-01-23T16:38:00Z">
               <w:r>
                 <w:rPr>
                   <w:b/>
@@ -6772,7 +6995,7 @@
                 <w:t xml:space="preserve">: </w:t>
               </w:r>
             </w:ins>
-            <w:ins w:id="143" w:author="Francesco Pietro Massel" w:date="2026-01-23T16:39:00Z" w16du:dateUtc="2026-01-23T15:39:00Z">
+            <w:ins w:id="143" w:author="Francesco Pietro Massel" w:date="2026-01-23T16:39:00Z">
               <w:r>
                 <w:rPr>
                   <w:b/>
@@ -6788,7 +7011,7 @@
               </w:rPr>
               <w:t>lectro</w:t>
             </w:r>
-            <w:ins w:id="144" w:author="Francesco Pietro Massel" w:date="2026-01-23T16:39:00Z" w16du:dateUtc="2026-01-23T15:39:00Z">
+            <w:ins w:id="144" w:author="Francesco Pietro Massel" w:date="2026-01-23T16:39:00Z">
               <w:r>
                 <w:rPr>
                   <w:b/>
@@ -6804,7 +7027,7 @@
               </w:rPr>
               <w:t>agnetism</w:t>
             </w:r>
-            <w:ins w:id="145" w:author="Francesco Pietro Massel" w:date="2026-01-23T16:39:00Z" w16du:dateUtc="2026-01-23T15:39:00Z">
+            <w:ins w:id="145" w:author="Francesco Pietro Massel" w:date="2026-01-23T16:39:00Z">
               <w:r>
                 <w:rPr>
                   <w:b/>
@@ -6818,26 +7041,34 @@
             <w:pPr>
               <w:pStyle w:val="p1"/>
               <w:rPr>
-                <w:ins w:id="146" w:author="g.f.lange@fys.uio.no" w:date="2026-01-17T20:52:00Z" w16du:dateUtc="2026-01-17T20:52:17Z"/>
-                <w:del w:id="147" w:author="Francesco Pietro Massel" w:date="2026-02-10T11:46:00Z" w16du:dateUtc="2026-02-10T10:46:00Z"/>
-              </w:rPr>
-            </w:pPr>
-            <w:ins w:id="148" w:author="Francesco Pietro Massel" w:date="2026-01-23T16:39:00Z" w16du:dateUtc="2026-01-23T15:39:00Z">
-              <w:r>
-                <w:t xml:space="preserve">This chapter treats signals beyond electromagnetic fields: inertial and gravitational sensing (acceleration, rotation, gravity gradients) with light-pulse atom interferometers and levitated optomechanics; force, displacement, and torque detection using cavity/levitated mechanical sensors and </w:t>
+                <w:ins w:id="146" w:author="g.f.lange@fys.uio.no" w:date="2026-01-17T20:52:00Z"/>
+                <w:del w:id="147" w:author="Francesco Pietro Massel" w:date="2026-02-10T11:46:00Z"/>
+              </w:rPr>
+            </w:pPr>
+            <w:ins w:id="148" w:author="Francesco Pietro Massel" w:date="2026-01-23T16:39:00Z">
+              <w:r>
+                <w:t xml:space="preserve">This chapter treats signals beyond electromagnetic fields: inertial and gravitational sensing (acceleration, rotation, gravity gradients) with light-pulse atom interferometers and levitated </w:t>
+              </w:r>
+              <w:proofErr w:type="spellStart"/>
+              <w:r>
+                <w:t>optomechanics</w:t>
+              </w:r>
+              <w:proofErr w:type="spellEnd"/>
+              <w:r>
+                <w:t xml:space="preserve">; force, displacement, and torque detection using cavity/levitated mechanical sensors and </w:t>
               </w:r>
             </w:ins>
-            <w:ins w:id="149" w:author="Francesco Pietro Massel" w:date="2026-01-23T16:40:00Z" w16du:dateUtc="2026-01-23T15:40:00Z">
+            <w:ins w:id="149" w:author="Francesco Pietro Massel" w:date="2026-01-23T16:40:00Z">
               <w:r>
                 <w:t>magnetic force resonant microscopy</w:t>
               </w:r>
             </w:ins>
-            <w:ins w:id="150" w:author="Francesco Pietro Massel" w:date="2026-01-23T16:39:00Z" w16du:dateUtc="2026-01-23T15:39:00Z">
+            <w:ins w:id="150" w:author="Francesco Pietro Massel" w:date="2026-01-23T16:39:00Z">
               <w:r>
                 <w:t>;</w:t>
               </w:r>
             </w:ins>
-            <w:ins w:id="151" w:author="Francesco Pietro Massel" w:date="2026-01-23T16:40:00Z" w16du:dateUtc="2026-01-23T15:40:00Z">
+            <w:ins w:id="151" w:author="Francesco Pietro Massel" w:date="2026-01-23T16:40:00Z">
               <w:r>
                 <w:t xml:space="preserve"> </w:t>
               </w:r>
@@ -6858,7 +7089,7 @@
               </w:rPr>
               <w:commentReference w:id="152"/>
             </w:r>
-            <w:ins w:id="153" w:author="Francesco Pietro Massel" w:date="2026-01-23T16:40:00Z" w16du:dateUtc="2026-01-23T15:40:00Z">
+            <w:ins w:id="153" w:author="Francesco Pietro Massel" w:date="2026-01-23T16:40:00Z">
               <w:r>
                 <w:t xml:space="preserve">, qubits, </w:t>
               </w:r>
@@ -6878,22 +7109,22 @@
                 <w:t xml:space="preserve">. </w:t>
               </w:r>
             </w:ins>
-            <w:ins w:id="154" w:author="Francesco Pietro Massel" w:date="2026-01-23T16:41:00Z" w16du:dateUtc="2026-01-23T15:41:00Z">
+            <w:ins w:id="154" w:author="Francesco Pietro Massel" w:date="2026-01-23T16:41:00Z">
               <w:r>
                 <w:t xml:space="preserve">As in the previous chapter strong emphasis is placed on translating </w:t>
               </w:r>
             </w:ins>
-            <w:ins w:id="155" w:author="Francesco Pietro Massel" w:date="2026-01-23T16:42:00Z" w16du:dateUtc="2026-01-23T15:42:00Z">
+            <w:ins w:id="155" w:author="Francesco Pietro Massel" w:date="2026-01-23T16:42:00Z">
               <w:r>
                 <w:t xml:space="preserve">general control of these systems to practical readout </w:t>
               </w:r>
             </w:ins>
-            <w:ins w:id="156" w:author="Francesco Pietro Massel" w:date="2026-01-23T16:43:00Z" w16du:dateUtc="2026-01-23T15:43:00Z">
+            <w:ins w:id="156" w:author="Francesco Pietro Massel" w:date="2026-01-23T16:43:00Z">
               <w:r>
                 <w:t>of signals (non-EM here).</w:t>
               </w:r>
             </w:ins>
-            <w:del w:id="157" w:author="Francesco Pietro Massel" w:date="2026-01-23T16:38:00Z" w16du:dateUtc="2026-01-23T15:38:00Z">
+            <w:del w:id="157" w:author="Francesco Pietro Massel" w:date="2026-01-23T16:38:00Z">
               <w:r>
                 <w:delText>The focus is on how quantum systems are controlled and read out to detect fields or forces. In summary, the chapter connects abstract principles to concrete sensor hardware and experimental methods.</w:delText>
               </w:r>
@@ -6903,42 +7134,42 @@
             <w:pPr>
               <w:pStyle w:val="p1"/>
               <w:rPr>
-                <w:del w:id="158" w:author="Francesco Pietro Massel" w:date="2026-02-10T11:46:00Z" w16du:dateUtc="2026-02-10T10:46:00Z"/>
-              </w:rPr>
-            </w:pPr>
-          </w:p>
-          <w:p>
-            <w:pPr>
-              <w:rPr>
-                <w:del w:id="159" w:author="Francesco Pietro Massel" w:date="2026-01-23T16:02:00Z" w16du:dateUtc="2026-01-23T15:02:00Z"/>
+                <w:del w:id="158" w:author="Francesco Pietro Massel" w:date="2026-02-10T11:46:00Z"/>
+              </w:rPr>
+            </w:pPr>
+          </w:p>
+          <w:p>
+            <w:pPr>
+              <w:rPr>
+                <w:del w:id="159" w:author="Francesco Pietro Massel" w:date="2026-01-23T16:02:00Z"/>
                 <w:b/>
-                <w:rPrChange w:id="160" w:author="g.f.lange@fys.uio.no" w:date="2026-02-10T11:22:00Z" w16du:dateUtc="2026-02-10T10:22:00Z">
+                <w:rPrChange w:id="160" w:author="g.f.lange@fys.uio.no" w:date="2026-02-10T11:22:00Z">
                   <w:rPr>
-                    <w:del w:id="161" w:author="Francesco Pietro Massel" w:date="2026-01-23T16:02:00Z" w16du:dateUtc="2026-01-23T15:02:00Z"/>
+                    <w:del w:id="161" w:author="Francesco Pietro Massel" w:date="2026-01-23T16:02:00Z"/>
                     <w:rStyle w:val="s3"/>
                   </w:rPr>
                 </w:rPrChange>
               </w:rPr>
             </w:pPr>
-            <w:del w:id="162" w:author="Francesco Pietro Massel" w:date="2026-01-23T16:06:00Z" w16du:dateUtc="2026-01-23T15:06:00Z">
+            <w:del w:id="162" w:author="Francesco Pietro Massel" w:date="2026-01-23T16:06:00Z">
               <w:r>
                 <w:rPr>
                   <w:rStyle w:val="s3"/>
                   <w:noProof/>
                 </w:rPr>
                 <w:pict w14:anchorId="72FA488E">
-                  <v:rect id="_x0000_i1037" alt="" style="width:400.15pt;height:.05pt;mso-width-percent:0;mso-height-percent:0;mso-width-percent:0;mso-height-percent:0" o:hrpct="855" o:hralign="center" o:hrstd="t" o:hr="t" fillcolor="#a0a0a0" stroked="f"/>
+                  <v:rect id="_x0000_i1037" alt="" style="width:387.95pt;height:.05pt;mso-width-percent:0;mso-height-percent:0;mso-width-percent:0;mso-height-percent:0" o:hrpct="829" o:hralign="center" o:hrstd="t" o:hr="t" fillcolor="#a0a0a0" stroked="f"/>
                 </w:pict>
               </w:r>
             </w:del>
-            <w:del w:id="163" w:author="Francesco Pietro Massel" w:date="2026-02-10T11:46:00Z" w16du:dateUtc="2026-02-10T10:46:00Z">
+            <w:del w:id="163" w:author="Francesco Pietro Massel" w:date="2026-02-10T11:46:00Z">
               <w:r>
                 <w:rPr>
                   <w:rStyle w:val="s3"/>
                   <w:noProof/>
                 </w:rPr>
                 <w:pict w14:anchorId="7041F17D">
-                  <v:rect id="_x0000_i1036" alt="" style="width:412.8pt;height:.05pt;mso-width-percent:0;mso-height-percent:0;mso-width-percent:0;mso-height-percent:0" o:hrpct="882" o:hralign="center" o:hrstd="t" o:hr="t" fillcolor="#a0a0a0" stroked="f"/>
+                  <v:rect id="_x0000_i1036" alt="" style="width:400.15pt;height:.05pt;mso-width-percent:0;mso-height-percent:0;mso-width-percent:0;mso-height-percent:0" o:hrpct="855" o:hralign="center" o:hrstd="t" o:hr="t" fillcolor="#a0a0a0" stroked="f"/>
                 </w:pict>
               </w:r>
             </w:del>
@@ -6947,10 +7178,10 @@
             <w:pPr>
               <w:pStyle w:val="Heading2"/>
               <w:rPr>
-                <w:del w:id="164" w:author="Francesco Pietro Massel" w:date="2026-01-23T15:59:00Z" w16du:dateUtc="2026-01-23T14:59:00Z"/>
-              </w:rPr>
-            </w:pPr>
-            <w:del w:id="165" w:author="Francesco Pietro Massel" w:date="2026-01-23T15:59:00Z" w16du:dateUtc="2026-01-23T14:59:00Z">
+                <w:del w:id="164" w:author="Francesco Pietro Massel" w:date="2026-01-23T15:59:00Z"/>
+              </w:rPr>
+            </w:pPr>
+            <w:del w:id="165" w:author="Francesco Pietro Massel" w:date="2026-01-23T15:59:00Z">
               <w:r>
                 <w:delText>Chapter 5</w:delText>
               </w:r>
@@ -6960,7 +7191,7 @@
             <w:pPr>
               <w:pStyle w:val="p3"/>
               <w:rPr>
-                <w:del w:id="166" w:author="Francesco Pietro Massel" w:date="2026-01-23T15:59:00Z" w16du:dateUtc="2026-01-23T14:59:00Z"/>
+                <w:del w:id="166" w:author="Francesco Pietro Massel" w:date="2026-01-23T15:59:00Z"/>
               </w:rPr>
             </w:pPr>
           </w:p>
@@ -6968,11 +7199,11 @@
             <w:pPr>
               <w:pStyle w:val="p4"/>
               <w:rPr>
-                <w:del w:id="167" w:author="Francesco Pietro Massel" w:date="2026-01-23T15:59:00Z" w16du:dateUtc="2026-01-23T14:59:00Z"/>
+                <w:del w:id="167" w:author="Francesco Pietro Massel" w:date="2026-01-23T15:59:00Z"/>
               </w:rPr>
             </w:pPr>
             <w:commentRangeStart w:id="168"/>
-            <w:del w:id="169" w:author="Francesco Pietro Massel" w:date="2026-01-23T15:59:00Z" w16du:dateUtc="2026-01-23T14:59:00Z">
+            <w:del w:id="169" w:author="Francesco Pietro Massel" w:date="2026-01-23T15:59:00Z">
               <w:r>
                 <w:rPr>
                   <w:b/>
@@ -6995,10 +7226,10 @@
             <w:pPr>
               <w:pStyle w:val="p1"/>
               <w:rPr>
-                <w:del w:id="170" w:author="Francesco Pietro Massel" w:date="2026-01-23T15:59:00Z" w16du:dateUtc="2026-01-23T14:59:00Z"/>
-              </w:rPr>
-            </w:pPr>
-            <w:del w:id="171" w:author="Francesco Pietro Massel" w:date="2026-01-23T15:59:00Z" w16du:dateUtc="2026-01-23T14:59:00Z">
+                <w:del w:id="170" w:author="Francesco Pietro Massel" w:date="2026-01-23T15:59:00Z"/>
+              </w:rPr>
+            </w:pPr>
+            <w:del w:id="171" w:author="Francesco Pietro Massel" w:date="2026-01-23T15:59:00Z">
               <w:r>
                 <w:delText>This chapter addresses the inevitable interaction of quantum sensors with their environment and the resulting noise processes. It introduces open-system models and the Lindblad master equation for Markovian decoherence, explaining relaxation and dephasing mechanisms. Typical noise sources—magnetic background fluctuations, Johnson noise, phonons—are discussed in terms of how they enter Lindblad operators. The chapter shows how decoherence limits sensor performance by reducing coherence time and sensitivity, and briefly reviews methods to characterize noise such as spin-echo sequences. Overall, the chapter equips the reader with tools to model realistic sensors and predict noise-limited performance.</w:delText>
               </w:r>
@@ -7007,29 +7238,29 @@
           <w:p>
             <w:pPr>
               <w:rPr>
-                <w:del w:id="172" w:author="Francesco Pietro Massel" w:date="2026-01-23T16:18:00Z" w16du:dateUtc="2026-01-23T15:18:00Z"/>
+                <w:del w:id="172" w:author="Francesco Pietro Massel" w:date="2026-01-23T16:18:00Z"/>
                 <w:rStyle w:val="s3"/>
               </w:rPr>
             </w:pPr>
-            <w:del w:id="173" w:author="Francesco Pietro Massel" w:date="2026-01-23T16:00:00Z" w16du:dateUtc="2026-01-23T15:00:00Z">
+            <w:del w:id="173" w:author="Francesco Pietro Massel" w:date="2026-01-23T16:00:00Z">
               <w:r>
                 <w:rPr>
                   <w:rStyle w:val="s3"/>
                   <w:noProof/>
                 </w:rPr>
                 <w:pict w14:anchorId="1BF391BD">
-                  <v:rect id="_x0000_i1035" alt="" style="width:400.15pt;height:.05pt;mso-width-percent:0;mso-height-percent:0;mso-width-percent:0;mso-height-percent:0" o:hrpct="855" o:hralign="center" o:hrstd="t" o:hr="t" fillcolor="#a0a0a0" stroked="f"/>
+                  <v:rect id="_x0000_i1035" alt="" style="width:387.95pt;height:.05pt;mso-width-percent:0;mso-height-percent:0;mso-width-percent:0;mso-height-percent:0" o:hrpct="829" o:hralign="center" o:hrstd="t" o:hr="t" fillcolor="#a0a0a0" stroked="f"/>
                 </w:pict>
               </w:r>
             </w:del>
-            <w:del w:id="174" w:author="Francesco Pietro Massel" w:date="2026-02-10T11:46:00Z" w16du:dateUtc="2026-02-10T10:46:00Z">
+            <w:del w:id="174" w:author="Francesco Pietro Massel" w:date="2026-02-10T11:46:00Z">
               <w:r>
                 <w:rPr>
                   <w:rStyle w:val="s3"/>
                   <w:noProof/>
                 </w:rPr>
                 <w:pict w14:anchorId="1C678276">
-                  <v:rect id="_x0000_i1034" alt="" style="width:412.8pt;height:.05pt;mso-width-percent:0;mso-height-percent:0;mso-width-percent:0;mso-height-percent:0" o:hrpct="882" o:hralign="center" o:hrstd="t" o:hr="t" fillcolor="#a0a0a0" stroked="f"/>
+                  <v:rect id="_x0000_i1034" alt="" style="width:400.15pt;height:.05pt;mso-width-percent:0;mso-height-percent:0;mso-width-percent:0;mso-height-percent:0" o:hrpct="855" o:hralign="center" o:hrstd="t" o:hr="t" fillcolor="#a0a0a0" stroked="f"/>
                 </w:pict>
               </w:r>
             </w:del>
@@ -7038,15 +7269,15 @@
             <w:pPr>
               <w:pStyle w:val="Heading2"/>
               <w:rPr>
-                <w:del w:id="175" w:author="Francesco Pietro Massel" w:date="2026-01-23T16:06:00Z" w16du:dateUtc="2026-01-23T15:06:00Z"/>
-              </w:rPr>
-            </w:pPr>
-            <w:del w:id="176" w:author="Francesco Pietro Massel" w:date="2026-01-23T16:06:00Z" w16du:dateUtc="2026-01-23T15:06:00Z">
+                <w:del w:id="175" w:author="Francesco Pietro Massel" w:date="2026-01-23T16:06:00Z"/>
+              </w:rPr>
+            </w:pPr>
+            <w:del w:id="176" w:author="Francesco Pietro Massel" w:date="2026-01-23T16:06:00Z">
               <w:r>
                 <w:delText xml:space="preserve">Chapter </w:delText>
               </w:r>
             </w:del>
-            <w:del w:id="177" w:author="Francesco Pietro Massel" w:date="2026-01-23T16:05:00Z" w16du:dateUtc="2026-01-23T15:05:00Z">
+            <w:del w:id="177" w:author="Francesco Pietro Massel" w:date="2026-01-23T16:05:00Z">
               <w:r>
                 <w:delText>6</w:delText>
               </w:r>
@@ -7056,7 +7287,7 @@
             <w:pPr>
               <w:pStyle w:val="p3"/>
               <w:rPr>
-                <w:del w:id="178" w:author="Francesco Pietro Massel" w:date="2026-01-23T16:02:00Z" w16du:dateUtc="2026-01-23T15:02:00Z"/>
+                <w:del w:id="178" w:author="Francesco Pietro Massel" w:date="2026-01-23T16:02:00Z"/>
               </w:rPr>
             </w:pPr>
           </w:p>
@@ -7064,10 +7295,10 @@
             <w:pPr>
               <w:pStyle w:val="p4"/>
               <w:rPr>
-                <w:del w:id="179" w:author="Francesco Pietro Massel" w:date="2026-01-23T16:06:00Z" w16du:dateUtc="2026-01-23T15:06:00Z"/>
-              </w:rPr>
-            </w:pPr>
-            <w:del w:id="180" w:author="Francesco Pietro Massel" w:date="2026-01-23T16:06:00Z" w16du:dateUtc="2026-01-23T15:06:00Z">
+                <w:del w:id="179" w:author="Francesco Pietro Massel" w:date="2026-01-23T16:06:00Z"/>
+              </w:rPr>
+            </w:pPr>
+            <w:del w:id="180" w:author="Francesco Pietro Massel" w:date="2026-01-23T16:06:00Z">
               <w:r>
                 <w:rPr>
                   <w:b/>
@@ -7081,10 +7312,10 @@
             <w:pPr>
               <w:pStyle w:val="p1"/>
               <w:rPr>
-                <w:del w:id="181" w:author="Francesco Pietro Massel" w:date="2026-01-23T16:06:00Z" w16du:dateUtc="2026-01-23T15:06:00Z"/>
-              </w:rPr>
-            </w:pPr>
-            <w:del w:id="182" w:author="Francesco Pietro Massel" w:date="2026-01-23T16:06:00Z" w16du:dateUtc="2026-01-23T15:06:00Z">
+                <w:del w:id="181" w:author="Francesco Pietro Massel" w:date="2026-01-23T16:06:00Z"/>
+              </w:rPr>
+            </w:pPr>
+            <w:del w:id="182" w:author="Francesco Pietro Massel" w:date="2026-01-23T16:06:00Z">
               <w:r>
                 <w:delText xml:space="preserve">This chapter develops the statistical theory underlying precision measurement. It begins with classical estimation theory, introducing Fisher information and the Cramér–Rao bound. It then moves to quantum estimation theory, defining the Quantum Fisher Information and the symmetric logarithmic derivative, and deriving the Quantum Cramér–Rao bound. Multi-parameter estimation is discussed via the Quantum Fisher Information Matrix and issues of parameter compatibility. Examples link theory to sensing, such as Ramsey magnetometry with GHZ states showing Heisenberg-limit scaling. The impact of decoherence on estimation precision is analyzed, showing restoration of </w:delText>
               </w:r>
@@ -7105,18 +7336,18 @@
               <w:rPr>
                 <w:rStyle w:val="s3"/>
               </w:rPr>
-              <w:pPrChange w:id="183" w:author="Francesco Pietro Massel" w:date="2026-02-10T11:46:00Z" w16du:dateUtc="2026-02-10T10:46:00Z">
+              <w:pPrChange w:id="183" w:author="Francesco Pietro Massel" w:date="2026-02-10T11:46:00Z">
                 <w:pPr/>
               </w:pPrChange>
             </w:pPr>
-            <w:del w:id="184" w:author="Francesco Pietro Massel" w:date="2026-02-10T11:46:00Z" w16du:dateUtc="2026-02-10T10:46:00Z">
+            <w:del w:id="184" w:author="Francesco Pietro Massel" w:date="2026-02-10T11:46:00Z">
               <w:r>
                 <w:rPr>
                   <w:rStyle w:val="s3"/>
                   <w:noProof/>
                 </w:rPr>
                 <w:pict w14:anchorId="7A5E9E4B">
-                  <v:rect id="_x0000_i1033" alt="" style="width:400.15pt;height:.05pt;mso-width-percent:0;mso-height-percent:0;mso-width-percent:0;mso-height-percent:0" o:hrpct="855" o:hralign="center" o:hrstd="t" o:hr="t" fillcolor="#a0a0a0" stroked="f"/>
+                  <v:rect id="_x0000_i1033" alt="" style="width:387.95pt;height:.05pt;mso-width-percent:0;mso-height-percent:0;mso-width-percent:0;mso-height-percent:0" o:hrpct="829" o:hralign="center" o:hrstd="t" o:hr="t" fillcolor="#a0a0a0" stroked="f"/>
                 </w:pict>
               </w:r>
               <w:r>
@@ -7125,7 +7356,7 @@
                   <w:noProof/>
                 </w:rPr>
                 <w:pict w14:anchorId="30911BAE">
-                  <v:rect id="_x0000_i1032" alt="" style="width:412.8pt;height:.05pt;mso-width-percent:0;mso-height-percent:0;mso-width-percent:0;mso-height-percent:0" o:hrpct="882" o:hralign="center" o:hrstd="t" o:hr="t" fillcolor="#a0a0a0" stroked="f"/>
+                  <v:rect id="_x0000_i1032" alt="" style="width:400.15pt;height:.05pt;mso-width-percent:0;mso-height-percent:0;mso-width-percent:0;mso-height-percent:0" o:hrpct="855" o:hralign="center" o:hrstd="t" o:hr="t" fillcolor="#a0a0a0" stroked="f"/>
                 </w:pict>
               </w:r>
             </w:del>
@@ -7134,20 +7365,20 @@
             <w:pPr>
               <w:pStyle w:val="Heading2"/>
               <w:rPr>
-                <w:del w:id="185" w:author="Francesco Pietro Massel" w:date="2026-02-10T11:46:00Z" w16du:dateUtc="2026-02-10T10:46:00Z"/>
-              </w:rPr>
-            </w:pPr>
-            <w:del w:id="186" w:author="Francesco Pietro Massel" w:date="2026-02-10T11:46:00Z" w16du:dateUtc="2026-02-10T10:46:00Z">
+                <w:del w:id="185" w:author="Francesco Pietro Massel" w:date="2026-02-10T11:46:00Z"/>
+              </w:rPr>
+            </w:pPr>
+            <w:del w:id="186" w:author="Francesco Pietro Massel" w:date="2026-02-10T11:46:00Z">
               <w:r>
                 <w:delText xml:space="preserve">Chapter </w:delText>
               </w:r>
             </w:del>
-            <w:del w:id="187" w:author="Francesco Pietro Massel" w:date="2026-01-23T16:17:00Z" w16du:dateUtc="2026-01-23T15:17:00Z">
+            <w:del w:id="187" w:author="Francesco Pietro Massel" w:date="2026-01-23T16:17:00Z">
               <w:r>
                 <w:delText>7</w:delText>
               </w:r>
             </w:del>
-            <w:del w:id="188" w:author="Francesco Pietro Massel" w:date="2026-02-10T11:46:00Z" w16du:dateUtc="2026-02-10T10:46:00Z">
+            <w:del w:id="188" w:author="Francesco Pietro Massel" w:date="2026-02-10T11:46:00Z">
               <w:r>
                 <w:delText>7</w:delText>
               </w:r>
@@ -7157,7 +7388,7 @@
             <w:pPr>
               <w:pStyle w:val="p3"/>
               <w:rPr>
-                <w:del w:id="189" w:author="Francesco Pietro Massel" w:date="2026-01-23T16:04:00Z" w16du:dateUtc="2026-01-23T15:04:00Z"/>
+                <w:del w:id="189" w:author="Francesco Pietro Massel" w:date="2026-01-23T16:04:00Z"/>
               </w:rPr>
             </w:pPr>
           </w:p>
@@ -7165,10 +7396,10 @@
             <w:pPr>
               <w:pStyle w:val="p4"/>
               <w:rPr>
-                <w:del w:id="190" w:author="Francesco Pietro Massel" w:date="2026-02-10T11:46:00Z" w16du:dateUtc="2026-02-10T10:46:00Z"/>
-              </w:rPr>
-            </w:pPr>
-            <w:del w:id="191" w:author="Francesco Pietro Massel" w:date="2026-02-10T11:46:00Z" w16du:dateUtc="2026-02-10T10:46:00Z">
+                <w:del w:id="190" w:author="Francesco Pietro Massel" w:date="2026-02-10T11:46:00Z"/>
+              </w:rPr>
+            </w:pPr>
+            <w:del w:id="191" w:author="Francesco Pietro Massel" w:date="2026-02-10T11:46:00Z">
               <w:r>
                 <w:rPr>
                   <w:b/>
@@ -7182,10 +7413,10 @@
             <w:pPr>
               <w:pStyle w:val="p1"/>
               <w:rPr>
-                <w:del w:id="192" w:author="Francesco Pietro Massel" w:date="2026-02-10T11:46:00Z" w16du:dateUtc="2026-02-10T10:46:00Z"/>
-              </w:rPr>
-            </w:pPr>
-            <w:del w:id="193" w:author="Francesco Pietro Massel" w:date="2026-02-10T11:46:00Z" w16du:dateUtc="2026-02-10T10:46:00Z">
+                <w:del w:id="192" w:author="Francesco Pietro Massel" w:date="2026-02-10T11:46:00Z"/>
+              </w:rPr>
+            </w:pPr>
+            <w:del w:id="193" w:author="Francesco Pietro Massel" w:date="2026-02-10T11:46:00Z">
               <w:r>
                 <w:delText>This chapter explores data-driven estimation methods, focusing on Bayesian inference and modern machine-learning approaches</w:delText>
               </w:r>
@@ -7206,29 +7437,29 @@
           <w:p>
             <w:pPr>
               <w:rPr>
-                <w:del w:id="194" w:author="Francesco Pietro Massel" w:date="2026-01-23T16:18:00Z" w16du:dateUtc="2026-01-23T15:18:00Z"/>
+                <w:del w:id="194" w:author="Francesco Pietro Massel" w:date="2026-01-23T16:18:00Z"/>
                 <w:rStyle w:val="s3"/>
               </w:rPr>
             </w:pPr>
-            <w:del w:id="195" w:author="Francesco Pietro Massel" w:date="2026-01-23T16:18:00Z" w16du:dateUtc="2026-01-23T15:18:00Z">
+            <w:del w:id="195" w:author="Francesco Pietro Massel" w:date="2026-01-23T16:18:00Z">
               <w:r>
                 <w:rPr>
                   <w:rStyle w:val="s3"/>
                   <w:noProof/>
                 </w:rPr>
                 <w:pict w14:anchorId="772626E7">
-                  <v:rect id="_x0000_i1031" alt="" style="width:400.15pt;height:.05pt;mso-width-percent:0;mso-height-percent:0;mso-width-percent:0;mso-height-percent:0" o:hrpct="855" o:hralign="center" o:hrstd="t" o:hr="t" fillcolor="#a0a0a0" stroked="f"/>
+                  <v:rect id="_x0000_i1031" alt="" style="width:387.95pt;height:.05pt;mso-width-percent:0;mso-height-percent:0;mso-width-percent:0;mso-height-percent:0" o:hrpct="829" o:hralign="center" o:hrstd="t" o:hr="t" fillcolor="#a0a0a0" stroked="f"/>
                 </w:pict>
               </w:r>
             </w:del>
-            <w:del w:id="196" w:author="Francesco Pietro Massel" w:date="2026-02-10T11:46:00Z" w16du:dateUtc="2026-02-10T10:46:00Z">
+            <w:del w:id="196" w:author="Francesco Pietro Massel" w:date="2026-02-10T11:46:00Z">
               <w:r>
                 <w:rPr>
                   <w:rStyle w:val="s3"/>
                   <w:noProof/>
                 </w:rPr>
                 <w:pict w14:anchorId="1B0DC5FE">
-                  <v:rect id="_x0000_i1030" alt="" style="width:412.8pt;height:.05pt;mso-width-percent:0;mso-height-percent:0;mso-width-percent:0;mso-height-percent:0" o:hrpct="882" o:hralign="center" o:hrstd="t" o:hr="t" fillcolor="#a0a0a0" stroked="f"/>
+                  <v:rect id="_x0000_i1030" alt="" style="width:400.15pt;height:.05pt;mso-width-percent:0;mso-height-percent:0;mso-width-percent:0;mso-height-percent:0" o:hrpct="855" o:hralign="center" o:hrstd="t" o:hr="t" fillcolor="#a0a0a0" stroked="f"/>
                 </w:pict>
               </w:r>
             </w:del>
@@ -7237,25 +7468,25 @@
             <w:pPr>
               <w:pStyle w:val="Heading2"/>
               <w:rPr>
-                <w:del w:id="197" w:author="Francesco Pietro Massel" w:date="2026-01-23T16:16:00Z" w16du:dateUtc="2026-01-23T15:16:00Z"/>
+                <w:del w:id="197" w:author="Francesco Pietro Massel" w:date="2026-01-23T16:16:00Z"/>
               </w:rPr>
             </w:pPr>
             <w:commentRangeStart w:id="198"/>
             <w:commentRangeStart w:id="199"/>
-            <w:del w:id="200" w:author="Francesco Pietro Massel" w:date="2026-01-23T16:16:00Z" w16du:dateUtc="2026-01-23T15:16:00Z">
+            <w:del w:id="200" w:author="Francesco Pietro Massel" w:date="2026-01-23T16:16:00Z">
               <w:r>
                 <w:delText>Chapter 8</w:delText>
               </w:r>
             </w:del>
-            <w:commentRangeEnd w:id="199"/>
-            <w:del w:id="201" w:author="Francesco Pietro Massel" w:date="2026-02-10T11:46:00Z" w16du:dateUtc="2026-02-10T10:46:00Z">
+            <w:commentRangeEnd w:id="198"/>
+            <w:del w:id="201" w:author="Francesco Pietro Massel" w:date="2026-02-10T11:46:00Z">
               <w:r>
                 <w:rPr>
                   <w:rStyle w:val="CommentReference"/>
                   <w:sz w:val="24"/>
                   <w:szCs w:val="24"/>
                 </w:rPr>
-                <w:commentReference w:id="199"/>
+                <w:commentReference w:id="198"/>
               </w:r>
             </w:del>
           </w:p>
@@ -7263,7 +7494,7 @@
             <w:pPr>
               <w:pStyle w:val="p3"/>
               <w:rPr>
-                <w:del w:id="202" w:author="Francesco Pietro Massel" w:date="2026-01-23T16:04:00Z" w16du:dateUtc="2026-01-23T15:04:00Z"/>
+                <w:del w:id="202" w:author="Francesco Pietro Massel" w:date="2026-01-23T16:04:00Z"/>
               </w:rPr>
             </w:pPr>
           </w:p>
@@ -7271,10 +7502,10 @@
             <w:pPr>
               <w:pStyle w:val="p4"/>
               <w:rPr>
-                <w:del w:id="203" w:author="Francesco Pietro Massel" w:date="2026-01-23T16:16:00Z" w16du:dateUtc="2026-01-23T15:16:00Z"/>
-              </w:rPr>
-            </w:pPr>
-            <w:del w:id="204" w:author="Francesco Pietro Massel" w:date="2026-01-23T16:16:00Z" w16du:dateUtc="2026-01-23T15:16:00Z">
+                <w:del w:id="203" w:author="Francesco Pietro Massel" w:date="2026-01-23T16:16:00Z"/>
+              </w:rPr>
+            </w:pPr>
+            <w:del w:id="204" w:author="Francesco Pietro Massel" w:date="2026-01-23T16:16:00Z">
               <w:r>
                 <w:rPr>
                   <w:b/>
@@ -7288,22 +7519,22 @@
             <w:pPr>
               <w:pStyle w:val="p1"/>
               <w:rPr>
-                <w:del w:id="205" w:author="Francesco Pietro Massel" w:date="2026-01-23T16:16:00Z" w16du:dateUtc="2026-01-23T15:16:00Z"/>
-              </w:rPr>
-            </w:pPr>
-            <w:del w:id="206" w:author="Francesco Pietro Massel" w:date="2026-02-10T11:46:00Z" w16du:dateUtc="2026-02-10T10:46:00Z">
+                <w:del w:id="205" w:author="Francesco Pietro Massel" w:date="2026-01-23T16:16:00Z"/>
+              </w:rPr>
+            </w:pPr>
+            <w:del w:id="206" w:author="Francesco Pietro Massel" w:date="2026-02-10T11:46:00Z">
               <w:r>
                 <w:delText>This chapter ties together the concepts by working through concrete sensing applications, often via numerical simulation.</w:delText>
               </w:r>
-              <w:commentRangeEnd w:id="198"/>
-              <w14:conflictDel w:id="207" w:author="Francesco Pietro Massel">
+              <w:commentRangeEnd w:id="199"/>
+              <w14:conflictDel w:id="207" w:author="Morten">
                 <w:r>
                   <w:rPr>
                     <w:rStyle w:val="CommentReference"/>
                     <w:sz w:val="24"/>
                     <w:szCs w:val="24"/>
                   </w:rPr>
-                  <w:commentReference w:id="198"/>
+                  <w:commentReference w:id="199"/>
                 </w:r>
               </w14:conflictDel>
             </w:del>
@@ -7311,78 +7542,56 @@
           <w:p>
             <w:pPr>
               <w:rPr>
-                <w:ins w:id="208" w:author="g.f.lange@fys.uio.no" w:date="2026-01-17T20:52:00Z" w16du:dateUtc="2026-01-17T20:52:22Z"/>
-                <w:del w:id="209" w:author="Francesco Pietro Massel" w:date="2026-01-23T16:18:00Z" w16du:dateUtc="2026-01-23T15:18:00Z"/>
-              </w:rPr>
-              <w:pPrChange w:id="210" w:author="Francesco Pietro Massel" w:date="2026-02-10T11:46:00Z" w16du:dateUtc="2026-02-10T10:46:00Z">
-                <w:pPr/>
-              </w:pPrChange>
-            </w:pPr>
-            <w:del w:id="211" w:author="Francesco Pietro Massel" w:date="2026-01-23T16:18:00Z" w16du:dateUtc="2026-01-23T15:18:00Z">
+                <w:ins w:id="208" w:author="g.f.lange@fys.uio.no" w:date="2026-01-17T20:52:00Z"/>
+                <w:del w:id="209" w:author="Francesco Pietro Massel" w:date="2026-01-23T16:18:00Z"/>
+              </w:rPr>
+            </w:pPr>
+            <w:del w:id="210" w:author="Francesco Pietro Massel" w:date="2026-01-23T16:18:00Z">
               <w:r>
                 <w:rPr>
                   <w:rStyle w:val="s3"/>
                   <w:noProof/>
                 </w:rPr>
                 <w:pict w14:anchorId="372BFB2E">
-                  <v:rect id="_x0000_i1029" alt="" style="width:400.15pt;height:.05pt;mso-width-percent:0;mso-height-percent:0;mso-width-percent:0;mso-height-percent:0" o:hrpct="855" o:hralign="center" o:hrstd="t" o:hr="t" fillcolor="#a0a0a0" stroked="f"/>
+                  <v:rect id="_x0000_i1029" alt="" style="width:387.95pt;height:.05pt;mso-width-percent:0;mso-height-percent:0;mso-width-percent:0;mso-height-percent:0" o:hrpct="829" o:hralign="center" o:hrstd="t" o:hr="t" fillcolor="#a0a0a0" stroked="f"/>
                 </w:pict>
               </w:r>
             </w:del>
-            <w:del w:id="212" w:author="Francesco Pietro Massel" w:date="2026-02-10T11:46:00Z" w16du:dateUtc="2026-02-10T10:46:00Z">
+            <w:del w:id="211" w:author="Francesco Pietro Massel" w:date="2026-02-10T11:46:00Z">
               <w:r>
                 <w:rPr>
                   <w:rStyle w:val="s3"/>
                   <w:noProof/>
                 </w:rPr>
                 <w:pict w14:anchorId="2C0D032D">
-                  <v:rect id="_x0000_i1028" alt="" style="width:412.8pt;height:.05pt;mso-width-percent:0;mso-height-percent:0;mso-width-percent:0;mso-height-percent:0" o:hrpct="882" o:hralign="center" o:hrstd="t" o:hr="t" fillcolor="#a0a0a0" stroked="f"/>
+                  <v:rect id="_x0000_i1028" alt="" style="width:400.15pt;height:.05pt;mso-width-percent:0;mso-height-percent:0;mso-width-percent:0;mso-height-percent:0" o:hrpct="855" o:hralign="center" o:hrstd="t" o:hr="t" fillcolor="#a0a0a0" stroked="f"/>
                 </w:pict>
               </w:r>
             </w:del>
-            <w:ins w:id="213" w:author="g.f.lange@fys.uio.no" w:date="2026-01-17T20:52:00Z" w16du:dateUtc="2026-01-17T20:52:26Z">
-              <w:del w:id="214" w:author="Francesco Pietro Massel" w:date="2026-02-10T11:46:00Z" w16du:dateUtc="2026-02-10T10:46:00Z">
+            <w:ins w:id="212" w:author="g.f.lange@fys.uio.no" w:date="2026-01-17T20:52:00Z">
+              <w:del w:id="213" w:author="Francesco Pietro Massel" w:date="2026-02-10T11:46:00Z">
                 <w:r>
                   <w:rPr>
                     <w:rFonts w:ascii="Times New Roman" w:eastAsia="Times New Roman" w:hAnsi="Times New Roman"/>
                     <w:b/>
                     <w:sz w:val="36"/>
                     <w:szCs w:val="36"/>
-                    <w:rPrChange w:id="215" w:author="g.f.lange@fys.uio.no" w:date="2026-01-17T21:52:00Z" w16du:dateUtc="2026-01-17T20:52:00Z">
+                    <w:rPrChange w:id="214" w:author="g.f.lange@fys.uio.no" w:date="2026-01-17T21:52:00Z">
                       <w:rPr/>
                     </w:rPrChange>
                   </w:rPr>
-                  <w:delText>Chapter 8</w:delText>
+                  <w:delText>Chapter 8 (Suggested)</w:delText>
                 </w:r>
               </w:del>
             </w:ins>
-            <w:ins w:id="216" w:author="g.f.lange@fys.uio.no" w:date="2026-01-17T20:52:00Z" w16du:dateUtc="2026-01-17T20:52:38Z">
-              <w:del w:id="217" w:author="Francesco Pietro Massel" w:date="2026-02-10T11:46:00Z" w16du:dateUtc="2026-02-10T10:46:00Z">
-                <w:r>
-                  <w:rPr>
-                    <w:rFonts w:ascii="Times New Roman" w:eastAsia="Times New Roman" w:hAnsi="Times New Roman"/>
-                    <w:b/>
-                    <w:sz w:val="36"/>
-                    <w:szCs w:val="36"/>
-                    <w:rPrChange w:id="218" w:author="g.f.lange@fys.uio.no" w:date="2026-01-17T21:52:00Z" w16du:dateUtc="2026-01-17T20:52:00Z">
-                      <w:rPr/>
-                    </w:rPrChange>
-                  </w:rPr>
-                  <w:delText xml:space="preserve"> (Suggested)</w:delText>
-                </w:r>
-              </w:del>
-            </w:ins>
-          </w:p>
-          <w:p>
-            <w:pPr>
-              <w:rPr>
-                <w:del w:id="219" w:author="Francesco Pietro Massel" w:date="2026-02-10T11:46:00Z" w16du:dateUtc="2026-02-10T10:46:00Z"/>
-              </w:rPr>
-              <w:pPrChange w:id="220" w:author="Francesco Pietro Massel" w:date="2026-02-10T11:46:00Z" w16du:dateUtc="2026-02-10T10:46:00Z">
-                <w:pPr/>
-              </w:pPrChange>
-            </w:pPr>
-            <w:del w:id="221" w:author="Francesco Pietro Massel" w:date="2026-02-10T11:46:00Z" w16du:dateUtc="2026-02-10T10:46:00Z">
+          </w:p>
+          <w:p>
+            <w:pPr>
+              <w:rPr>
+                <w:del w:id="215" w:author="Francesco Pietro Massel" w:date="2026-02-10T11:46:00Z"/>
+              </w:rPr>
+            </w:pPr>
+            <w:del w:id="216" w:author="Francesco Pietro Massel" w:date="2026-02-10T11:46:00Z">
               <w:r>
                 <w:rPr>
                   <w:b/>
@@ -7395,18 +7604,15 @@
           <w:p>
             <w:pPr>
               <w:rPr>
-                <w:ins w:id="222" w:author="g.f.lange@fys.uio.no" w:date="2026-01-17T20:54:00Z" w16du:dateUtc="2026-01-17T20:54:23Z"/>
-                <w:del w:id="223" w:author="Francesco Pietro Massel" w:date="2026-02-10T11:46:00Z" w16du:dateUtc="2026-02-10T10:46:00Z"/>
+                <w:ins w:id="217" w:author="g.f.lange@fys.uio.no" w:date="2026-01-17T20:54:00Z"/>
+                <w:del w:id="218" w:author="Francesco Pietro Massel" w:date="2026-02-10T11:46:00Z"/>
                 <w:b/>
               </w:rPr>
-              <w:pPrChange w:id="224" w:author="Francesco Pietro Massel" w:date="2026-02-10T11:46:00Z" w16du:dateUtc="2026-02-10T10:46:00Z">
-                <w:pPr/>
-              </w:pPrChange>
-            </w:pPr>
-            <w:commentRangeStart w:id="225"/>
-            <w:commentRangeStart w:id="226"/>
-            <w:ins w:id="227" w:author="g.f.lange@fys.uio.no" w:date="2026-01-17T20:53:00Z" w16du:dateUtc="2026-01-17T20:53:21Z">
-              <w:del w:id="228" w:author="Francesco Pietro Massel" w:date="2026-02-10T11:46:00Z" w16du:dateUtc="2026-02-10T10:46:00Z">
+            </w:pPr>
+            <w:commentRangeStart w:id="219"/>
+            <w:commentRangeStart w:id="220"/>
+            <w:ins w:id="221" w:author="g.f.lange@fys.uio.no" w:date="2026-01-17T20:53:00Z">
+              <w:del w:id="222" w:author="Francesco Pietro Massel" w:date="2026-02-10T11:46:00Z">
                 <w:r>
                   <w:rPr>
                     <w:b/>
@@ -7416,8 +7622,8 @@
                 </w:r>
               </w:del>
             </w:ins>
-            <w:ins w:id="229" w:author="g.f.lange@fys.uio.no" w:date="2026-01-17T20:54:00Z" w16du:dateUtc="2026-01-17T20:54:15Z">
-              <w:del w:id="230" w:author="Francesco Pietro Massel" w:date="2026-02-10T11:46:00Z" w16du:dateUtc="2026-02-10T10:46:00Z">
+            <w:ins w:id="223" w:author="g.f.lange@fys.uio.no" w:date="2026-01-17T20:54:00Z">
+              <w:del w:id="224" w:author="Francesco Pietro Massel" w:date="2026-02-10T11:46:00Z">
                 <w:r>
                   <w:rPr>
                     <w:b/>
@@ -7427,8 +7633,8 @@
                 </w:r>
               </w:del>
             </w:ins>
-            <w:ins w:id="231" w:author="g.f.lange@fys.uio.no" w:date="2026-01-17T20:53:00Z" w16du:dateUtc="2026-01-17T20:53:21Z">
-              <w:del w:id="232" w:author="Francesco Pietro Massel" w:date="2026-02-10T11:46:00Z" w16du:dateUtc="2026-02-10T10:46:00Z">
+            <w:ins w:id="225" w:author="g.f.lange@fys.uio.no" w:date="2026-01-17T20:53:00Z">
+              <w:del w:id="226" w:author="Francesco Pietro Massel" w:date="2026-02-10T11:46:00Z">
                 <w:r>
                   <w:rPr>
                     <w:b/>
@@ -7438,8 +7644,8 @@
                 </w:r>
               </w:del>
             </w:ins>
-            <w:ins w:id="233" w:author="g.f.lange@fys.uio.no" w:date="2026-01-17T20:54:00Z" w16du:dateUtc="2026-01-17T20:54:22Z">
-              <w:del w:id="234" w:author="Francesco Pietro Massel" w:date="2026-02-10T11:46:00Z" w16du:dateUtc="2026-02-10T10:46:00Z">
+            <w:ins w:id="227" w:author="g.f.lange@fys.uio.no" w:date="2026-01-17T20:54:00Z">
+              <w:del w:id="228" w:author="Francesco Pietro Massel" w:date="2026-02-10T11:46:00Z">
                 <w:r>
                   <w:rPr>
                     <w:b/>
@@ -7447,10 +7653,6 @@
                   </w:rPr>
                   <w:delText xml:space="preserve"> or </w:delText>
                 </w:r>
-              </w:del>
-            </w:ins>
-            <w:ins w:id="235" w:author="g.f.lange@fys.uio.no" w:date="2026-01-17T20:54:00Z" w16du:dateUtc="2026-01-17T20:54:23Z">
-              <w:del w:id="236" w:author="Francesco Pietro Massel" w:date="2026-02-10T11:46:00Z" w16du:dateUtc="2026-02-10T10:46:00Z">
                 <w:r>
                   <w:rPr>
                     <w:b/>
@@ -7460,8 +7662,8 @@
                 </w:r>
               </w:del>
             </w:ins>
-            <w:commentRangeEnd w:id="225"/>
-            <w:del w:id="237" w:author="Francesco Pietro Massel" w:date="2026-02-10T11:46:00Z" w16du:dateUtc="2026-02-10T10:46:00Z">
+            <w:commentRangeEnd w:id="219"/>
+            <w:del w:id="229" w:author="Francesco Pietro Massel" w:date="2026-02-10T11:46:00Z">
               <w:r>
                 <w:rPr>
                   <w:rStyle w:val="CommentReference"/>
@@ -7469,9 +7671,9 @@
                   <w:sz w:val="24"/>
                   <w:szCs w:val="24"/>
                 </w:rPr>
-                <w:commentReference w:id="225"/>
-              </w:r>
-              <w:commentRangeEnd w:id="226"/>
+                <w:commentReference w:id="219"/>
+              </w:r>
+              <w:commentRangeEnd w:id="220"/>
               <w:r>
                 <w:rPr>
                   <w:rStyle w:val="CommentReference"/>
@@ -7479,22 +7681,22 @@
                   <w:sz w:val="24"/>
                   <w:szCs w:val="24"/>
                 </w:rPr>
-                <w:commentReference w:id="226"/>
+                <w:commentReference w:id="220"/>
               </w:r>
             </w:del>
           </w:p>
           <w:p>
             <w:pPr>
               <w:rPr>
-                <w:del w:id="238" w:author="Francesco Pietro Massel" w:date="2026-02-10T11:46:00Z" w16du:dateUtc="2026-02-10T10:46:00Z"/>
-              </w:rPr>
-              <w:pPrChange w:id="239" w:author="Francesco Pietro Massel" w:date="2026-02-10T11:46:00Z" w16du:dateUtc="2026-02-10T10:46:00Z">
+                <w:del w:id="230" w:author="Francesco Pietro Massel" w:date="2026-02-10T11:46:00Z"/>
+              </w:rPr>
+              <w:pPrChange w:id="231" w:author="Francesco Pietro Massel" w:date="2026-02-10T11:46:00Z">
                 <w:pPr>
                   <w:pStyle w:val="p1"/>
                 </w:pPr>
               </w:pPrChange>
             </w:pPr>
-            <w:del w:id="240" w:author="Francesco Pietro Massel" w:date="2026-02-10T11:46:00Z" w16du:dateUtc="2026-02-10T10:46:00Z">
+            <w:del w:id="232" w:author="Francesco Pietro Massel" w:date="2026-02-10T11:46:00Z">
               <w:r>
                 <w:delText>This chapter ties together the concepts by working through concrete sensing applications, often via numerical simulation.</w:delText>
               </w:r>
@@ -7503,10 +7705,10 @@
           <w:p>
             <w:pPr>
               <w:rPr>
-                <w:ins w:id="241" w:author="g.f.lange@fys.uio.no" w:date="2026-01-17T20:53:00Z" w16du:dateUtc="2026-01-17T20:53:25Z"/>
-                <w:del w:id="242" w:author="Francesco Pietro Massel" w:date="2026-02-10T11:46:00Z" w16du:dateUtc="2026-02-10T10:46:00Z"/>
-              </w:rPr>
-              <w:pPrChange w:id="243" w:author="Francesco Pietro Massel" w:date="2026-02-10T11:46:00Z" w16du:dateUtc="2026-02-10T10:46:00Z">
+                <w:ins w:id="233" w:author="g.f.lange@fys.uio.no" w:date="2026-01-17T20:53:00Z"/>
+                <w:del w:id="234" w:author="Francesco Pietro Massel" w:date="2026-02-10T11:46:00Z"/>
+              </w:rPr>
+              <w:pPrChange w:id="235" w:author="Francesco Pietro Massel" w:date="2026-02-10T11:46:00Z">
                 <w:pPr>
                   <w:pStyle w:val="Heading2"/>
                 </w:pPr>
@@ -7517,10 +7719,10 @@
             <w:pPr>
               <w:pStyle w:val="Heading2"/>
               <w:rPr>
-                <w:del w:id="244" w:author="Francesco Pietro Massel" w:date="2026-01-23T16:17:00Z" w16du:dateUtc="2026-01-23T15:17:00Z"/>
-              </w:rPr>
-            </w:pPr>
-            <w:del w:id="245" w:author="Francesco Pietro Massel" w:date="2026-01-23T16:17:00Z" w16du:dateUtc="2026-01-23T15:17:00Z">
+                <w:del w:id="236" w:author="Francesco Pietro Massel" w:date="2026-01-23T16:17:00Z"/>
+              </w:rPr>
+            </w:pPr>
+            <w:del w:id="237" w:author="Francesco Pietro Massel" w:date="2026-01-23T16:17:00Z">
               <w:r>
                 <w:delText>Chapter 9</w:delText>
               </w:r>
@@ -7530,7 +7732,7 @@
             <w:pPr>
               <w:pStyle w:val="p3"/>
               <w:rPr>
-                <w:del w:id="246" w:author="Francesco Pietro Massel" w:date="2026-01-23T16:04:00Z" w16du:dateUtc="2026-01-23T15:04:00Z"/>
+                <w:del w:id="238" w:author="Francesco Pietro Massel" w:date="2026-01-23T16:04:00Z"/>
               </w:rPr>
             </w:pPr>
           </w:p>
@@ -7538,10 +7740,10 @@
             <w:pPr>
               <w:pStyle w:val="p4"/>
               <w:rPr>
-                <w:del w:id="247" w:author="Francesco Pietro Massel" w:date="2026-01-23T16:17:00Z" w16du:dateUtc="2026-01-23T15:17:00Z"/>
-              </w:rPr>
-            </w:pPr>
-            <w:del w:id="248" w:author="Francesco Pietro Massel" w:date="2026-01-23T16:17:00Z" w16du:dateUtc="2026-01-23T15:17:00Z">
+                <w:del w:id="239" w:author="Francesco Pietro Massel" w:date="2026-01-23T16:17:00Z"/>
+              </w:rPr>
+            </w:pPr>
+            <w:del w:id="240" w:author="Francesco Pietro Massel" w:date="2026-01-23T16:17:00Z">
               <w:r>
                 <w:rPr>
                   <w:b/>
@@ -7555,10 +7757,10 @@
             <w:pPr>
               <w:pStyle w:val="p1"/>
               <w:rPr>
-                <w:del w:id="249" w:author="Francesco Pietro Massel" w:date="2026-01-23T16:17:00Z" w16du:dateUtc="2026-01-23T15:17:00Z"/>
-              </w:rPr>
-            </w:pPr>
-            <w:del w:id="250" w:author="Francesco Pietro Massel" w:date="2026-01-23T16:17:00Z" w16du:dateUtc="2026-01-23T15:17:00Z">
+                <w:del w:id="241" w:author="Francesco Pietro Massel" w:date="2026-01-23T16:17:00Z"/>
+              </w:rPr>
+            </w:pPr>
+            <w:del w:id="242" w:author="Francesco Pietro Massel" w:date="2026-01-23T16:17:00Z">
               <w:r>
                 <w:delText>This chapter covers techniques for actively preserving coherence and suppressing noise in quantum sensors, including dynamical decoupling, composite pulse sequences, and simple error-correcting protocols. These methods deepen the treatment of decoherence and show how control techniques can extend sensor coherence times in practice.</w:delText>
               </w:r>
@@ -7567,18 +7769,18 @@
           <w:p>
             <w:pPr>
               <w:rPr>
-                <w:del w:id="251" w:author="Francesco Pietro Massel" w:date="2026-02-10T11:46:00Z" w16du:dateUtc="2026-02-10T10:46:00Z"/>
+                <w:del w:id="243" w:author="Francesco Pietro Massel" w:date="2026-02-10T11:46:00Z"/>
                 <w:rStyle w:val="s3"/>
               </w:rPr>
             </w:pPr>
-            <w:del w:id="252" w:author="Francesco Pietro Massel" w:date="2026-02-10T11:46:00Z" w16du:dateUtc="2026-02-10T10:46:00Z">
+            <w:del w:id="244" w:author="Francesco Pietro Massel" w:date="2026-02-10T11:46:00Z">
               <w:r>
                 <w:rPr>
                   <w:rStyle w:val="s3"/>
                   <w:noProof/>
                 </w:rPr>
                 <w:pict w14:anchorId="5202B48E">
-                  <v:rect id="_x0000_i1027" alt="" style="width:400.15pt;height:.05pt;mso-width-percent:0;mso-height-percent:0;mso-width-percent:0;mso-height-percent:0" o:hrpct="855" o:hralign="center" o:hrstd="t" o:hr="t" fillcolor="#a0a0a0" stroked="f"/>
+                  <v:rect id="_x0000_i1027" alt="" style="width:387.95pt;height:.05pt;mso-width-percent:0;mso-height-percent:0;mso-width-percent:0;mso-height-percent:0" o:hrpct="829" o:hralign="center" o:hrstd="t" o:hr="t" fillcolor="#a0a0a0" stroked="f"/>
                 </w:pict>
               </w:r>
               <w:r>
@@ -7587,7 +7789,7 @@
                   <w:noProof/>
                 </w:rPr>
                 <w:pict w14:anchorId="59ACE6F1">
-                  <v:rect id="_x0000_i1026" alt="" style="width:412.8pt;height:.05pt;mso-width-percent:0;mso-height-percent:0;mso-width-percent:0;mso-height-percent:0" o:hrpct="882" o:hralign="center" o:hrstd="t" o:hr="t" fillcolor="#a0a0a0" stroked="f"/>
+                  <v:rect id="_x0000_i1026" alt="" style="width:400.15pt;height:.05pt;mso-width-percent:0;mso-height-percent:0;mso-width-percent:0;mso-height-percent:0" o:hrpct="855" o:hralign="center" o:hrstd="t" o:hr="t" fillcolor="#a0a0a0" stroked="f"/>
                 </w:pict>
               </w:r>
             </w:del>
@@ -7596,20 +7798,20 @@
             <w:pPr>
               <w:pStyle w:val="Heading2"/>
               <w:rPr>
-                <w:del w:id="253" w:author="Francesco Pietro Massel" w:date="2026-02-10T11:46:00Z" w16du:dateUtc="2026-02-10T10:46:00Z"/>
-              </w:rPr>
-            </w:pPr>
-            <w:del w:id="254" w:author="Francesco Pietro Massel" w:date="2026-02-10T11:46:00Z" w16du:dateUtc="2026-02-10T10:46:00Z">
+                <w:del w:id="245" w:author="Francesco Pietro Massel" w:date="2026-02-10T11:46:00Z"/>
+              </w:rPr>
+            </w:pPr>
+            <w:del w:id="246" w:author="Francesco Pietro Massel" w:date="2026-02-10T11:46:00Z">
               <w:r>
                 <w:delText xml:space="preserve">Chapter </w:delText>
               </w:r>
             </w:del>
-            <w:del w:id="255" w:author="Francesco Pietro Massel" w:date="2026-01-23T16:18:00Z" w16du:dateUtc="2026-01-23T15:18:00Z">
+            <w:del w:id="247" w:author="Francesco Pietro Massel" w:date="2026-01-23T16:18:00Z">
               <w:r>
                 <w:delText>10</w:delText>
               </w:r>
             </w:del>
-            <w:del w:id="256" w:author="Francesco Pietro Massel" w:date="2026-02-10T11:45:00Z" w16du:dateUtc="2026-02-10T10:45:00Z">
+            <w:del w:id="248" w:author="Francesco Pietro Massel" w:date="2026-02-10T11:45:00Z">
               <w:r>
                 <w:delText>9</w:delText>
               </w:r>
@@ -7619,7 +7821,7 @@
             <w:pPr>
               <w:pStyle w:val="p3"/>
               <w:rPr>
-                <w:del w:id="257" w:author="Francesco Pietro Massel" w:date="2026-01-23T16:18:00Z" w16du:dateUtc="2026-01-23T15:18:00Z"/>
+                <w:del w:id="249" w:author="Francesco Pietro Massel" w:date="2026-01-23T16:18:00Z"/>
               </w:rPr>
             </w:pPr>
           </w:p>
@@ -7627,10 +7829,10 @@
             <w:pPr>
               <w:pStyle w:val="p4"/>
               <w:rPr>
-                <w:del w:id="258" w:author="Francesco Pietro Massel" w:date="2026-02-10T11:46:00Z" w16du:dateUtc="2026-02-10T10:46:00Z"/>
-              </w:rPr>
-            </w:pPr>
-            <w:del w:id="259" w:author="Francesco Pietro Massel" w:date="2026-02-10T11:46:00Z" w16du:dateUtc="2026-02-10T10:46:00Z">
+                <w:del w:id="250" w:author="Francesco Pietro Massel" w:date="2026-02-10T11:46:00Z"/>
+              </w:rPr>
+            </w:pPr>
+            <w:del w:id="251" w:author="Francesco Pietro Massel" w:date="2026-02-10T11:46:00Z">
               <w:r>
                 <w:rPr>
                   <w:b/>
@@ -7644,19 +7846,19 @@
             <w:pPr>
               <w:pStyle w:val="p1"/>
             </w:pPr>
-            <w:del w:id="260" w:author="Francesco Pietro Massel" w:date="2026-02-10T11:46:00Z" w16du:dateUtc="2026-02-10T10:46:00Z">
+            <w:del w:id="252" w:author="Francesco Pietro Massel" w:date="2026-02-10T11:46:00Z">
               <w:r>
                 <w:delText>This chapter explores how multiple quantum sensors can be networked or entangled to perform enhanced measurements, such as entangled clock networks or magnetometer arrays. It reviews theoretical proposals and early experiments in distributed quantum sensing and discusses how correlations between sensors can improve spatial resolution and differential measurements.</w:delText>
               </w:r>
             </w:del>
-            <w:ins w:id="261" w:author="Francesco Pietro Massel" w:date="2026-01-23T16:18:00Z" w16du:dateUtc="2026-01-23T15:18:00Z">
+            <w:ins w:id="253" w:author="Francesco Pietro Massel" w:date="2026-01-23T16:18:00Z">
               <w:r>
                 <w:rPr>
                   <w:rStyle w:val="s3"/>
                   <w:noProof/>
                 </w:rPr>
                 <w:pict w14:anchorId="14CA3354">
-                  <v:rect id="_x0000_i1025" alt="" style="width:400.15pt;height:.05pt;mso-width-percent:0;mso-height-percent:0;mso-width-percent:0;mso-height-percent:0" o:hrpct="855" o:hralign="center" o:hrstd="t" o:hr="t" fillcolor="#a0a0a0" stroked="f"/>
+                  <v:rect id="_x0000_i1025" alt="" style="width:387.95pt;height:.05pt;mso-width-percent:0;mso-height-percent:0;mso-width-percent:0;mso-height-percent:0" o:hrpct="829" o:hralign="center" o:hrstd="t" o:hr="t" fillcolor="#a0a0a0" stroked="f"/>
                 </w:pict>
               </w:r>
             </w:ins>
@@ -7688,7 +7890,7 @@
               </w:rPr>
               <w:t>1</w:t>
             </w:r>
-            <w:del w:id="262" w:author="Francesco Pietro Massel" w:date="2026-01-23T16:18:00Z" w16du:dateUtc="2026-01-23T15:18:00Z">
+            <w:del w:id="254" w:author="Francesco Pietro Massel" w:date="2026-01-23T16:18:00Z">
               <w:r>
                 <w:rPr>
                   <w:b/>
@@ -7704,7 +7906,7 @@
             <w:pPr>
               <w:pStyle w:val="p3"/>
               <w:rPr>
-                <w:del w:id="263" w:author="Francesco Pietro Massel" w:date="2026-01-23T16:18:00Z" w16du:dateUtc="2026-01-23T15:18:00Z"/>
+                <w:del w:id="255" w:author="Francesco Pietro Massel" w:date="2026-01-23T16:18:00Z"/>
               </w:rPr>
             </w:pPr>
           </w:p>
@@ -7732,7 +7934,7 @@
             <w:pPr>
               <w:jc w:val="both"/>
               <w:rPr>
-                <w:ins w:id="264" w:author="Francesco Pietro Massel" w:date="2026-01-23T15:34:00Z" w16du:dateUtc="2026-01-23T14:34:00Z"/>
+                <w:ins w:id="256" w:author="Francesco Pietro Massel" w:date="2026-01-23T15:34:00Z"/>
                 <w:b/>
                 <w:bCs/>
                 <w:sz w:val="24"/>
@@ -7745,10 +7947,10 @@
             <w:pPr>
               <w:pStyle w:val="Heading2"/>
               <w:rPr>
-                <w:ins w:id="265" w:author="Francesco Pietro Massel" w:date="2026-01-23T15:34:00Z" w16du:dateUtc="2026-01-23T14:34:00Z"/>
-              </w:rPr>
-            </w:pPr>
-            <w:ins w:id="266" w:author="Francesco Pietro Massel" w:date="2026-01-23T15:34:00Z" w16du:dateUtc="2026-01-23T14:34:00Z">
+                <w:ins w:id="257" w:author="Francesco Pietro Massel" w:date="2026-01-23T15:34:00Z"/>
+              </w:rPr>
+            </w:pPr>
+            <w:ins w:id="258" w:author="Francesco Pietro Massel" w:date="2026-01-23T15:34:00Z">
               <w:r>
                 <w:t>Appendix A</w:t>
               </w:r>
@@ -7758,17 +7960,17 @@
             <w:pPr>
               <w:pStyle w:val="p4"/>
               <w:rPr>
-                <w:ins w:id="267" w:author="Francesco Pietro Massel" w:date="2026-01-23T15:34:00Z" w16du:dateUtc="2026-01-23T14:34:00Z"/>
-              </w:rPr>
-            </w:pPr>
-            <w:ins w:id="268" w:author="Francesco Pietro Massel" w:date="2026-01-23T15:34:00Z" w16du:dateUtc="2026-01-23T14:34:00Z">
+                <w:ins w:id="259" w:author="Francesco Pietro Massel" w:date="2026-01-23T15:34:00Z"/>
+              </w:rPr>
+            </w:pPr>
+            <w:ins w:id="260" w:author="Francesco Pietro Massel" w:date="2026-01-23T15:34:00Z">
               <w:r>
                 <w:rPr>
                   <w:b/>
                   <w:bCs/>
                 </w:rPr>
                 <w:lastRenderedPageBreak/>
-                <w:t>Basic Mathematics for Quantum Sensing, perhaps appendix material</w:t>
+                <w:t>Basic Mathematics for Quantum Sensing</w:t>
               </w:r>
             </w:ins>
           </w:p>
@@ -7776,12 +7978,20 @@
             <w:pPr>
               <w:pStyle w:val="p1"/>
               <w:rPr>
-                <w:ins w:id="269" w:author="Francesco Pietro Massel" w:date="2026-01-23T15:34:00Z" w16du:dateUtc="2026-01-23T14:34:00Z"/>
-              </w:rPr>
-            </w:pPr>
-            <w:ins w:id="270" w:author="Francesco Pietro Massel" w:date="2026-01-23T15:34:00Z" w16du:dateUtc="2026-01-23T14:34:00Z">
-              <w:r>
-                <w:t xml:space="preserve">This chapter provides a concise review of the linear-algebraic tools used throughout the book. It introduces vector and matrix notation (Dirac bra–ket and tensor conventions) and defines operations on state vectors, including inner and outer products and Hermitian conjugation. Essential matrix concepts such as addition, scalar multiplication, Hermitian and unitary operators are discussed along with how they act on vectors and preserve norms. The chapter develops eigenvalue problems and the spectral theorem, emphasizing how any Hermitian operator can be diagonalized (which underpins density matrices and quantum measurements). Tensor products and multi-qubit state spaces are introduced to describe composite systems and entangled states. Throughout, examples and simple exercises (for example Pauli matrices and Bell states) are used to illustrate ideas in the context of two-level quantum systems. This chapter ensures that students have the mathematical background—vector spaces, matrix decompositions, and the Dirac formalism—needed for later quantum theory and sensing applications. </w:t>
+                <w:ins w:id="261" w:author="Francesco Pietro Massel" w:date="2026-01-23T15:34:00Z"/>
+              </w:rPr>
+            </w:pPr>
+            <w:ins w:id="262" w:author="Francesco Pietro Massel" w:date="2026-01-23T15:34:00Z">
+              <w:r>
+                <w:t>This chapter provides a concise review of the linear-algebraic tools used throughout the book. It introduces vector and matrix notation (Dirac bra–</w:t>
+              </w:r>
+              <w:proofErr w:type="spellStart"/>
+              <w:r>
+                <w:t>ket</w:t>
+              </w:r>
+              <w:proofErr w:type="spellEnd"/>
+              <w:r>
+                <w:t xml:space="preserve"> and tensor conventions) and defines operations on state vectors, including inner and outer products and Hermitian conjugation. Essential matrix concepts such as addition, scalar multiplication, Hermitian and unitary operators are discussed along with how they act on vectors and preserve norms. The chapter develops eigenvalue problems and the spectral theorem, emphasizing how any Hermitian operator can be diagonalized (which underpins density matrices and quantum measurements). Tensor products and multi-qubit state spaces are introduced to describe composite systems and entangled states. Throughout, examples and simple exercises (for example Pauli matrices and Bell states) are used to illustrate ideas in the context of two-level quantum systems. This chapter ensures that students have the mathematical background—vector spaces, matrix decompositions, and the Dirac formalism—needed for later quantum theory and sensing applications. </w:t>
               </w:r>
             </w:ins>
           </w:p>
@@ -7870,7 +8080,25 @@
           <w:szCs w:val="24"/>
           <w:lang w:val="en-US"/>
         </w:rPr>
-        <w:t xml:space="preserve"> you plan to include (e.g. exercises, software, online files, dedicated website, solutions manual, etc.):</w:t>
+        <w:t xml:space="preserve"> you plan to include (</w:t>
+      </w:r>
+      <w:proofErr w:type="gramStart"/>
+      <w:r>
+        <w:rPr>
+          <w:sz w:val="24"/>
+          <w:szCs w:val="24"/>
+          <w:lang w:val="en-US"/>
+        </w:rPr>
+        <w:t>e.g.</w:t>
+      </w:r>
+      <w:proofErr w:type="gramEnd"/>
+      <w:r>
+        <w:rPr>
+          <w:sz w:val="24"/>
+          <w:szCs w:val="24"/>
+          <w:lang w:val="en-US"/>
+        </w:rPr>
+        <w:t xml:space="preserve"> exercises, software, online files, dedicated website, solutions manual, etc.):</w:t>
       </w:r>
       <w:r>
         <w:rPr>
@@ -7989,7 +8217,23 @@
           <w:szCs w:val="24"/>
           <w:lang w:val="en-US"/>
         </w:rPr>
-        <w:t xml:space="preserve"> The text can be used in advanced courses on quantum computing with a focus on the simulation of physical systems</w:t>
+        <w:t xml:space="preserve"> The text can be used in advanced courses on quantum computing</w:t>
+      </w:r>
+      <w:r>
+        <w:rPr>
+          <w:sz w:val="24"/>
+          <w:szCs w:val="24"/>
+          <w:lang w:val="en-US"/>
+        </w:rPr>
+        <w:t xml:space="preserve"> and quantum metrology</w:t>
+      </w:r>
+      <w:r>
+        <w:rPr>
+          <w:sz w:val="24"/>
+          <w:szCs w:val="24"/>
+          <w:lang w:val="en-US"/>
+        </w:rPr>
+        <w:t xml:space="preserve"> with a focus on the simulation of physical systems</w:t>
       </w:r>
       <w:r>
         <w:rPr>
@@ -9364,8 +9608,13 @@
               <w:t>Authors:</w:t>
             </w:r>
             <w:r>
-              <w:t xml:space="preserve"> David S. Simon, Gregg Jaeger, Alexander V. Sergienko</w:t>
-            </w:r>
+              <w:t xml:space="preserve"> David S. Simon, Gregg Jaeger, Alexander V. </w:t>
+            </w:r>
+            <w:proofErr w:type="spellStart"/>
+            <w:r>
+              <w:t>Sergienko</w:t>
+            </w:r>
+            <w:proofErr w:type="spellEnd"/>
             <w:r>
               <w:rPr>
                 <w:rStyle w:val="apple-converted-space"/>
@@ -10209,9 +10458,9 @@
         <w:tblLook w:val="04A0" w:firstRow="1" w:lastRow="0" w:firstColumn="1" w:lastColumn="0" w:noHBand="0" w:noVBand="1"/>
       </w:tblPr>
       <w:tblGrid>
-        <w:gridCol w:w="2991"/>
-        <w:gridCol w:w="3064"/>
-        <w:gridCol w:w="3007"/>
+        <w:gridCol w:w="1742"/>
+        <w:gridCol w:w="2894"/>
+        <w:gridCol w:w="4426"/>
       </w:tblGrid>
       <w:tr>
         <w:tc>
@@ -10312,6 +10561,24 @@
                 <w:lang w:val="en-US"/>
               </w:rPr>
             </w:pPr>
+            <w:r>
+              <w:rPr>
+                <w:rFonts w:asciiTheme="minorHAnsi" w:hAnsiTheme="minorHAnsi" w:cstheme="minorHAnsi"/>
+                <w:color w:val="222222"/>
+                <w:lang w:val="en-US"/>
+              </w:rPr>
+              <w:t xml:space="preserve">Sorin </w:t>
+            </w:r>
+            <w:proofErr w:type="spellStart"/>
+            <w:r>
+              <w:rPr>
+                <w:rFonts w:asciiTheme="minorHAnsi" w:hAnsiTheme="minorHAnsi" w:cstheme="minorHAnsi"/>
+                <w:color w:val="222222"/>
+                <w:lang w:val="en-US"/>
+              </w:rPr>
+              <w:t>Paraoanu</w:t>
+            </w:r>
+            <w:proofErr w:type="spellEnd"/>
           </w:p>
         </w:tc>
         <w:tc>
@@ -10329,6 +10596,14 @@
                 <w:lang w:val="en-US"/>
               </w:rPr>
             </w:pPr>
+            <w:r>
+              <w:rPr>
+                <w:sz w:val="24"/>
+                <w:szCs w:val="24"/>
+                <w:lang w:val="en-US"/>
+              </w:rPr>
+              <w:t>sorin.paraoanu@aalto.fi</w:t>
+            </w:r>
           </w:p>
         </w:tc>
         <w:tc>
@@ -10346,6 +10621,14 @@
                 <w:lang w:val="en-US"/>
               </w:rPr>
             </w:pPr>
+            <w:r>
+              <w:rPr>
+                <w:sz w:val="24"/>
+                <w:szCs w:val="24"/>
+                <w:lang w:val="en-US"/>
+              </w:rPr>
+              <w:t>https://www.aalto.fi/en/people/gheorghe-sorin-paraoanu</w:t>
+            </w:r>
           </w:p>
         </w:tc>
       </w:tr>
@@ -10355,16 +10638,14 @@
             <w:tcW w:w="3096" w:type="dxa"/>
           </w:tcPr>
           <w:p>
-            <w:pPr>
-              <w:pStyle w:val="ListParagraph"/>
-              <w:ind w:left="0"/>
-              <w:jc w:val="both"/>
-              <w:rPr>
-                <w:sz w:val="24"/>
-                <w:szCs w:val="24"/>
-                <w:lang w:val="en-US"/>
-              </w:rPr>
-            </w:pPr>
+            <w:r>
+              <w:t xml:space="preserve">Vittorio </w:t>
+            </w:r>
+            <w:proofErr w:type="spellStart"/>
+            <w:r>
+              <w:t>Giovannetti</w:t>
+            </w:r>
+            <w:proofErr w:type="spellEnd"/>
           </w:p>
         </w:tc>
         <w:tc>
@@ -10382,6 +10663,14 @@
                 <w:lang w:val="en-US"/>
               </w:rPr>
             </w:pPr>
+            <w:r>
+              <w:rPr>
+                <w:sz w:val="24"/>
+                <w:szCs w:val="24"/>
+                <w:lang w:val="en-US"/>
+              </w:rPr>
+              <w:t>vittorio.giovannetti@sns.it</w:t>
+            </w:r>
           </w:p>
         </w:tc>
         <w:tc>
@@ -10399,6 +10688,14 @@
                 <w:lang w:val="en-US"/>
               </w:rPr>
             </w:pPr>
+            <w:r>
+              <w:rPr>
+                <w:sz w:val="24"/>
+                <w:szCs w:val="24"/>
+                <w:lang w:val="en-US"/>
+              </w:rPr>
+              <w:t>https://www.sns.it/en/persona/vittorio-giovannetti</w:t>
+            </w:r>
           </w:p>
         </w:tc>
       </w:tr>
@@ -10418,7 +10715,7 @@
                 <w:lang w:val="en-US"/>
               </w:rPr>
             </w:pPr>
-            <w:ins w:id="271" w:author="Francesco Pietro Massel" w:date="2026-02-10T13:37:00Z" w16du:dateUtc="2026-02-10T12:37:00Z">
+            <w:ins w:id="263" w:author="Francesco Pietro Massel" w:date="2026-02-10T13:37:00Z">
               <w:r>
                 <w:rPr>
                   <w:sz w:val="24"/>
@@ -10445,7 +10742,7 @@
                 <w:lang w:val="en-US"/>
               </w:rPr>
             </w:pPr>
-            <w:ins w:id="272" w:author="Francesco Pietro Massel" w:date="2026-02-10T13:37:00Z" w16du:dateUtc="2026-02-10T12:37:00Z">
+            <w:ins w:id="264" w:author="Francesco Pietro Massel" w:date="2026-02-10T13:37:00Z">
               <w:r>
                 <w:rPr>
                   <w:sz w:val="24"/>
@@ -10472,7 +10769,7 @@
                 <w:lang w:val="en-US"/>
               </w:rPr>
             </w:pPr>
-            <w:ins w:id="273" w:author="Francesco Pietro Massel" w:date="2026-02-10T13:39:00Z" w16du:dateUtc="2026-02-10T12:39:00Z">
+            <w:ins w:id="265" w:author="Francesco Pietro Massel" w:date="2026-02-10T13:39:00Z">
               <w:r>
                 <w:rPr>
                   <w:sz w:val="24"/>
@@ -10565,7 +10862,7 @@
 </file>
 
 <file path=word/comments.xml><?xml version="1.0" encoding="utf-8"?>
-<w:comments xmlns:wpc="http://schemas.microsoft.com/office/word/2010/wordprocessingCanvas" xmlns:cx="http://schemas.microsoft.com/office/drawing/2014/chartex" xmlns:cx1="http://schemas.microsoft.com/office/drawing/2015/9/8/chartex" xmlns:cx2="http://schemas.microsoft.com/office/drawing/2015/10/21/chartex" xmlns:cx3="http://schemas.microsoft.com/office/drawing/2016/5/9/chartex" xmlns:cx4="http://schemas.microsoft.com/office/drawing/2016/5/10/chartex" xmlns:cx5="http://schemas.microsoft.com/office/drawing/2016/5/11/chartex" xmlns:cx6="http://schemas.microsoft.com/office/drawing/2016/5/12/chartex" xmlns:cx7="http://schemas.microsoft.com/office/drawing/2016/5/13/chartex" xmlns:cx8="http://schemas.microsoft.com/office/drawing/2016/5/14/chartex" xmlns:mc="http://schemas.openxmlformats.org/markup-compatibility/2006" xmlns:aink="http://schemas.microsoft.com/office/drawing/2016/ink" xmlns:am3d="http://schemas.microsoft.com/office/drawing/2017/model3d" xmlns:o="urn:schemas-microsoft-com:office:office" xmlns:oel="http://schemas.microsoft.com/office/2019/extlst" xmlns:r="http://schemas.openxmlformats.org/officeDocument/2006/relationships" xmlns:m="http://schemas.openxmlformats.org/officeDocument/2006/math" xmlns:v="urn:schemas-microsoft-com:vml" xmlns:wp14="http://schemas.microsoft.com/office/word/2010/wordprocessingDrawing" xmlns:wp="http://schemas.openxmlformats.org/drawingml/2006/wordprocessingDrawing" xmlns:w10="urn:schemas-microsoft-com:office:word" xmlns:w="http://schemas.openxmlformats.org/wordprocessingml/2006/main" xmlns:w14="http://schemas.microsoft.com/office/word/2010/wordml" xmlns:w15="http://schemas.microsoft.com/office/word/2012/wordml" xmlns:w16cex="http://schemas.microsoft.com/office/word/2018/wordml/cex" xmlns:w16cid="http://schemas.microsoft.com/office/word/2016/wordml/cid" xmlns:w16="http://schemas.microsoft.com/office/word/2018/wordml" xmlns:w16du="http://schemas.microsoft.com/office/word/2023/wordml/word16du" xmlns:w16sdtdh="http://schemas.microsoft.com/office/word/2020/wordml/sdtdatahash" xmlns:w16sdtfl="http://schemas.microsoft.com/office/word/2024/wordml/sdtformatlock" xmlns:w16se="http://schemas.microsoft.com/office/word/2015/wordml/symex" xmlns:wpg="http://schemas.microsoft.com/office/word/2010/wordprocessingGroup" xmlns:wpi="http://schemas.microsoft.com/office/word/2010/wordprocessingInk" xmlns:wne="http://schemas.microsoft.com/office/word/2006/wordml" xmlns:wps="http://schemas.microsoft.com/office/word/2010/wordprocessingShape" mc:Ignorable="w14 w15 w16se w16cid w16 w16cex w16sdtdh w16sdtfl w16du wp14">
+<w:comments xmlns:wpc="http://schemas.microsoft.com/office/word/2010/wordprocessingCanvas" xmlns:cx="http://schemas.microsoft.com/office/drawing/2014/chartex" xmlns:cx1="http://schemas.microsoft.com/office/drawing/2015/9/8/chartex" xmlns:cx2="http://schemas.microsoft.com/office/drawing/2015/10/21/chartex" xmlns:cx3="http://schemas.microsoft.com/office/drawing/2016/5/9/chartex" xmlns:cx4="http://schemas.microsoft.com/office/drawing/2016/5/10/chartex" xmlns:cx5="http://schemas.microsoft.com/office/drawing/2016/5/11/chartex" xmlns:cx6="http://schemas.microsoft.com/office/drawing/2016/5/12/chartex" xmlns:cx7="http://schemas.microsoft.com/office/drawing/2016/5/13/chartex" xmlns:cx8="http://schemas.microsoft.com/office/drawing/2016/5/14/chartex" xmlns:mc="http://schemas.openxmlformats.org/markup-compatibility/2006" xmlns:aink="http://schemas.microsoft.com/office/drawing/2016/ink" xmlns:am3d="http://schemas.microsoft.com/office/drawing/2017/model3d" xmlns:o="urn:schemas-microsoft-com:office:office" xmlns:oel="http://schemas.microsoft.com/office/2019/extlst" xmlns:r="http://schemas.openxmlformats.org/officeDocument/2006/relationships" xmlns:m="http://schemas.openxmlformats.org/officeDocument/2006/math" xmlns:v="urn:schemas-microsoft-com:vml" xmlns:wp14="http://schemas.microsoft.com/office/word/2010/wordprocessingDrawing" xmlns:wp="http://schemas.openxmlformats.org/drawingml/2006/wordprocessingDrawing" xmlns:w10="urn:schemas-microsoft-com:office:word" xmlns:w="http://schemas.openxmlformats.org/wordprocessingml/2006/main" xmlns:w14="http://schemas.microsoft.com/office/word/2010/wordml" xmlns:w15="http://schemas.microsoft.com/office/word/2012/wordml" xmlns:w16cex="http://schemas.microsoft.com/office/word/2018/wordml/cex" xmlns:w16cid="http://schemas.microsoft.com/office/word/2016/wordml/cid" xmlns:w16="http://schemas.microsoft.com/office/word/2018/wordml" xmlns:w16sdtdh="http://schemas.microsoft.com/office/word/2020/wordml/sdtdatahash" xmlns:w16se="http://schemas.microsoft.com/office/word/2015/wordml/symex" xmlns:wpg="http://schemas.microsoft.com/office/word/2010/wordprocessingGroup" xmlns:wpi="http://schemas.microsoft.com/office/word/2010/wordprocessingInk" xmlns:wne="http://schemas.microsoft.com/office/word/2006/wordml" xmlns:wps="http://schemas.microsoft.com/office/word/2010/wordprocessingShape" mc:Ignorable="w14 w15 w16se w16cid w16 w16cex w16sdtdh wp14">
   <w:comment w:id="3" w:author="Francesco Pietro Massel" w:date="2026-01-15T20:06:00Z" w:initials="FPM">
     <w:p>
       <w:r>
@@ -10579,7 +10876,119 @@
           <w:sz w:val="20"/>
           <w:szCs w:val="20"/>
         </w:rPr>
-        <w:t>I would put Chapters 2 &amp; 3 before this, as a Quantum physics primer.</w:t>
+        <w:t xml:space="preserve">I </w:t>
+      </w:r>
+      <w:proofErr w:type="spellStart"/>
+      <w:r>
+        <w:rPr>
+          <w:sz w:val="20"/>
+          <w:szCs w:val="20"/>
+        </w:rPr>
+        <w:t>would</w:t>
+      </w:r>
+      <w:proofErr w:type="spellEnd"/>
+      <w:r>
+        <w:rPr>
+          <w:sz w:val="20"/>
+          <w:szCs w:val="20"/>
+        </w:rPr>
+        <w:t xml:space="preserve"> </w:t>
+      </w:r>
+      <w:proofErr w:type="spellStart"/>
+      <w:r>
+        <w:rPr>
+          <w:sz w:val="20"/>
+          <w:szCs w:val="20"/>
+        </w:rPr>
+        <w:t>put</w:t>
+      </w:r>
+      <w:proofErr w:type="spellEnd"/>
+      <w:r>
+        <w:rPr>
+          <w:sz w:val="20"/>
+          <w:szCs w:val="20"/>
+        </w:rPr>
+        <w:t xml:space="preserve"> </w:t>
+      </w:r>
+      <w:proofErr w:type="spellStart"/>
+      <w:r>
+        <w:rPr>
+          <w:sz w:val="20"/>
+          <w:szCs w:val="20"/>
+        </w:rPr>
+        <w:t>Chapters</w:t>
+      </w:r>
+      <w:proofErr w:type="spellEnd"/>
+      <w:r>
+        <w:rPr>
+          <w:sz w:val="20"/>
+          <w:szCs w:val="20"/>
+        </w:rPr>
+        <w:t xml:space="preserve"> 2 &amp; 3 </w:t>
+      </w:r>
+      <w:proofErr w:type="spellStart"/>
+      <w:r>
+        <w:rPr>
+          <w:sz w:val="20"/>
+          <w:szCs w:val="20"/>
+        </w:rPr>
+        <w:t>before</w:t>
+      </w:r>
+      <w:proofErr w:type="spellEnd"/>
+      <w:r>
+        <w:rPr>
+          <w:sz w:val="20"/>
+          <w:szCs w:val="20"/>
+        </w:rPr>
+        <w:t xml:space="preserve"> </w:t>
+      </w:r>
+      <w:proofErr w:type="spellStart"/>
+      <w:r>
+        <w:rPr>
+          <w:sz w:val="20"/>
+          <w:szCs w:val="20"/>
+        </w:rPr>
+        <w:t>this</w:t>
+      </w:r>
+      <w:proofErr w:type="spellEnd"/>
+      <w:r>
+        <w:rPr>
+          <w:sz w:val="20"/>
+          <w:szCs w:val="20"/>
+        </w:rPr>
+        <w:t xml:space="preserve">, </w:t>
+      </w:r>
+      <w:proofErr w:type="spellStart"/>
+      <w:r>
+        <w:rPr>
+          <w:sz w:val="20"/>
+          <w:szCs w:val="20"/>
+        </w:rPr>
+        <w:t>as</w:t>
+      </w:r>
+      <w:proofErr w:type="spellEnd"/>
+      <w:r>
+        <w:rPr>
+          <w:sz w:val="20"/>
+          <w:szCs w:val="20"/>
+        </w:rPr>
+        <w:t xml:space="preserve"> a Quantum </w:t>
+      </w:r>
+      <w:proofErr w:type="spellStart"/>
+      <w:r>
+        <w:rPr>
+          <w:sz w:val="20"/>
+          <w:szCs w:val="20"/>
+        </w:rPr>
+        <w:t>physics</w:t>
+      </w:r>
+      <w:proofErr w:type="spellEnd"/>
+      <w:r>
+        <w:rPr>
+          <w:sz w:val="20"/>
+          <w:szCs w:val="20"/>
+        </w:rPr>
+        <w:t xml:space="preserve"> primer.</w:t>
       </w:r>
     </w:p>
   </w:comment>
@@ -10596,7 +11005,231 @@
           <w:sz w:val="20"/>
           <w:szCs w:val="20"/>
         </w:rPr>
-        <w:t>I would expand measurement beyond projective ones. Maybe not a super-extensive zoology, but at least photodetection and maybe homodyne detection. (Type I and Type II measurments following Gardiner &amp;  Zoller?)</w:t>
+        <w:t xml:space="preserve">I </w:t>
+      </w:r>
+      <w:proofErr w:type="spellStart"/>
+      <w:r>
+        <w:rPr>
+          <w:sz w:val="20"/>
+          <w:szCs w:val="20"/>
+        </w:rPr>
+        <w:t>would</w:t>
+      </w:r>
+      <w:proofErr w:type="spellEnd"/>
+      <w:r>
+        <w:rPr>
+          <w:sz w:val="20"/>
+          <w:szCs w:val="20"/>
+        </w:rPr>
+        <w:t xml:space="preserve"> </w:t>
+      </w:r>
+      <w:proofErr w:type="spellStart"/>
+      <w:r>
+        <w:rPr>
+          <w:sz w:val="20"/>
+          <w:szCs w:val="20"/>
+        </w:rPr>
+        <w:t>expand</w:t>
+      </w:r>
+      <w:proofErr w:type="spellEnd"/>
+      <w:r>
+        <w:rPr>
+          <w:sz w:val="20"/>
+          <w:szCs w:val="20"/>
+        </w:rPr>
+        <w:t xml:space="preserve"> </w:t>
+      </w:r>
+      <w:proofErr w:type="spellStart"/>
+      <w:r>
+        <w:rPr>
+          <w:sz w:val="20"/>
+          <w:szCs w:val="20"/>
+        </w:rPr>
+        <w:t>measurement</w:t>
+      </w:r>
+      <w:proofErr w:type="spellEnd"/>
+      <w:r>
+        <w:rPr>
+          <w:sz w:val="20"/>
+          <w:szCs w:val="20"/>
+        </w:rPr>
+        <w:t xml:space="preserve"> </w:t>
+      </w:r>
+      <w:proofErr w:type="spellStart"/>
+      <w:r>
+        <w:rPr>
+          <w:sz w:val="20"/>
+          <w:szCs w:val="20"/>
+        </w:rPr>
+        <w:t>beyond</w:t>
+      </w:r>
+      <w:proofErr w:type="spellEnd"/>
+      <w:r>
+        <w:rPr>
+          <w:sz w:val="20"/>
+          <w:szCs w:val="20"/>
+        </w:rPr>
+        <w:t xml:space="preserve"> </w:t>
+      </w:r>
+      <w:proofErr w:type="spellStart"/>
+      <w:r>
+        <w:rPr>
+          <w:sz w:val="20"/>
+          <w:szCs w:val="20"/>
+        </w:rPr>
+        <w:t>projective</w:t>
+      </w:r>
+      <w:proofErr w:type="spellEnd"/>
+      <w:r>
+        <w:rPr>
+          <w:sz w:val="20"/>
+          <w:szCs w:val="20"/>
+        </w:rPr>
+        <w:t xml:space="preserve"> </w:t>
+      </w:r>
+      <w:proofErr w:type="spellStart"/>
+      <w:r>
+        <w:rPr>
+          <w:sz w:val="20"/>
+          <w:szCs w:val="20"/>
+        </w:rPr>
+        <w:t>ones</w:t>
+      </w:r>
+      <w:proofErr w:type="spellEnd"/>
+      <w:r>
+        <w:rPr>
+          <w:sz w:val="20"/>
+          <w:szCs w:val="20"/>
+        </w:rPr>
+        <w:t xml:space="preserve">. Maybe not a super-extensive </w:t>
+      </w:r>
+      <w:proofErr w:type="spellStart"/>
+      <w:r>
+        <w:rPr>
+          <w:sz w:val="20"/>
+          <w:szCs w:val="20"/>
+        </w:rPr>
+        <w:t>zoology</w:t>
+      </w:r>
+      <w:proofErr w:type="spellEnd"/>
+      <w:r>
+        <w:rPr>
+          <w:sz w:val="20"/>
+          <w:szCs w:val="20"/>
+        </w:rPr>
+        <w:t xml:space="preserve">, but at least </w:t>
+      </w:r>
+      <w:proofErr w:type="spellStart"/>
+      <w:r>
+        <w:rPr>
+          <w:sz w:val="20"/>
+          <w:szCs w:val="20"/>
+        </w:rPr>
+        <w:t>photodetection</w:t>
+      </w:r>
+      <w:proofErr w:type="spellEnd"/>
+      <w:r>
+        <w:rPr>
+          <w:sz w:val="20"/>
+          <w:szCs w:val="20"/>
+        </w:rPr>
+        <w:t xml:space="preserve"> and </w:t>
+      </w:r>
+      <w:proofErr w:type="spellStart"/>
+      <w:r>
+        <w:rPr>
+          <w:sz w:val="20"/>
+          <w:szCs w:val="20"/>
+        </w:rPr>
+        <w:t>maybe</w:t>
+      </w:r>
+      <w:proofErr w:type="spellEnd"/>
+      <w:r>
+        <w:rPr>
+          <w:sz w:val="20"/>
+          <w:szCs w:val="20"/>
+        </w:rPr>
+        <w:t xml:space="preserve"> </w:t>
+      </w:r>
+      <w:proofErr w:type="spellStart"/>
+      <w:r>
+        <w:rPr>
+          <w:sz w:val="20"/>
+          <w:szCs w:val="20"/>
+        </w:rPr>
+        <w:t>homodyne</w:t>
+      </w:r>
+      <w:proofErr w:type="spellEnd"/>
+      <w:r>
+        <w:rPr>
+          <w:sz w:val="20"/>
+          <w:szCs w:val="20"/>
+        </w:rPr>
+        <w:t xml:space="preserve"> </w:t>
+      </w:r>
+      <w:proofErr w:type="spellStart"/>
+      <w:r>
+        <w:rPr>
+          <w:sz w:val="20"/>
+          <w:szCs w:val="20"/>
+        </w:rPr>
+        <w:t>detection</w:t>
+      </w:r>
+      <w:proofErr w:type="spellEnd"/>
+      <w:r>
+        <w:rPr>
+          <w:sz w:val="20"/>
+          <w:szCs w:val="20"/>
+        </w:rPr>
+        <w:t xml:space="preserve">. (Type I and Type II </w:t>
+      </w:r>
+      <w:proofErr w:type="spellStart"/>
+      <w:r>
+        <w:rPr>
+          <w:sz w:val="20"/>
+          <w:szCs w:val="20"/>
+        </w:rPr>
+        <w:t>measurments</w:t>
+      </w:r>
+      <w:proofErr w:type="spellEnd"/>
+      <w:r>
+        <w:rPr>
+          <w:sz w:val="20"/>
+          <w:szCs w:val="20"/>
+        </w:rPr>
+        <w:t xml:space="preserve"> </w:t>
+      </w:r>
+      <w:proofErr w:type="spellStart"/>
+      <w:r>
+        <w:rPr>
+          <w:sz w:val="20"/>
+          <w:szCs w:val="20"/>
+        </w:rPr>
+        <w:t>following</w:t>
+      </w:r>
+      <w:proofErr w:type="spellEnd"/>
+      <w:r>
+        <w:rPr>
+          <w:sz w:val="20"/>
+          <w:szCs w:val="20"/>
+        </w:rPr>
+        <w:t xml:space="preserve"> Gardiner </w:t>
+      </w:r>
+      <w:proofErr w:type="gramStart"/>
+      <w:r>
+        <w:rPr>
+          <w:sz w:val="20"/>
+          <w:szCs w:val="20"/>
+        </w:rPr>
+        <w:t>&amp;  Zoller</w:t>
+      </w:r>
+      <w:proofErr w:type="gramEnd"/>
+      <w:r>
+        <w:rPr>
+          <w:sz w:val="20"/>
+          <w:szCs w:val="20"/>
+        </w:rPr>
+        <w:t>?)</w:t>
       </w:r>
     </w:p>
   </w:comment>
@@ -10613,7 +11246,231 @@
           <w:sz w:val="20"/>
           <w:szCs w:val="20"/>
         </w:rPr>
-        <w:t>I would expand measurement beyond projective ones. Maybe not a super-extensive zoology, but at least photodetection and maybe homodyne detection. (Type I and Type II measurments following Gardiner &amp;  Zoller?)</w:t>
+        <w:t xml:space="preserve">I </w:t>
+      </w:r>
+      <w:proofErr w:type="spellStart"/>
+      <w:r>
+        <w:rPr>
+          <w:sz w:val="20"/>
+          <w:szCs w:val="20"/>
+        </w:rPr>
+        <w:t>would</w:t>
+      </w:r>
+      <w:proofErr w:type="spellEnd"/>
+      <w:r>
+        <w:rPr>
+          <w:sz w:val="20"/>
+          <w:szCs w:val="20"/>
+        </w:rPr>
+        <w:t xml:space="preserve"> </w:t>
+      </w:r>
+      <w:proofErr w:type="spellStart"/>
+      <w:r>
+        <w:rPr>
+          <w:sz w:val="20"/>
+          <w:szCs w:val="20"/>
+        </w:rPr>
+        <w:t>expand</w:t>
+      </w:r>
+      <w:proofErr w:type="spellEnd"/>
+      <w:r>
+        <w:rPr>
+          <w:sz w:val="20"/>
+          <w:szCs w:val="20"/>
+        </w:rPr>
+        <w:t xml:space="preserve"> </w:t>
+      </w:r>
+      <w:proofErr w:type="spellStart"/>
+      <w:r>
+        <w:rPr>
+          <w:sz w:val="20"/>
+          <w:szCs w:val="20"/>
+        </w:rPr>
+        <w:t>measurement</w:t>
+      </w:r>
+      <w:proofErr w:type="spellEnd"/>
+      <w:r>
+        <w:rPr>
+          <w:sz w:val="20"/>
+          <w:szCs w:val="20"/>
+        </w:rPr>
+        <w:t xml:space="preserve"> </w:t>
+      </w:r>
+      <w:proofErr w:type="spellStart"/>
+      <w:r>
+        <w:rPr>
+          <w:sz w:val="20"/>
+          <w:szCs w:val="20"/>
+        </w:rPr>
+        <w:t>beyond</w:t>
+      </w:r>
+      <w:proofErr w:type="spellEnd"/>
+      <w:r>
+        <w:rPr>
+          <w:sz w:val="20"/>
+          <w:szCs w:val="20"/>
+        </w:rPr>
+        <w:t xml:space="preserve"> </w:t>
+      </w:r>
+      <w:proofErr w:type="spellStart"/>
+      <w:r>
+        <w:rPr>
+          <w:sz w:val="20"/>
+          <w:szCs w:val="20"/>
+        </w:rPr>
+        <w:t>projective</w:t>
+      </w:r>
+      <w:proofErr w:type="spellEnd"/>
+      <w:r>
+        <w:rPr>
+          <w:sz w:val="20"/>
+          <w:szCs w:val="20"/>
+        </w:rPr>
+        <w:t xml:space="preserve"> </w:t>
+      </w:r>
+      <w:proofErr w:type="spellStart"/>
+      <w:r>
+        <w:rPr>
+          <w:sz w:val="20"/>
+          <w:szCs w:val="20"/>
+        </w:rPr>
+        <w:t>ones</w:t>
+      </w:r>
+      <w:proofErr w:type="spellEnd"/>
+      <w:r>
+        <w:rPr>
+          <w:sz w:val="20"/>
+          <w:szCs w:val="20"/>
+        </w:rPr>
+        <w:t xml:space="preserve">. Maybe not a super-extensive </w:t>
+      </w:r>
+      <w:proofErr w:type="spellStart"/>
+      <w:r>
+        <w:rPr>
+          <w:sz w:val="20"/>
+          <w:szCs w:val="20"/>
+        </w:rPr>
+        <w:t>zoology</w:t>
+      </w:r>
+      <w:proofErr w:type="spellEnd"/>
+      <w:r>
+        <w:rPr>
+          <w:sz w:val="20"/>
+          <w:szCs w:val="20"/>
+        </w:rPr>
+        <w:t xml:space="preserve">, but at least </w:t>
+      </w:r>
+      <w:proofErr w:type="spellStart"/>
+      <w:r>
+        <w:rPr>
+          <w:sz w:val="20"/>
+          <w:szCs w:val="20"/>
+        </w:rPr>
+        <w:t>photodetection</w:t>
+      </w:r>
+      <w:proofErr w:type="spellEnd"/>
+      <w:r>
+        <w:rPr>
+          <w:sz w:val="20"/>
+          <w:szCs w:val="20"/>
+        </w:rPr>
+        <w:t xml:space="preserve"> and </w:t>
+      </w:r>
+      <w:proofErr w:type="spellStart"/>
+      <w:r>
+        <w:rPr>
+          <w:sz w:val="20"/>
+          <w:szCs w:val="20"/>
+        </w:rPr>
+        <w:t>maybe</w:t>
+      </w:r>
+      <w:proofErr w:type="spellEnd"/>
+      <w:r>
+        <w:rPr>
+          <w:sz w:val="20"/>
+          <w:szCs w:val="20"/>
+        </w:rPr>
+        <w:t xml:space="preserve"> </w:t>
+      </w:r>
+      <w:proofErr w:type="spellStart"/>
+      <w:r>
+        <w:rPr>
+          <w:sz w:val="20"/>
+          <w:szCs w:val="20"/>
+        </w:rPr>
+        <w:t>homodyne</w:t>
+      </w:r>
+      <w:proofErr w:type="spellEnd"/>
+      <w:r>
+        <w:rPr>
+          <w:sz w:val="20"/>
+          <w:szCs w:val="20"/>
+        </w:rPr>
+        <w:t xml:space="preserve"> </w:t>
+      </w:r>
+      <w:proofErr w:type="spellStart"/>
+      <w:r>
+        <w:rPr>
+          <w:sz w:val="20"/>
+          <w:szCs w:val="20"/>
+        </w:rPr>
+        <w:t>detection</w:t>
+      </w:r>
+      <w:proofErr w:type="spellEnd"/>
+      <w:r>
+        <w:rPr>
+          <w:sz w:val="20"/>
+          <w:szCs w:val="20"/>
+        </w:rPr>
+        <w:t xml:space="preserve">. (Type I and Type II </w:t>
+      </w:r>
+      <w:proofErr w:type="spellStart"/>
+      <w:r>
+        <w:rPr>
+          <w:sz w:val="20"/>
+          <w:szCs w:val="20"/>
+        </w:rPr>
+        <w:t>measurments</w:t>
+      </w:r>
+      <w:proofErr w:type="spellEnd"/>
+      <w:r>
+        <w:rPr>
+          <w:sz w:val="20"/>
+          <w:szCs w:val="20"/>
+        </w:rPr>
+        <w:t xml:space="preserve"> </w:t>
+      </w:r>
+      <w:proofErr w:type="spellStart"/>
+      <w:r>
+        <w:rPr>
+          <w:sz w:val="20"/>
+          <w:szCs w:val="20"/>
+        </w:rPr>
+        <w:t>following</w:t>
+      </w:r>
+      <w:proofErr w:type="spellEnd"/>
+      <w:r>
+        <w:rPr>
+          <w:sz w:val="20"/>
+          <w:szCs w:val="20"/>
+        </w:rPr>
+        <w:t xml:space="preserve"> Gardiner </w:t>
+      </w:r>
+      <w:proofErr w:type="gramStart"/>
+      <w:r>
+        <w:rPr>
+          <w:sz w:val="20"/>
+          <w:szCs w:val="20"/>
+        </w:rPr>
+        <w:t>&amp;  Zoller</w:t>
+      </w:r>
+      <w:proofErr w:type="gramEnd"/>
+      <w:r>
+        <w:rPr>
+          <w:sz w:val="20"/>
+          <w:szCs w:val="20"/>
+        </w:rPr>
+        <w:t>?)</w:t>
       </w:r>
     </w:p>
   </w:comment>
@@ -10630,7 +11487,391 @@
           <w:sz w:val="20"/>
           <w:szCs w:val="20"/>
         </w:rPr>
-        <w:t>I would maybe this earlier, and introduce the "complementary" Quanutm Langevin equations picture. There's also all the quantum-limited amplification analysis (à la Caves) that could be interesting and rather straightforward to explain.</w:t>
+        <w:t xml:space="preserve">I </w:t>
+      </w:r>
+      <w:proofErr w:type="spellStart"/>
+      <w:r>
+        <w:rPr>
+          <w:sz w:val="20"/>
+          <w:szCs w:val="20"/>
+        </w:rPr>
+        <w:t>would</w:t>
+      </w:r>
+      <w:proofErr w:type="spellEnd"/>
+      <w:r>
+        <w:rPr>
+          <w:sz w:val="20"/>
+          <w:szCs w:val="20"/>
+        </w:rPr>
+        <w:t xml:space="preserve"> </w:t>
+      </w:r>
+      <w:proofErr w:type="spellStart"/>
+      <w:r>
+        <w:rPr>
+          <w:sz w:val="20"/>
+          <w:szCs w:val="20"/>
+        </w:rPr>
+        <w:t>maybe</w:t>
+      </w:r>
+      <w:proofErr w:type="spellEnd"/>
+      <w:r>
+        <w:rPr>
+          <w:sz w:val="20"/>
+          <w:szCs w:val="20"/>
+        </w:rPr>
+        <w:t xml:space="preserve"> </w:t>
+      </w:r>
+      <w:proofErr w:type="spellStart"/>
+      <w:r>
+        <w:rPr>
+          <w:sz w:val="20"/>
+          <w:szCs w:val="20"/>
+        </w:rPr>
+        <w:t>this</w:t>
+      </w:r>
+      <w:proofErr w:type="spellEnd"/>
+      <w:r>
+        <w:rPr>
+          <w:sz w:val="20"/>
+          <w:szCs w:val="20"/>
+        </w:rPr>
+        <w:t xml:space="preserve"> </w:t>
+      </w:r>
+      <w:proofErr w:type="spellStart"/>
+      <w:r>
+        <w:rPr>
+          <w:sz w:val="20"/>
+          <w:szCs w:val="20"/>
+        </w:rPr>
+        <w:t>earlier</w:t>
+      </w:r>
+      <w:proofErr w:type="spellEnd"/>
+      <w:r>
+        <w:rPr>
+          <w:sz w:val="20"/>
+          <w:szCs w:val="20"/>
+        </w:rPr>
+        <w:t xml:space="preserve">, and </w:t>
+      </w:r>
+      <w:proofErr w:type="spellStart"/>
+      <w:r>
+        <w:rPr>
+          <w:sz w:val="20"/>
+          <w:szCs w:val="20"/>
+        </w:rPr>
+        <w:t>introduce</w:t>
+      </w:r>
+      <w:proofErr w:type="spellEnd"/>
+      <w:r>
+        <w:rPr>
+          <w:sz w:val="20"/>
+          <w:szCs w:val="20"/>
+        </w:rPr>
+        <w:t xml:space="preserve"> </w:t>
+      </w:r>
+      <w:proofErr w:type="spellStart"/>
+      <w:r>
+        <w:rPr>
+          <w:sz w:val="20"/>
+          <w:szCs w:val="20"/>
+        </w:rPr>
+        <w:t>the</w:t>
+      </w:r>
+      <w:proofErr w:type="spellEnd"/>
+      <w:r>
+        <w:rPr>
+          <w:sz w:val="20"/>
+          <w:szCs w:val="20"/>
+        </w:rPr>
+        <w:t xml:space="preserve"> "</w:t>
+      </w:r>
+      <w:proofErr w:type="spellStart"/>
+      <w:r>
+        <w:rPr>
+          <w:sz w:val="20"/>
+          <w:szCs w:val="20"/>
+        </w:rPr>
+        <w:t>complementary</w:t>
+      </w:r>
+      <w:proofErr w:type="spellEnd"/>
+      <w:r>
+        <w:rPr>
+          <w:sz w:val="20"/>
+          <w:szCs w:val="20"/>
+        </w:rPr>
+        <w:t xml:space="preserve">" </w:t>
+      </w:r>
+      <w:proofErr w:type="spellStart"/>
+      <w:r>
+        <w:rPr>
+          <w:sz w:val="20"/>
+          <w:szCs w:val="20"/>
+        </w:rPr>
+        <w:t>Quanutm</w:t>
+      </w:r>
+      <w:proofErr w:type="spellEnd"/>
+      <w:r>
+        <w:rPr>
+          <w:sz w:val="20"/>
+          <w:szCs w:val="20"/>
+        </w:rPr>
+        <w:t xml:space="preserve"> </w:t>
+      </w:r>
+      <w:proofErr w:type="spellStart"/>
+      <w:r>
+        <w:rPr>
+          <w:sz w:val="20"/>
+          <w:szCs w:val="20"/>
+        </w:rPr>
+        <w:t>Langevin</w:t>
+      </w:r>
+      <w:proofErr w:type="spellEnd"/>
+      <w:r>
+        <w:rPr>
+          <w:sz w:val="20"/>
+          <w:szCs w:val="20"/>
+        </w:rPr>
+        <w:t xml:space="preserve"> </w:t>
+      </w:r>
+      <w:proofErr w:type="spellStart"/>
+      <w:r>
+        <w:rPr>
+          <w:sz w:val="20"/>
+          <w:szCs w:val="20"/>
+        </w:rPr>
+        <w:t>equations</w:t>
+      </w:r>
+      <w:proofErr w:type="spellEnd"/>
+      <w:r>
+        <w:rPr>
+          <w:sz w:val="20"/>
+          <w:szCs w:val="20"/>
+        </w:rPr>
+        <w:t xml:space="preserve"> </w:t>
+      </w:r>
+      <w:proofErr w:type="spellStart"/>
+      <w:r>
+        <w:rPr>
+          <w:sz w:val="20"/>
+          <w:szCs w:val="20"/>
+        </w:rPr>
+        <w:t>picture</w:t>
+      </w:r>
+      <w:proofErr w:type="spellEnd"/>
+      <w:r>
+        <w:rPr>
+          <w:sz w:val="20"/>
+          <w:szCs w:val="20"/>
+        </w:rPr>
+        <w:t xml:space="preserve">. </w:t>
+      </w:r>
+      <w:proofErr w:type="spellStart"/>
+      <w:r>
+        <w:rPr>
+          <w:sz w:val="20"/>
+          <w:szCs w:val="20"/>
+        </w:rPr>
+        <w:t>There's</w:t>
+      </w:r>
+      <w:proofErr w:type="spellEnd"/>
+      <w:r>
+        <w:rPr>
+          <w:sz w:val="20"/>
+          <w:szCs w:val="20"/>
+        </w:rPr>
+        <w:t xml:space="preserve"> also all </w:t>
+      </w:r>
+      <w:proofErr w:type="spellStart"/>
+      <w:r>
+        <w:rPr>
+          <w:sz w:val="20"/>
+          <w:szCs w:val="20"/>
+        </w:rPr>
+        <w:t>the</w:t>
+      </w:r>
+      <w:proofErr w:type="spellEnd"/>
+      <w:r>
+        <w:rPr>
+          <w:sz w:val="20"/>
+          <w:szCs w:val="20"/>
+        </w:rPr>
+        <w:t xml:space="preserve"> </w:t>
+      </w:r>
+      <w:proofErr w:type="spellStart"/>
+      <w:r>
+        <w:rPr>
+          <w:sz w:val="20"/>
+          <w:szCs w:val="20"/>
+        </w:rPr>
+        <w:t>quantum</w:t>
+      </w:r>
+      <w:proofErr w:type="spellEnd"/>
+      <w:r>
+        <w:rPr>
+          <w:sz w:val="20"/>
+          <w:szCs w:val="20"/>
+        </w:rPr>
+        <w:t xml:space="preserve">-limited </w:t>
+      </w:r>
+      <w:proofErr w:type="spellStart"/>
+      <w:r>
+        <w:rPr>
+          <w:sz w:val="20"/>
+          <w:szCs w:val="20"/>
+        </w:rPr>
+        <w:t>amplification</w:t>
+      </w:r>
+      <w:proofErr w:type="spellEnd"/>
+      <w:r>
+        <w:rPr>
+          <w:sz w:val="20"/>
+          <w:szCs w:val="20"/>
+        </w:rPr>
+        <w:t xml:space="preserve"> </w:t>
+      </w:r>
+      <w:proofErr w:type="spellStart"/>
+      <w:r>
+        <w:rPr>
+          <w:sz w:val="20"/>
+          <w:szCs w:val="20"/>
+        </w:rPr>
+        <w:t>analysis</w:t>
+      </w:r>
+      <w:proofErr w:type="spellEnd"/>
+      <w:r>
+        <w:rPr>
+          <w:sz w:val="20"/>
+          <w:szCs w:val="20"/>
+        </w:rPr>
+        <w:t xml:space="preserve"> (à la Caves) </w:t>
+      </w:r>
+      <w:proofErr w:type="spellStart"/>
+      <w:r>
+        <w:rPr>
+          <w:sz w:val="20"/>
+          <w:szCs w:val="20"/>
+        </w:rPr>
+        <w:t>that</w:t>
+      </w:r>
+      <w:proofErr w:type="spellEnd"/>
+      <w:r>
+        <w:rPr>
+          <w:sz w:val="20"/>
+          <w:szCs w:val="20"/>
+        </w:rPr>
+        <w:t xml:space="preserve"> </w:t>
+      </w:r>
+      <w:proofErr w:type="spellStart"/>
+      <w:r>
+        <w:rPr>
+          <w:sz w:val="20"/>
+          <w:szCs w:val="20"/>
+        </w:rPr>
+        <w:t>could</w:t>
+      </w:r>
+      <w:proofErr w:type="spellEnd"/>
+      <w:r>
+        <w:rPr>
+          <w:sz w:val="20"/>
+          <w:szCs w:val="20"/>
+        </w:rPr>
+        <w:t xml:space="preserve"> </w:t>
+      </w:r>
+      <w:proofErr w:type="spellStart"/>
+      <w:r>
+        <w:rPr>
+          <w:sz w:val="20"/>
+          <w:szCs w:val="20"/>
+        </w:rPr>
+        <w:t>be</w:t>
+      </w:r>
+      <w:proofErr w:type="spellEnd"/>
+      <w:r>
+        <w:rPr>
+          <w:sz w:val="20"/>
+          <w:szCs w:val="20"/>
+        </w:rPr>
+        <w:t xml:space="preserve"> </w:t>
+      </w:r>
+      <w:proofErr w:type="spellStart"/>
+      <w:r>
+        <w:rPr>
+          <w:sz w:val="20"/>
+          <w:szCs w:val="20"/>
+        </w:rPr>
+        <w:t>interesting</w:t>
+      </w:r>
+      <w:proofErr w:type="spellEnd"/>
+      <w:r>
+        <w:rPr>
+          <w:sz w:val="20"/>
+          <w:szCs w:val="20"/>
+        </w:rPr>
+        <w:t xml:space="preserve"> and </w:t>
+      </w:r>
+      <w:proofErr w:type="spellStart"/>
+      <w:r>
+        <w:rPr>
+          <w:sz w:val="20"/>
+          <w:szCs w:val="20"/>
+        </w:rPr>
+        <w:t>rather</w:t>
+      </w:r>
+      <w:proofErr w:type="spellEnd"/>
+      <w:r>
+        <w:rPr>
+          <w:sz w:val="20"/>
+          <w:szCs w:val="20"/>
+        </w:rPr>
+        <w:t xml:space="preserve"> </w:t>
+      </w:r>
+      <w:proofErr w:type="spellStart"/>
+      <w:r>
+        <w:rPr>
+          <w:sz w:val="20"/>
+          <w:szCs w:val="20"/>
+        </w:rPr>
+        <w:t>straightforward</w:t>
+      </w:r>
+      <w:proofErr w:type="spellEnd"/>
+      <w:r>
+        <w:rPr>
+          <w:sz w:val="20"/>
+          <w:szCs w:val="20"/>
+        </w:rPr>
+        <w:t xml:space="preserve"> </w:t>
+      </w:r>
+      <w:proofErr w:type="spellStart"/>
+      <w:r>
+        <w:rPr>
+          <w:sz w:val="20"/>
+          <w:szCs w:val="20"/>
+        </w:rPr>
+        <w:t>to</w:t>
+      </w:r>
+      <w:proofErr w:type="spellEnd"/>
+      <w:r>
+        <w:rPr>
+          <w:sz w:val="20"/>
+          <w:szCs w:val="20"/>
+        </w:rPr>
+        <w:t xml:space="preserve"> </w:t>
+      </w:r>
+      <w:proofErr w:type="spellStart"/>
+      <w:r>
+        <w:rPr>
+          <w:sz w:val="20"/>
+          <w:szCs w:val="20"/>
+        </w:rPr>
+        <w:t>explain</w:t>
+      </w:r>
+      <w:proofErr w:type="spellEnd"/>
+      <w:r>
+        <w:rPr>
+          <w:sz w:val="20"/>
+          <w:szCs w:val="20"/>
+        </w:rPr>
+        <w:t>.</w:t>
       </w:r>
     </w:p>
   </w:comment>
@@ -10642,12 +11883,37 @@
         </w:rPr>
         <w:annotationRef/>
       </w:r>
-      <w:r>
-        <w:rPr>
-          <w:sz w:val="20"/>
-          <w:szCs w:val="20"/>
-        </w:rPr>
-        <w:t>maybe move down</w:t>
+      <w:proofErr w:type="spellStart"/>
+      <w:r>
+        <w:rPr>
+          <w:sz w:val="20"/>
+          <w:szCs w:val="20"/>
+        </w:rPr>
+        <w:t>maybe</w:t>
+      </w:r>
+      <w:proofErr w:type="spellEnd"/>
+      <w:r>
+        <w:rPr>
+          <w:sz w:val="20"/>
+          <w:szCs w:val="20"/>
+        </w:rPr>
+        <w:t xml:space="preserve"> </w:t>
+      </w:r>
+      <w:proofErr w:type="spellStart"/>
+      <w:r>
+        <w:rPr>
+          <w:sz w:val="20"/>
+          <w:szCs w:val="20"/>
+        </w:rPr>
+        <w:t>move</w:t>
+      </w:r>
+      <w:proofErr w:type="spellEnd"/>
+      <w:r>
+        <w:rPr>
+          <w:sz w:val="20"/>
+          <w:szCs w:val="20"/>
+        </w:rPr>
+        <w:t xml:space="preserve"> down</w:t>
       </w:r>
     </w:p>
   </w:comment>
@@ -10664,7 +11930,151 @@
           <w:sz w:val="20"/>
           <w:szCs w:val="20"/>
         </w:rPr>
-        <w:t>Degen RMP could be a good source to check (more of a note to self)</w:t>
+        <w:t xml:space="preserve">Degen RMP </w:t>
+      </w:r>
+      <w:proofErr w:type="spellStart"/>
+      <w:r>
+        <w:rPr>
+          <w:sz w:val="20"/>
+          <w:szCs w:val="20"/>
+        </w:rPr>
+        <w:t>could</w:t>
+      </w:r>
+      <w:proofErr w:type="spellEnd"/>
+      <w:r>
+        <w:rPr>
+          <w:sz w:val="20"/>
+          <w:szCs w:val="20"/>
+        </w:rPr>
+        <w:t xml:space="preserve"> </w:t>
+      </w:r>
+      <w:proofErr w:type="spellStart"/>
+      <w:r>
+        <w:rPr>
+          <w:sz w:val="20"/>
+          <w:szCs w:val="20"/>
+        </w:rPr>
+        <w:t>be</w:t>
+      </w:r>
+      <w:proofErr w:type="spellEnd"/>
+      <w:r>
+        <w:rPr>
+          <w:sz w:val="20"/>
+          <w:szCs w:val="20"/>
+        </w:rPr>
+        <w:t xml:space="preserve"> a </w:t>
+      </w:r>
+      <w:proofErr w:type="spellStart"/>
+      <w:r>
+        <w:rPr>
+          <w:sz w:val="20"/>
+          <w:szCs w:val="20"/>
+        </w:rPr>
+        <w:t>good</w:t>
+      </w:r>
+      <w:proofErr w:type="spellEnd"/>
+      <w:r>
+        <w:rPr>
+          <w:sz w:val="20"/>
+          <w:szCs w:val="20"/>
+        </w:rPr>
+        <w:t xml:space="preserve"> source </w:t>
+      </w:r>
+      <w:proofErr w:type="spellStart"/>
+      <w:r>
+        <w:rPr>
+          <w:sz w:val="20"/>
+          <w:szCs w:val="20"/>
+        </w:rPr>
+        <w:t>to</w:t>
+      </w:r>
+      <w:proofErr w:type="spellEnd"/>
+      <w:r>
+        <w:rPr>
+          <w:sz w:val="20"/>
+          <w:szCs w:val="20"/>
+        </w:rPr>
+        <w:t xml:space="preserve"> check (</w:t>
+      </w:r>
+      <w:proofErr w:type="spellStart"/>
+      <w:r>
+        <w:rPr>
+          <w:sz w:val="20"/>
+          <w:szCs w:val="20"/>
+        </w:rPr>
+        <w:t>more</w:t>
+      </w:r>
+      <w:proofErr w:type="spellEnd"/>
+      <w:r>
+        <w:rPr>
+          <w:sz w:val="20"/>
+          <w:szCs w:val="20"/>
+        </w:rPr>
+        <w:t xml:space="preserve"> </w:t>
+      </w:r>
+      <w:proofErr w:type="spellStart"/>
+      <w:r>
+        <w:rPr>
+          <w:sz w:val="20"/>
+          <w:szCs w:val="20"/>
+        </w:rPr>
+        <w:t>of</w:t>
+      </w:r>
+      <w:proofErr w:type="spellEnd"/>
+      <w:r>
+        <w:rPr>
+          <w:sz w:val="20"/>
+          <w:szCs w:val="20"/>
+        </w:rPr>
+        <w:t xml:space="preserve"> a </w:t>
+      </w:r>
+      <w:proofErr w:type="spellStart"/>
+      <w:r>
+        <w:rPr>
+          <w:sz w:val="20"/>
+          <w:szCs w:val="20"/>
+        </w:rPr>
+        <w:t>note</w:t>
+      </w:r>
+      <w:proofErr w:type="spellEnd"/>
+      <w:r>
+        <w:rPr>
+          <w:sz w:val="20"/>
+          <w:szCs w:val="20"/>
+        </w:rPr>
+        <w:t xml:space="preserve"> </w:t>
+      </w:r>
+      <w:proofErr w:type="spellStart"/>
+      <w:r>
+        <w:rPr>
+          <w:sz w:val="20"/>
+          <w:szCs w:val="20"/>
+        </w:rPr>
+        <w:t>to</w:t>
+      </w:r>
+      <w:proofErr w:type="spellEnd"/>
+      <w:r>
+        <w:rPr>
+          <w:sz w:val="20"/>
+          <w:szCs w:val="20"/>
+        </w:rPr>
+        <w:t xml:space="preserve"> </w:t>
+      </w:r>
+      <w:proofErr w:type="spellStart"/>
+      <w:r>
+        <w:rPr>
+          <w:sz w:val="20"/>
+          <w:szCs w:val="20"/>
+        </w:rPr>
+        <w:t>self</w:t>
+      </w:r>
+      <w:proofErr w:type="spellEnd"/>
+      <w:r>
+        <w:rPr>
+          <w:sz w:val="20"/>
+          <w:szCs w:val="20"/>
+        </w:rPr>
+        <w:t>)</w:t>
       </w:r>
     </w:p>
   </w:comment>
@@ -10681,7 +12091,151 @@
           <w:sz w:val="20"/>
           <w:szCs w:val="20"/>
         </w:rPr>
-        <w:t>Degen RMP could be a good source to check (more of a note to self)</w:t>
+        <w:t xml:space="preserve">Degen RMP </w:t>
+      </w:r>
+      <w:proofErr w:type="spellStart"/>
+      <w:r>
+        <w:rPr>
+          <w:sz w:val="20"/>
+          <w:szCs w:val="20"/>
+        </w:rPr>
+        <w:t>could</w:t>
+      </w:r>
+      <w:proofErr w:type="spellEnd"/>
+      <w:r>
+        <w:rPr>
+          <w:sz w:val="20"/>
+          <w:szCs w:val="20"/>
+        </w:rPr>
+        <w:t xml:space="preserve"> </w:t>
+      </w:r>
+      <w:proofErr w:type="spellStart"/>
+      <w:r>
+        <w:rPr>
+          <w:sz w:val="20"/>
+          <w:szCs w:val="20"/>
+        </w:rPr>
+        <w:t>be</w:t>
+      </w:r>
+      <w:proofErr w:type="spellEnd"/>
+      <w:r>
+        <w:rPr>
+          <w:sz w:val="20"/>
+          <w:szCs w:val="20"/>
+        </w:rPr>
+        <w:t xml:space="preserve"> a </w:t>
+      </w:r>
+      <w:proofErr w:type="spellStart"/>
+      <w:r>
+        <w:rPr>
+          <w:sz w:val="20"/>
+          <w:szCs w:val="20"/>
+        </w:rPr>
+        <w:t>good</w:t>
+      </w:r>
+      <w:proofErr w:type="spellEnd"/>
+      <w:r>
+        <w:rPr>
+          <w:sz w:val="20"/>
+          <w:szCs w:val="20"/>
+        </w:rPr>
+        <w:t xml:space="preserve"> source </w:t>
+      </w:r>
+      <w:proofErr w:type="spellStart"/>
+      <w:r>
+        <w:rPr>
+          <w:sz w:val="20"/>
+          <w:szCs w:val="20"/>
+        </w:rPr>
+        <w:t>to</w:t>
+      </w:r>
+      <w:proofErr w:type="spellEnd"/>
+      <w:r>
+        <w:rPr>
+          <w:sz w:val="20"/>
+          <w:szCs w:val="20"/>
+        </w:rPr>
+        <w:t xml:space="preserve"> check (</w:t>
+      </w:r>
+      <w:proofErr w:type="spellStart"/>
+      <w:r>
+        <w:rPr>
+          <w:sz w:val="20"/>
+          <w:szCs w:val="20"/>
+        </w:rPr>
+        <w:t>more</w:t>
+      </w:r>
+      <w:proofErr w:type="spellEnd"/>
+      <w:r>
+        <w:rPr>
+          <w:sz w:val="20"/>
+          <w:szCs w:val="20"/>
+        </w:rPr>
+        <w:t xml:space="preserve"> </w:t>
+      </w:r>
+      <w:proofErr w:type="spellStart"/>
+      <w:r>
+        <w:rPr>
+          <w:sz w:val="20"/>
+          <w:szCs w:val="20"/>
+        </w:rPr>
+        <w:t>of</w:t>
+      </w:r>
+      <w:proofErr w:type="spellEnd"/>
+      <w:r>
+        <w:rPr>
+          <w:sz w:val="20"/>
+          <w:szCs w:val="20"/>
+        </w:rPr>
+        <w:t xml:space="preserve"> a </w:t>
+      </w:r>
+      <w:proofErr w:type="spellStart"/>
+      <w:r>
+        <w:rPr>
+          <w:sz w:val="20"/>
+          <w:szCs w:val="20"/>
+        </w:rPr>
+        <w:t>note</w:t>
+      </w:r>
+      <w:proofErr w:type="spellEnd"/>
+      <w:r>
+        <w:rPr>
+          <w:sz w:val="20"/>
+          <w:szCs w:val="20"/>
+        </w:rPr>
+        <w:t xml:space="preserve"> </w:t>
+      </w:r>
+      <w:proofErr w:type="spellStart"/>
+      <w:r>
+        <w:rPr>
+          <w:sz w:val="20"/>
+          <w:szCs w:val="20"/>
+        </w:rPr>
+        <w:t>to</w:t>
+      </w:r>
+      <w:proofErr w:type="spellEnd"/>
+      <w:r>
+        <w:rPr>
+          <w:sz w:val="20"/>
+          <w:szCs w:val="20"/>
+        </w:rPr>
+        <w:t xml:space="preserve"> </w:t>
+      </w:r>
+      <w:proofErr w:type="spellStart"/>
+      <w:r>
+        <w:rPr>
+          <w:sz w:val="20"/>
+          <w:szCs w:val="20"/>
+        </w:rPr>
+        <w:t>self</w:t>
+      </w:r>
+      <w:proofErr w:type="spellEnd"/>
+      <w:r>
+        <w:rPr>
+          <w:sz w:val="20"/>
+          <w:szCs w:val="20"/>
+        </w:rPr>
+        <w:t>)</w:t>
       </w:r>
     </w:p>
   </w:comment>
@@ -10693,12 +12247,69 @@
         </w:rPr>
         <w:annotationRef/>
       </w:r>
-      <w:r>
-        <w:rPr>
-          <w:sz w:val="20"/>
-          <w:szCs w:val="20"/>
-        </w:rPr>
-        <w:t>strain? dark matter w atom clocks?</w:t>
+      <w:proofErr w:type="spellStart"/>
+      <w:r>
+        <w:rPr>
+          <w:sz w:val="20"/>
+          <w:szCs w:val="20"/>
+        </w:rPr>
+        <w:t>strain</w:t>
+      </w:r>
+      <w:proofErr w:type="spellEnd"/>
+      <w:r>
+        <w:rPr>
+          <w:sz w:val="20"/>
+          <w:szCs w:val="20"/>
+        </w:rPr>
+        <w:t xml:space="preserve">? </w:t>
+      </w:r>
+      <w:proofErr w:type="spellStart"/>
+      <w:r>
+        <w:rPr>
+          <w:sz w:val="20"/>
+          <w:szCs w:val="20"/>
+        </w:rPr>
+        <w:t>dark</w:t>
+      </w:r>
+      <w:proofErr w:type="spellEnd"/>
+      <w:r>
+        <w:rPr>
+          <w:sz w:val="20"/>
+          <w:szCs w:val="20"/>
+        </w:rPr>
+        <w:t xml:space="preserve"> matter w </w:t>
+      </w:r>
+      <w:proofErr w:type="spellStart"/>
+      <w:r>
+        <w:rPr>
+          <w:sz w:val="20"/>
+          <w:szCs w:val="20"/>
+        </w:rPr>
+        <w:t>atom</w:t>
+      </w:r>
+      <w:proofErr w:type="spellEnd"/>
+      <w:r>
+        <w:rPr>
+          <w:sz w:val="20"/>
+          <w:szCs w:val="20"/>
+        </w:rPr>
+        <w:t xml:space="preserve"> </w:t>
+      </w:r>
+      <w:proofErr w:type="spellStart"/>
+      <w:r>
+        <w:rPr>
+          <w:sz w:val="20"/>
+          <w:szCs w:val="20"/>
+        </w:rPr>
+        <w:t>clocks</w:t>
+      </w:r>
+      <w:proofErr w:type="spellEnd"/>
+      <w:r>
+        <w:rPr>
+          <w:sz w:val="20"/>
+          <w:szCs w:val="20"/>
+        </w:rPr>
+        <w:t>?</w:t>
       </w:r>
     </w:p>
   </w:comment>
@@ -10715,7 +12326,23 @@
           <w:sz w:val="20"/>
           <w:szCs w:val="20"/>
         </w:rPr>
-        <w:t>Check this.</w:t>
+        <w:t xml:space="preserve">Check </w:t>
+      </w:r>
+      <w:proofErr w:type="spellStart"/>
+      <w:r>
+        <w:rPr>
+          <w:sz w:val="20"/>
+          <w:szCs w:val="20"/>
+        </w:rPr>
+        <w:t>this</w:t>
+      </w:r>
+      <w:proofErr w:type="spellEnd"/>
+      <w:r>
+        <w:rPr>
+          <w:sz w:val="20"/>
+          <w:szCs w:val="20"/>
+        </w:rPr>
+        <w:t>.</w:t>
       </w:r>
     </w:p>
   </w:comment>
@@ -10732,11 +12359,395 @@
           <w:sz w:val="20"/>
           <w:szCs w:val="20"/>
         </w:rPr>
-        <w:t>I would maybe this earlier, and introduce the "complementary" Quanutm Langevin equations picture. There's also all the quantum-limited amplification analysis (à la Caves) that could be interesting and rather straightforward to explain.</w:t>
+        <w:t xml:space="preserve">I </w:t>
+      </w:r>
+      <w:proofErr w:type="spellStart"/>
+      <w:r>
+        <w:rPr>
+          <w:sz w:val="20"/>
+          <w:szCs w:val="20"/>
+        </w:rPr>
+        <w:t>would</w:t>
+      </w:r>
+      <w:proofErr w:type="spellEnd"/>
+      <w:r>
+        <w:rPr>
+          <w:sz w:val="20"/>
+          <w:szCs w:val="20"/>
+        </w:rPr>
+        <w:t xml:space="preserve"> </w:t>
+      </w:r>
+      <w:proofErr w:type="spellStart"/>
+      <w:r>
+        <w:rPr>
+          <w:sz w:val="20"/>
+          <w:szCs w:val="20"/>
+        </w:rPr>
+        <w:t>maybe</w:t>
+      </w:r>
+      <w:proofErr w:type="spellEnd"/>
+      <w:r>
+        <w:rPr>
+          <w:sz w:val="20"/>
+          <w:szCs w:val="20"/>
+        </w:rPr>
+        <w:t xml:space="preserve"> </w:t>
+      </w:r>
+      <w:proofErr w:type="spellStart"/>
+      <w:r>
+        <w:rPr>
+          <w:sz w:val="20"/>
+          <w:szCs w:val="20"/>
+        </w:rPr>
+        <w:t>this</w:t>
+      </w:r>
+      <w:proofErr w:type="spellEnd"/>
+      <w:r>
+        <w:rPr>
+          <w:sz w:val="20"/>
+          <w:szCs w:val="20"/>
+        </w:rPr>
+        <w:t xml:space="preserve"> </w:t>
+      </w:r>
+      <w:proofErr w:type="spellStart"/>
+      <w:r>
+        <w:rPr>
+          <w:sz w:val="20"/>
+          <w:szCs w:val="20"/>
+        </w:rPr>
+        <w:t>earlier</w:t>
+      </w:r>
+      <w:proofErr w:type="spellEnd"/>
+      <w:r>
+        <w:rPr>
+          <w:sz w:val="20"/>
+          <w:szCs w:val="20"/>
+        </w:rPr>
+        <w:t xml:space="preserve">, and </w:t>
+      </w:r>
+      <w:proofErr w:type="spellStart"/>
+      <w:r>
+        <w:rPr>
+          <w:sz w:val="20"/>
+          <w:szCs w:val="20"/>
+        </w:rPr>
+        <w:t>introduce</w:t>
+      </w:r>
+      <w:proofErr w:type="spellEnd"/>
+      <w:r>
+        <w:rPr>
+          <w:sz w:val="20"/>
+          <w:szCs w:val="20"/>
+        </w:rPr>
+        <w:t xml:space="preserve"> </w:t>
+      </w:r>
+      <w:proofErr w:type="spellStart"/>
+      <w:r>
+        <w:rPr>
+          <w:sz w:val="20"/>
+          <w:szCs w:val="20"/>
+        </w:rPr>
+        <w:t>the</w:t>
+      </w:r>
+      <w:proofErr w:type="spellEnd"/>
+      <w:r>
+        <w:rPr>
+          <w:sz w:val="20"/>
+          <w:szCs w:val="20"/>
+        </w:rPr>
+        <w:t xml:space="preserve"> "</w:t>
+      </w:r>
+      <w:proofErr w:type="spellStart"/>
+      <w:r>
+        <w:rPr>
+          <w:sz w:val="20"/>
+          <w:szCs w:val="20"/>
+        </w:rPr>
+        <w:t>complementary</w:t>
+      </w:r>
+      <w:proofErr w:type="spellEnd"/>
+      <w:r>
+        <w:rPr>
+          <w:sz w:val="20"/>
+          <w:szCs w:val="20"/>
+        </w:rPr>
+        <w:t xml:space="preserve">" </w:t>
+      </w:r>
+      <w:proofErr w:type="spellStart"/>
+      <w:r>
+        <w:rPr>
+          <w:sz w:val="20"/>
+          <w:szCs w:val="20"/>
+        </w:rPr>
+        <w:t>Quanutm</w:t>
+      </w:r>
+      <w:proofErr w:type="spellEnd"/>
+      <w:r>
+        <w:rPr>
+          <w:sz w:val="20"/>
+          <w:szCs w:val="20"/>
+        </w:rPr>
+        <w:t xml:space="preserve"> </w:t>
+      </w:r>
+      <w:proofErr w:type="spellStart"/>
+      <w:r>
+        <w:rPr>
+          <w:sz w:val="20"/>
+          <w:szCs w:val="20"/>
+        </w:rPr>
+        <w:t>Langevin</w:t>
+      </w:r>
+      <w:proofErr w:type="spellEnd"/>
+      <w:r>
+        <w:rPr>
+          <w:sz w:val="20"/>
+          <w:szCs w:val="20"/>
+        </w:rPr>
+        <w:t xml:space="preserve"> </w:t>
+      </w:r>
+      <w:proofErr w:type="spellStart"/>
+      <w:r>
+        <w:rPr>
+          <w:sz w:val="20"/>
+          <w:szCs w:val="20"/>
+        </w:rPr>
+        <w:t>equations</w:t>
+      </w:r>
+      <w:proofErr w:type="spellEnd"/>
+      <w:r>
+        <w:rPr>
+          <w:sz w:val="20"/>
+          <w:szCs w:val="20"/>
+        </w:rPr>
+        <w:t xml:space="preserve"> </w:t>
+      </w:r>
+      <w:proofErr w:type="spellStart"/>
+      <w:r>
+        <w:rPr>
+          <w:sz w:val="20"/>
+          <w:szCs w:val="20"/>
+        </w:rPr>
+        <w:t>picture</w:t>
+      </w:r>
+      <w:proofErr w:type="spellEnd"/>
+      <w:r>
+        <w:rPr>
+          <w:sz w:val="20"/>
+          <w:szCs w:val="20"/>
+        </w:rPr>
+        <w:t xml:space="preserve">. </w:t>
+      </w:r>
+      <w:proofErr w:type="spellStart"/>
+      <w:r>
+        <w:rPr>
+          <w:sz w:val="20"/>
+          <w:szCs w:val="20"/>
+        </w:rPr>
+        <w:t>There's</w:t>
+      </w:r>
+      <w:proofErr w:type="spellEnd"/>
+      <w:r>
+        <w:rPr>
+          <w:sz w:val="20"/>
+          <w:szCs w:val="20"/>
+        </w:rPr>
+        <w:t xml:space="preserve"> also all </w:t>
+      </w:r>
+      <w:proofErr w:type="spellStart"/>
+      <w:r>
+        <w:rPr>
+          <w:sz w:val="20"/>
+          <w:szCs w:val="20"/>
+        </w:rPr>
+        <w:t>the</w:t>
+      </w:r>
+      <w:proofErr w:type="spellEnd"/>
+      <w:r>
+        <w:rPr>
+          <w:sz w:val="20"/>
+          <w:szCs w:val="20"/>
+        </w:rPr>
+        <w:t xml:space="preserve"> </w:t>
+      </w:r>
+      <w:proofErr w:type="spellStart"/>
+      <w:r>
+        <w:rPr>
+          <w:sz w:val="20"/>
+          <w:szCs w:val="20"/>
+        </w:rPr>
+        <w:t>quantum</w:t>
+      </w:r>
+      <w:proofErr w:type="spellEnd"/>
+      <w:r>
+        <w:rPr>
+          <w:sz w:val="20"/>
+          <w:szCs w:val="20"/>
+        </w:rPr>
+        <w:t xml:space="preserve">-limited </w:t>
+      </w:r>
+      <w:proofErr w:type="spellStart"/>
+      <w:r>
+        <w:rPr>
+          <w:sz w:val="20"/>
+          <w:szCs w:val="20"/>
+        </w:rPr>
+        <w:t>amplification</w:t>
+      </w:r>
+      <w:proofErr w:type="spellEnd"/>
+      <w:r>
+        <w:rPr>
+          <w:sz w:val="20"/>
+          <w:szCs w:val="20"/>
+        </w:rPr>
+        <w:t xml:space="preserve"> </w:t>
+      </w:r>
+      <w:proofErr w:type="spellStart"/>
+      <w:r>
+        <w:rPr>
+          <w:sz w:val="20"/>
+          <w:szCs w:val="20"/>
+        </w:rPr>
+        <w:t>analysis</w:t>
+      </w:r>
+      <w:proofErr w:type="spellEnd"/>
+      <w:r>
+        <w:rPr>
+          <w:sz w:val="20"/>
+          <w:szCs w:val="20"/>
+        </w:rPr>
+        <w:t xml:space="preserve"> (à la Caves) </w:t>
+      </w:r>
+      <w:proofErr w:type="spellStart"/>
+      <w:r>
+        <w:rPr>
+          <w:sz w:val="20"/>
+          <w:szCs w:val="20"/>
+        </w:rPr>
+        <w:t>that</w:t>
+      </w:r>
+      <w:proofErr w:type="spellEnd"/>
+      <w:r>
+        <w:rPr>
+          <w:sz w:val="20"/>
+          <w:szCs w:val="20"/>
+        </w:rPr>
+        <w:t xml:space="preserve"> </w:t>
+      </w:r>
+      <w:proofErr w:type="spellStart"/>
+      <w:r>
+        <w:rPr>
+          <w:sz w:val="20"/>
+          <w:szCs w:val="20"/>
+        </w:rPr>
+        <w:t>could</w:t>
+      </w:r>
+      <w:proofErr w:type="spellEnd"/>
+      <w:r>
+        <w:rPr>
+          <w:sz w:val="20"/>
+          <w:szCs w:val="20"/>
+        </w:rPr>
+        <w:t xml:space="preserve"> </w:t>
+      </w:r>
+      <w:proofErr w:type="spellStart"/>
+      <w:r>
+        <w:rPr>
+          <w:sz w:val="20"/>
+          <w:szCs w:val="20"/>
+        </w:rPr>
+        <w:t>be</w:t>
+      </w:r>
+      <w:proofErr w:type="spellEnd"/>
+      <w:r>
+        <w:rPr>
+          <w:sz w:val="20"/>
+          <w:szCs w:val="20"/>
+        </w:rPr>
+        <w:t xml:space="preserve"> </w:t>
+      </w:r>
+      <w:proofErr w:type="spellStart"/>
+      <w:r>
+        <w:rPr>
+          <w:sz w:val="20"/>
+          <w:szCs w:val="20"/>
+        </w:rPr>
+        <w:t>interesting</w:t>
+      </w:r>
+      <w:proofErr w:type="spellEnd"/>
+      <w:r>
+        <w:rPr>
+          <w:sz w:val="20"/>
+          <w:szCs w:val="20"/>
+        </w:rPr>
+        <w:t xml:space="preserve"> and </w:t>
+      </w:r>
+      <w:proofErr w:type="spellStart"/>
+      <w:r>
+        <w:rPr>
+          <w:sz w:val="20"/>
+          <w:szCs w:val="20"/>
+        </w:rPr>
+        <w:t>rather</w:t>
+      </w:r>
+      <w:proofErr w:type="spellEnd"/>
+      <w:r>
+        <w:rPr>
+          <w:sz w:val="20"/>
+          <w:szCs w:val="20"/>
+        </w:rPr>
+        <w:t xml:space="preserve"> </w:t>
+      </w:r>
+      <w:proofErr w:type="spellStart"/>
+      <w:r>
+        <w:rPr>
+          <w:sz w:val="20"/>
+          <w:szCs w:val="20"/>
+        </w:rPr>
+        <w:t>straightforward</w:t>
+      </w:r>
+      <w:proofErr w:type="spellEnd"/>
+      <w:r>
+        <w:rPr>
+          <w:sz w:val="20"/>
+          <w:szCs w:val="20"/>
+        </w:rPr>
+        <w:t xml:space="preserve"> </w:t>
+      </w:r>
+      <w:proofErr w:type="spellStart"/>
+      <w:r>
+        <w:rPr>
+          <w:sz w:val="20"/>
+          <w:szCs w:val="20"/>
+        </w:rPr>
+        <w:t>to</w:t>
+      </w:r>
+      <w:proofErr w:type="spellEnd"/>
+      <w:r>
+        <w:rPr>
+          <w:sz w:val="20"/>
+          <w:szCs w:val="20"/>
+        </w:rPr>
+        <w:t xml:space="preserve"> </w:t>
+      </w:r>
+      <w:proofErr w:type="spellStart"/>
+      <w:r>
+        <w:rPr>
+          <w:sz w:val="20"/>
+          <w:szCs w:val="20"/>
+        </w:rPr>
+        <w:t>explain</w:t>
+      </w:r>
+      <w:proofErr w:type="spellEnd"/>
+      <w:r>
+        <w:rPr>
+          <w:sz w:val="20"/>
+          <w:szCs w:val="20"/>
+        </w:rPr>
+        <w:t>.</w:t>
       </w:r>
     </w:p>
   </w:comment>
-  <w:comment w:id="199" w:author="g.f.lange@fys.uio.no" w:date="2026-01-17T21:50:00Z" w:initials="g.">
+  <w:comment w:id="198" w:author="g.f.lange@fys.uio.no" w:date="2026-01-17T21:50:00Z" w:initials="g.">
     <w:p>
       <w:pPr>
         <w:pStyle w:val="CommentText"/>
@@ -10748,8 +12759,109 @@
         <w:annotationRef/>
       </w:r>
       <w:r>
-        <w:t>Not 100% sure what this chapter is supposed to cover that was not covered in the previous chapters</w:t>
-      </w:r>
+        <w:t xml:space="preserve">Not 100% </w:t>
+      </w:r>
+      <w:proofErr w:type="spellStart"/>
+      <w:r>
+        <w:t>sure</w:t>
+      </w:r>
+      <w:proofErr w:type="spellEnd"/>
+      <w:r>
+        <w:t xml:space="preserve"> </w:t>
+      </w:r>
+      <w:proofErr w:type="spellStart"/>
+      <w:r>
+        <w:t>what</w:t>
+      </w:r>
+      <w:proofErr w:type="spellEnd"/>
+      <w:r>
+        <w:t xml:space="preserve"> </w:t>
+      </w:r>
+      <w:proofErr w:type="spellStart"/>
+      <w:r>
+        <w:t>this</w:t>
+      </w:r>
+      <w:proofErr w:type="spellEnd"/>
+      <w:r>
+        <w:t xml:space="preserve"> </w:t>
+      </w:r>
+      <w:proofErr w:type="spellStart"/>
+      <w:r>
+        <w:t>chapter</w:t>
+      </w:r>
+      <w:proofErr w:type="spellEnd"/>
+      <w:r>
+        <w:t xml:space="preserve"> </w:t>
+      </w:r>
+      <w:proofErr w:type="spellStart"/>
+      <w:r>
+        <w:t>is</w:t>
+      </w:r>
+      <w:proofErr w:type="spellEnd"/>
+      <w:r>
+        <w:t xml:space="preserve"> </w:t>
+      </w:r>
+      <w:proofErr w:type="spellStart"/>
+      <w:r>
+        <w:t>supposed</w:t>
+      </w:r>
+      <w:proofErr w:type="spellEnd"/>
+      <w:r>
+        <w:t xml:space="preserve"> </w:t>
+      </w:r>
+      <w:proofErr w:type="spellStart"/>
+      <w:r>
+        <w:t>to</w:t>
+      </w:r>
+      <w:proofErr w:type="spellEnd"/>
+      <w:r>
+        <w:t xml:space="preserve"> </w:t>
+      </w:r>
+      <w:proofErr w:type="spellStart"/>
+      <w:r>
+        <w:t>cover</w:t>
+      </w:r>
+      <w:proofErr w:type="spellEnd"/>
+      <w:r>
+        <w:t xml:space="preserve"> </w:t>
+      </w:r>
+      <w:proofErr w:type="spellStart"/>
+      <w:r>
+        <w:t>that</w:t>
+      </w:r>
+      <w:proofErr w:type="spellEnd"/>
+      <w:r>
+        <w:t xml:space="preserve"> was not </w:t>
+      </w:r>
+      <w:proofErr w:type="spellStart"/>
+      <w:r>
+        <w:t>covered</w:t>
+      </w:r>
+      <w:proofErr w:type="spellEnd"/>
+      <w:r>
+        <w:t xml:space="preserve"> in </w:t>
+      </w:r>
+      <w:proofErr w:type="spellStart"/>
+      <w:r>
+        <w:t>the</w:t>
+      </w:r>
+      <w:proofErr w:type="spellEnd"/>
+      <w:r>
+        <w:t xml:space="preserve"> </w:t>
+      </w:r>
+      <w:proofErr w:type="spellStart"/>
+      <w:r>
+        <w:t>previous</w:t>
+      </w:r>
+      <w:proofErr w:type="spellEnd"/>
+      <w:r>
+        <w:t xml:space="preserve"> </w:t>
+      </w:r>
+      <w:proofErr w:type="spellStart"/>
+      <w:r>
+        <w:t>chapters</w:t>
+      </w:r>
+      <w:proofErr w:type="spellEnd"/>
     </w:p>
     <w:p>
       <w:pPr>
@@ -10757,7 +12869,7 @@
       </w:pPr>
     </w:p>
   </w:comment>
-  <w:comment w:id="198" w:author="Francesco Pietro Massel" w:date="2026-01-23T16:16:00Z" w:initials="FPM">
+  <w:comment w:id="199" w:author="Francesco Pietro Massel" w:date="2026-01-23T16:16:00Z" w:initials="FPM">
     <w:p>
       <w:r>
         <w:rPr>
@@ -10770,11 +12882,219 @@
           <w:sz w:val="20"/>
           <w:szCs w:val="20"/>
         </w:rPr>
-        <w:t>Maybe we can remove this, since we could add num simulations in the different chapters, where relevant.</w:t>
+        <w:t xml:space="preserve">Maybe </w:t>
+      </w:r>
+      <w:proofErr w:type="spellStart"/>
+      <w:r>
+        <w:rPr>
+          <w:sz w:val="20"/>
+          <w:szCs w:val="20"/>
+        </w:rPr>
+        <w:t>we</w:t>
+      </w:r>
+      <w:proofErr w:type="spellEnd"/>
+      <w:r>
+        <w:rPr>
+          <w:sz w:val="20"/>
+          <w:szCs w:val="20"/>
+        </w:rPr>
+        <w:t xml:space="preserve"> </w:t>
+      </w:r>
+      <w:proofErr w:type="spellStart"/>
+      <w:r>
+        <w:rPr>
+          <w:sz w:val="20"/>
+          <w:szCs w:val="20"/>
+        </w:rPr>
+        <w:t>can</w:t>
+      </w:r>
+      <w:proofErr w:type="spellEnd"/>
+      <w:r>
+        <w:rPr>
+          <w:sz w:val="20"/>
+          <w:szCs w:val="20"/>
+        </w:rPr>
+        <w:t xml:space="preserve"> </w:t>
+      </w:r>
+      <w:proofErr w:type="spellStart"/>
+      <w:r>
+        <w:rPr>
+          <w:sz w:val="20"/>
+          <w:szCs w:val="20"/>
+        </w:rPr>
+        <w:t>remove</w:t>
+      </w:r>
+      <w:proofErr w:type="spellEnd"/>
+      <w:r>
+        <w:rPr>
+          <w:sz w:val="20"/>
+          <w:szCs w:val="20"/>
+        </w:rPr>
+        <w:t xml:space="preserve"> </w:t>
+      </w:r>
+      <w:proofErr w:type="spellStart"/>
+      <w:r>
+        <w:rPr>
+          <w:sz w:val="20"/>
+          <w:szCs w:val="20"/>
+        </w:rPr>
+        <w:t>this</w:t>
+      </w:r>
+      <w:proofErr w:type="spellEnd"/>
+      <w:r>
+        <w:rPr>
+          <w:sz w:val="20"/>
+          <w:szCs w:val="20"/>
+        </w:rPr>
+        <w:t xml:space="preserve">, </w:t>
+      </w:r>
+      <w:proofErr w:type="spellStart"/>
+      <w:r>
+        <w:rPr>
+          <w:sz w:val="20"/>
+          <w:szCs w:val="20"/>
+        </w:rPr>
+        <w:t>since</w:t>
+      </w:r>
+      <w:proofErr w:type="spellEnd"/>
+      <w:r>
+        <w:rPr>
+          <w:sz w:val="20"/>
+          <w:szCs w:val="20"/>
+        </w:rPr>
+        <w:t xml:space="preserve"> </w:t>
+      </w:r>
+      <w:proofErr w:type="spellStart"/>
+      <w:r>
+        <w:rPr>
+          <w:sz w:val="20"/>
+          <w:szCs w:val="20"/>
+        </w:rPr>
+        <w:t>we</w:t>
+      </w:r>
+      <w:proofErr w:type="spellEnd"/>
+      <w:r>
+        <w:rPr>
+          <w:sz w:val="20"/>
+          <w:szCs w:val="20"/>
+        </w:rPr>
+        <w:t xml:space="preserve"> </w:t>
+      </w:r>
+      <w:proofErr w:type="spellStart"/>
+      <w:r>
+        <w:rPr>
+          <w:sz w:val="20"/>
+          <w:szCs w:val="20"/>
+        </w:rPr>
+        <w:t>could</w:t>
+      </w:r>
+      <w:proofErr w:type="spellEnd"/>
+      <w:r>
+        <w:rPr>
+          <w:sz w:val="20"/>
+          <w:szCs w:val="20"/>
+        </w:rPr>
+        <w:t xml:space="preserve"> </w:t>
+      </w:r>
+      <w:proofErr w:type="spellStart"/>
+      <w:r>
+        <w:rPr>
+          <w:sz w:val="20"/>
+          <w:szCs w:val="20"/>
+        </w:rPr>
+        <w:t>add</w:t>
+      </w:r>
+      <w:proofErr w:type="spellEnd"/>
+      <w:r>
+        <w:rPr>
+          <w:sz w:val="20"/>
+          <w:szCs w:val="20"/>
+        </w:rPr>
+        <w:t xml:space="preserve"> </w:t>
+      </w:r>
+      <w:proofErr w:type="spellStart"/>
+      <w:r>
+        <w:rPr>
+          <w:sz w:val="20"/>
+          <w:szCs w:val="20"/>
+        </w:rPr>
+        <w:t>num</w:t>
+      </w:r>
+      <w:proofErr w:type="spellEnd"/>
+      <w:r>
+        <w:rPr>
+          <w:sz w:val="20"/>
+          <w:szCs w:val="20"/>
+        </w:rPr>
+        <w:t xml:space="preserve"> </w:t>
+      </w:r>
+      <w:proofErr w:type="spellStart"/>
+      <w:r>
+        <w:rPr>
+          <w:sz w:val="20"/>
+          <w:szCs w:val="20"/>
+        </w:rPr>
+        <w:t>simulations</w:t>
+      </w:r>
+      <w:proofErr w:type="spellEnd"/>
+      <w:r>
+        <w:rPr>
+          <w:sz w:val="20"/>
+          <w:szCs w:val="20"/>
+        </w:rPr>
+        <w:t xml:space="preserve"> in </w:t>
+      </w:r>
+      <w:proofErr w:type="spellStart"/>
+      <w:r>
+        <w:rPr>
+          <w:sz w:val="20"/>
+          <w:szCs w:val="20"/>
+        </w:rPr>
+        <w:t>the</w:t>
+      </w:r>
+      <w:proofErr w:type="spellEnd"/>
+      <w:r>
+        <w:rPr>
+          <w:sz w:val="20"/>
+          <w:szCs w:val="20"/>
+        </w:rPr>
+        <w:t xml:space="preserve"> different </w:t>
+      </w:r>
+      <w:proofErr w:type="spellStart"/>
+      <w:r>
+        <w:rPr>
+          <w:sz w:val="20"/>
+          <w:szCs w:val="20"/>
+        </w:rPr>
+        <w:t>chapters</w:t>
+      </w:r>
+      <w:proofErr w:type="spellEnd"/>
+      <w:r>
+        <w:rPr>
+          <w:sz w:val="20"/>
+          <w:szCs w:val="20"/>
+        </w:rPr>
+        <w:t xml:space="preserve">, </w:t>
+      </w:r>
+      <w:proofErr w:type="spellStart"/>
+      <w:r>
+        <w:rPr>
+          <w:sz w:val="20"/>
+          <w:szCs w:val="20"/>
+        </w:rPr>
+        <w:t>where</w:t>
+      </w:r>
+      <w:proofErr w:type="spellEnd"/>
+      <w:r>
+        <w:rPr>
+          <w:sz w:val="20"/>
+          <w:szCs w:val="20"/>
+        </w:rPr>
+        <w:t xml:space="preserve"> relevant.</w:t>
       </w:r>
     </w:p>
   </w:comment>
-  <w:comment w:id="225" w:author="g.f.lange@fys.uio.no" w:date="2026-01-17T21:56:00Z" w:initials="g.">
+  <w:comment w:id="219" w:author="g.f.lange@fys.uio.no" w:date="2026-01-17T21:56:00Z" w:initials="g.">
     <w:p>
       <w:pPr>
         <w:pStyle w:val="CommentText"/>
@@ -10785,8 +13105,37 @@
         </w:rPr>
         <w:annotationRef/>
       </w:r>
-      <w:r>
-        <w:t>Suggested References for this chapter:</w:t>
+      <w:proofErr w:type="spellStart"/>
+      <w:r>
+        <w:t>Suggested</w:t>
+      </w:r>
+      <w:proofErr w:type="spellEnd"/>
+      <w:r>
+        <w:t xml:space="preserve"> References </w:t>
+      </w:r>
+      <w:proofErr w:type="spellStart"/>
+      <w:r>
+        <w:t>for</w:t>
+      </w:r>
+      <w:proofErr w:type="spellEnd"/>
+      <w:r>
+        <w:t xml:space="preserve"> </w:t>
+      </w:r>
+      <w:proofErr w:type="spellStart"/>
+      <w:r>
+        <w:t>this</w:t>
+      </w:r>
+      <w:proofErr w:type="spellEnd"/>
+      <w:r>
+        <w:t xml:space="preserve"> </w:t>
+      </w:r>
+      <w:proofErr w:type="spellStart"/>
+      <w:r>
+        <w:t>chapter</w:t>
+      </w:r>
+      <w:proofErr w:type="spellEnd"/>
+      <w:r>
+        <w:t>:</w:t>
       </w:r>
     </w:p>
     <w:p>
@@ -10829,7 +13178,7 @@
       </w:pPr>
     </w:p>
   </w:comment>
-  <w:comment w:id="226" w:author="Francesco Pietro Massel" w:date="2026-02-10T11:41:00Z" w:initials="FPM">
+  <w:comment w:id="220" w:author="Francesco Pietro Massel" w:date="2026-02-10T11:41:00Z" w:initials="FPM">
     <w:p>
       <w:r>
         <w:rPr>
@@ -10837,12 +13186,53 @@
         </w:rPr>
         <w:annotationRef/>
       </w:r>
-      <w:r>
-        <w:rPr>
-          <w:sz w:val="20"/>
-          <w:szCs w:val="20"/>
-        </w:rPr>
-        <w:t>move this to 5</w:t>
+      <w:proofErr w:type="spellStart"/>
+      <w:r>
+        <w:rPr>
+          <w:sz w:val="20"/>
+          <w:szCs w:val="20"/>
+        </w:rPr>
+        <w:t>move</w:t>
+      </w:r>
+      <w:proofErr w:type="spellEnd"/>
+      <w:r>
+        <w:rPr>
+          <w:sz w:val="20"/>
+          <w:szCs w:val="20"/>
+        </w:rPr>
+        <w:t xml:space="preserve"> </w:t>
+      </w:r>
+      <w:proofErr w:type="spellStart"/>
+      <w:r>
+        <w:rPr>
+          <w:sz w:val="20"/>
+          <w:szCs w:val="20"/>
+        </w:rPr>
+        <w:t>this</w:t>
+      </w:r>
+      <w:proofErr w:type="spellEnd"/>
+      <w:r>
+        <w:rPr>
+          <w:sz w:val="20"/>
+          <w:szCs w:val="20"/>
+        </w:rPr>
+        <w:t xml:space="preserve"> </w:t>
+      </w:r>
+      <w:proofErr w:type="spellStart"/>
+      <w:r>
+        <w:rPr>
+          <w:sz w:val="20"/>
+          <w:szCs w:val="20"/>
+        </w:rPr>
+        <w:t>to</w:t>
+      </w:r>
+      <w:proofErr w:type="spellEnd"/>
+      <w:r>
+        <w:rPr>
+          <w:sz w:val="20"/>
+          <w:szCs w:val="20"/>
+        </w:rPr>
+        <w:t xml:space="preserve"> 5</w:t>
       </w:r>
     </w:p>
   </w:comment>
@@ -10850,7 +13240,7 @@
 </file>
 
 <file path=word/commentsExtended.xml><?xml version="1.0" encoding="utf-8"?>
-<w15:commentsEx xmlns:wpc="http://schemas.microsoft.com/office/word/2010/wordprocessingCanvas" xmlns:cx="http://schemas.microsoft.com/office/drawing/2014/chartex" xmlns:cx1="http://schemas.microsoft.com/office/drawing/2015/9/8/chartex" xmlns:cx2="http://schemas.microsoft.com/office/drawing/2015/10/21/chartex" xmlns:cx3="http://schemas.microsoft.com/office/drawing/2016/5/9/chartex" xmlns:cx4="http://schemas.microsoft.com/office/drawing/2016/5/10/chartex" xmlns:cx5="http://schemas.microsoft.com/office/drawing/2016/5/11/chartex" xmlns:cx6="http://schemas.microsoft.com/office/drawing/2016/5/12/chartex" xmlns:cx7="http://schemas.microsoft.com/office/drawing/2016/5/13/chartex" xmlns:cx8="http://schemas.microsoft.com/office/drawing/2016/5/14/chartex" xmlns:mc="http://schemas.openxmlformats.org/markup-compatibility/2006" xmlns:aink="http://schemas.microsoft.com/office/drawing/2016/ink" xmlns:am3d="http://schemas.microsoft.com/office/drawing/2017/model3d" xmlns:o="urn:schemas-microsoft-com:office:office" xmlns:oel="http://schemas.microsoft.com/office/2019/extlst" xmlns:r="http://schemas.openxmlformats.org/officeDocument/2006/relationships" xmlns:m="http://schemas.openxmlformats.org/officeDocument/2006/math" xmlns:v="urn:schemas-microsoft-com:vml" xmlns:wp14="http://schemas.microsoft.com/office/word/2010/wordprocessingDrawing" xmlns:wp="http://schemas.openxmlformats.org/drawingml/2006/wordprocessingDrawing" xmlns:w10="urn:schemas-microsoft-com:office:word" xmlns:w="http://schemas.openxmlformats.org/wordprocessingml/2006/main" xmlns:w14="http://schemas.microsoft.com/office/word/2010/wordml" xmlns:w15="http://schemas.microsoft.com/office/word/2012/wordml" xmlns:w16cex="http://schemas.microsoft.com/office/word/2018/wordml/cex" xmlns:w16cid="http://schemas.microsoft.com/office/word/2016/wordml/cid" xmlns:w16="http://schemas.microsoft.com/office/word/2018/wordml" xmlns:w16du="http://schemas.microsoft.com/office/word/2023/wordml/word16du" xmlns:w16sdtdh="http://schemas.microsoft.com/office/word/2020/wordml/sdtdatahash" xmlns:w16sdtfl="http://schemas.microsoft.com/office/word/2024/wordml/sdtformatlock" xmlns:w16se="http://schemas.microsoft.com/office/word/2015/wordml/symex" xmlns:wpg="http://schemas.microsoft.com/office/word/2010/wordprocessingGroup" xmlns:wpi="http://schemas.microsoft.com/office/word/2010/wordprocessingInk" xmlns:wne="http://schemas.microsoft.com/office/word/2006/wordml" xmlns:wps="http://schemas.microsoft.com/office/word/2010/wordprocessingShape" mc:Ignorable="w14 w15 w16se w16cid w16 w16cex w16sdtdh w16sdtfl w16du wp14">
+<w15:commentsEx xmlns:wpc="http://schemas.microsoft.com/office/word/2010/wordprocessingCanvas" xmlns:cx="http://schemas.microsoft.com/office/drawing/2014/chartex" xmlns:cx1="http://schemas.microsoft.com/office/drawing/2015/9/8/chartex" xmlns:cx2="http://schemas.microsoft.com/office/drawing/2015/10/21/chartex" xmlns:cx3="http://schemas.microsoft.com/office/drawing/2016/5/9/chartex" xmlns:cx4="http://schemas.microsoft.com/office/drawing/2016/5/10/chartex" xmlns:cx5="http://schemas.microsoft.com/office/drawing/2016/5/11/chartex" xmlns:cx6="http://schemas.microsoft.com/office/drawing/2016/5/12/chartex" xmlns:cx7="http://schemas.microsoft.com/office/drawing/2016/5/13/chartex" xmlns:cx8="http://schemas.microsoft.com/office/drawing/2016/5/14/chartex" xmlns:mc="http://schemas.openxmlformats.org/markup-compatibility/2006" xmlns:aink="http://schemas.microsoft.com/office/drawing/2016/ink" xmlns:am3d="http://schemas.microsoft.com/office/drawing/2017/model3d" xmlns:o="urn:schemas-microsoft-com:office:office" xmlns:oel="http://schemas.microsoft.com/office/2019/extlst" xmlns:r="http://schemas.openxmlformats.org/officeDocument/2006/relationships" xmlns:m="http://schemas.openxmlformats.org/officeDocument/2006/math" xmlns:v="urn:schemas-microsoft-com:vml" xmlns:wp14="http://schemas.microsoft.com/office/word/2010/wordprocessingDrawing" xmlns:wp="http://schemas.openxmlformats.org/drawingml/2006/wordprocessingDrawing" xmlns:w10="urn:schemas-microsoft-com:office:word" xmlns:w="http://schemas.openxmlformats.org/wordprocessingml/2006/main" xmlns:w14="http://schemas.microsoft.com/office/word/2010/wordml" xmlns:w15="http://schemas.microsoft.com/office/word/2012/wordml" xmlns:w16cex="http://schemas.microsoft.com/office/word/2018/wordml/cex" xmlns:w16cid="http://schemas.microsoft.com/office/word/2016/wordml/cid" xmlns:w16="http://schemas.microsoft.com/office/word/2018/wordml" xmlns:w16sdtdh="http://schemas.microsoft.com/office/word/2020/wordml/sdtdatahash" xmlns:w16se="http://schemas.microsoft.com/office/word/2015/wordml/symex" xmlns:wpg="http://schemas.microsoft.com/office/word/2010/wordprocessingGroup" xmlns:wpi="http://schemas.microsoft.com/office/word/2010/wordprocessingInk" xmlns:wne="http://schemas.microsoft.com/office/word/2006/wordml" xmlns:wps="http://schemas.microsoft.com/office/word/2010/wordprocessingShape" mc:Ignorable="w14 w15 w16se w16cid w16 w16cex w16sdtdh wp14">
   <w15:commentEx w15:paraId="04B8345D" w15:done="0"/>
   <w15:commentEx w15:paraId="4173AAAF" w15:done="0"/>
   <w15:commentEx w15:paraId="541B70F0" w15:done="0"/>
@@ -10869,7 +13259,7 @@
 </file>
 
 <file path=word/commentsExtensible.xml><?xml version="1.0" encoding="utf-8"?>
-<w16cex:commentsExtensible xmlns:wpc="http://schemas.microsoft.com/office/word/2010/wordprocessingCanvas" xmlns:cx="http://schemas.microsoft.com/office/drawing/2014/chartex" xmlns:cx1="http://schemas.microsoft.com/office/drawing/2015/9/8/chartex" xmlns:cx2="http://schemas.microsoft.com/office/drawing/2015/10/21/chartex" xmlns:cx3="http://schemas.microsoft.com/office/drawing/2016/5/9/chartex" xmlns:cx4="http://schemas.microsoft.com/office/drawing/2016/5/10/chartex" xmlns:cx5="http://schemas.microsoft.com/office/drawing/2016/5/11/chartex" xmlns:cx6="http://schemas.microsoft.com/office/drawing/2016/5/12/chartex" xmlns:cx7="http://schemas.microsoft.com/office/drawing/2016/5/13/chartex" xmlns:cx8="http://schemas.microsoft.com/office/drawing/2016/5/14/chartex" xmlns:cr="http://schemas.microsoft.com/office/comments/2020/reactions" xmlns:mc="http://schemas.openxmlformats.org/markup-compatibility/2006" xmlns:aink="http://schemas.microsoft.com/office/drawing/2016/ink" xmlns:am3d="http://schemas.microsoft.com/office/drawing/2017/model3d" xmlns:o="urn:schemas-microsoft-com:office:office" xmlns:oel="http://schemas.microsoft.com/office/2019/extlst" xmlns:r="http://schemas.openxmlformats.org/officeDocument/2006/relationships" xmlns:m="http://schemas.openxmlformats.org/officeDocument/2006/math" xmlns:v="urn:schemas-microsoft-com:vml" xmlns:wp14="http://schemas.microsoft.com/office/word/2010/wordprocessingDrawing" xmlns:wp="http://schemas.openxmlformats.org/drawingml/2006/wordprocessingDrawing" xmlns:w10="urn:schemas-microsoft-com:office:word" xmlns:w="http://schemas.openxmlformats.org/wordprocessingml/2006/main" xmlns:w14="http://schemas.microsoft.com/office/word/2010/wordml" xmlns:w15="http://schemas.microsoft.com/office/word/2012/wordml" xmlns:w16cex="http://schemas.microsoft.com/office/word/2018/wordml/cex" xmlns:w16cid="http://schemas.microsoft.com/office/word/2016/wordml/cid" xmlns:w16="http://schemas.microsoft.com/office/word/2018/wordml" xmlns:w16du="http://schemas.microsoft.com/office/word/2023/wordml/word16du" xmlns:w16sdtdh="http://schemas.microsoft.com/office/word/2020/wordml/sdtdatahash" xmlns:w16sdtfl="http://schemas.microsoft.com/office/word/2024/wordml/sdtformatlock" xmlns:w16se="http://schemas.microsoft.com/office/word/2015/wordml/symex" xmlns:wpg="http://schemas.microsoft.com/office/word/2010/wordprocessingGroup" xmlns:wpi="http://schemas.microsoft.com/office/word/2010/wordprocessingInk" xmlns:wne="http://schemas.microsoft.com/office/word/2006/wordml" xmlns:wps="http://schemas.microsoft.com/office/word/2010/wordprocessingShape" mc:Ignorable="w14 w15 w16se w16cid w16 w16cex w16sdtdh w16sdtfl cr w16du wp14">
+<w16cex:commentsExtensible xmlns:wpc="http://schemas.microsoft.com/office/word/2010/wordprocessingCanvas" xmlns:cx="http://schemas.microsoft.com/office/drawing/2014/chartex" xmlns:cx1="http://schemas.microsoft.com/office/drawing/2015/9/8/chartex" xmlns:cx2="http://schemas.microsoft.com/office/drawing/2015/10/21/chartex" xmlns:cx3="http://schemas.microsoft.com/office/drawing/2016/5/9/chartex" xmlns:cx4="http://schemas.microsoft.com/office/drawing/2016/5/10/chartex" xmlns:cx5="http://schemas.microsoft.com/office/drawing/2016/5/11/chartex" xmlns:cx6="http://schemas.microsoft.com/office/drawing/2016/5/12/chartex" xmlns:cx7="http://schemas.microsoft.com/office/drawing/2016/5/13/chartex" xmlns:cx8="http://schemas.microsoft.com/office/drawing/2016/5/14/chartex" xmlns:mc="http://schemas.openxmlformats.org/markup-compatibility/2006" xmlns:aink="http://schemas.microsoft.com/office/drawing/2016/ink" xmlns:am3d="http://schemas.microsoft.com/office/drawing/2017/model3d" xmlns:o="urn:schemas-microsoft-com:office:office" xmlns:oel="http://schemas.microsoft.com/office/2019/extlst" xmlns:r="http://schemas.openxmlformats.org/officeDocument/2006/relationships" xmlns:m="http://schemas.openxmlformats.org/officeDocument/2006/math" xmlns:v="urn:schemas-microsoft-com:vml" xmlns:wp14="http://schemas.microsoft.com/office/word/2010/wordprocessingDrawing" xmlns:wp="http://schemas.openxmlformats.org/drawingml/2006/wordprocessingDrawing" xmlns:w10="urn:schemas-microsoft-com:office:word" xmlns:w="http://schemas.openxmlformats.org/wordprocessingml/2006/main" xmlns:w14="http://schemas.microsoft.com/office/word/2010/wordml" xmlns:w15="http://schemas.microsoft.com/office/word/2012/wordml" xmlns:w16cex="http://schemas.microsoft.com/office/word/2018/wordml/cex" xmlns:w16cid="http://schemas.microsoft.com/office/word/2016/wordml/cid" xmlns:w16="http://schemas.microsoft.com/office/word/2018/wordml" xmlns:w16sdtdh="http://schemas.microsoft.com/office/word/2020/wordml/sdtdatahash" xmlns:w16se="http://schemas.microsoft.com/office/word/2015/wordml/symex" xmlns:wpg="http://schemas.microsoft.com/office/word/2010/wordprocessingGroup" xmlns:wpi="http://schemas.microsoft.com/office/word/2010/wordprocessingInk" xmlns:wne="http://schemas.microsoft.com/office/word/2006/wordml" xmlns:wps="http://schemas.microsoft.com/office/word/2010/wordprocessingShape" mc:Ignorable="w14 w15 w16se w16cid w16 w16cex w16sdtdh wp14">
   <w16cex:commentExtensible w16cex:durableId="10229FD4" w16cex:dateUtc="2026-01-15T19:06:00Z"/>
   <w16cex:commentExtensible w16cex:durableId="39863371" w16cex:dateUtc="2026-01-15T19:09:00Z"/>
   <w16cex:commentExtensible w16cex:durableId="08E92001" w16cex:dateUtc="2026-01-15T19:09:00Z"/>
@@ -10878,7 +13268,7 @@
   <w16cex:commentExtensible w16cex:durableId="702C1489" w16cex:dateUtc="2026-01-15T19:09:00Z"/>
   <w16cex:commentExtensible w16cex:durableId="4CB7B899" w16cex:dateUtc="2026-01-15T19:09:00Z">
     <w16cex:extLst>
-      <w16:ext w16:uri="{CE6994B0-6A32-4C9F-8C6B-6E91EDA988CE}">
+      <w16:ext xmlns:w16sdtfl="http://schemas.microsoft.com/office/word/2024/wordml/sdtformatlock" xmlns:w16du="http://schemas.microsoft.com/office/word/2023/wordml/word16du" xmlns:cr="http://schemas.microsoft.com/office/comments/2020/reactions" xmlns="" w16:uri="{CE6994B0-6A32-4C9F-8C6B-6E91EDA988CE}">
         <cr:reactions xmlns:cr="http://schemas.microsoft.com/office/comments/2020/reactions">
           <cr:reaction reactionType="1">
             <cr:reactionInfo dateUtc="2026-02-10T10:50:02Z">
@@ -10900,7 +13290,7 @@
 </file>
 
 <file path=word/commentsIds.xml><?xml version="1.0" encoding="utf-8"?>
-<w16cid:commentsIds xmlns:wpc="http://schemas.microsoft.com/office/word/2010/wordprocessingCanvas" xmlns:cx="http://schemas.microsoft.com/office/drawing/2014/chartex" xmlns:cx1="http://schemas.microsoft.com/office/drawing/2015/9/8/chartex" xmlns:cx2="http://schemas.microsoft.com/office/drawing/2015/10/21/chartex" xmlns:cx3="http://schemas.microsoft.com/office/drawing/2016/5/9/chartex" xmlns:cx4="http://schemas.microsoft.com/office/drawing/2016/5/10/chartex" xmlns:cx5="http://schemas.microsoft.com/office/drawing/2016/5/11/chartex" xmlns:cx6="http://schemas.microsoft.com/office/drawing/2016/5/12/chartex" xmlns:cx7="http://schemas.microsoft.com/office/drawing/2016/5/13/chartex" xmlns:cx8="http://schemas.microsoft.com/office/drawing/2016/5/14/chartex" xmlns:mc="http://schemas.openxmlformats.org/markup-compatibility/2006" xmlns:aink="http://schemas.microsoft.com/office/drawing/2016/ink" xmlns:am3d="http://schemas.microsoft.com/office/drawing/2017/model3d" xmlns:o="urn:schemas-microsoft-com:office:office" xmlns:oel="http://schemas.microsoft.com/office/2019/extlst" xmlns:r="http://schemas.openxmlformats.org/officeDocument/2006/relationships" xmlns:m="http://schemas.openxmlformats.org/officeDocument/2006/math" xmlns:v="urn:schemas-microsoft-com:vml" xmlns:wp14="http://schemas.microsoft.com/office/word/2010/wordprocessingDrawing" xmlns:wp="http://schemas.openxmlformats.org/drawingml/2006/wordprocessingDrawing" xmlns:w10="urn:schemas-microsoft-com:office:word" xmlns:w="http://schemas.openxmlformats.org/wordprocessingml/2006/main" xmlns:w14="http://schemas.microsoft.com/office/word/2010/wordml" xmlns:w15="http://schemas.microsoft.com/office/word/2012/wordml" xmlns:w16cex="http://schemas.microsoft.com/office/word/2018/wordml/cex" xmlns:w16cid="http://schemas.microsoft.com/office/word/2016/wordml/cid" xmlns:w16="http://schemas.microsoft.com/office/word/2018/wordml" xmlns:w16du="http://schemas.microsoft.com/office/word/2023/wordml/word16du" xmlns:w16sdtdh="http://schemas.microsoft.com/office/word/2020/wordml/sdtdatahash" xmlns:w16sdtfl="http://schemas.microsoft.com/office/word/2024/wordml/sdtformatlock" xmlns:w16se="http://schemas.microsoft.com/office/word/2015/wordml/symex" xmlns:wpg="http://schemas.microsoft.com/office/word/2010/wordprocessingGroup" xmlns:wpi="http://schemas.microsoft.com/office/word/2010/wordprocessingInk" xmlns:wne="http://schemas.microsoft.com/office/word/2006/wordml" xmlns:wps="http://schemas.microsoft.com/office/word/2010/wordprocessingShape" mc:Ignorable="w14 w15 w16se w16cid w16 w16cex w16sdtdh w16sdtfl w16du wp14">
+<w16cid:commentsIds xmlns:wpc="http://schemas.microsoft.com/office/word/2010/wordprocessingCanvas" xmlns:cx="http://schemas.microsoft.com/office/drawing/2014/chartex" xmlns:cx1="http://schemas.microsoft.com/office/drawing/2015/9/8/chartex" xmlns:cx2="http://schemas.microsoft.com/office/drawing/2015/10/21/chartex" xmlns:cx3="http://schemas.microsoft.com/office/drawing/2016/5/9/chartex" xmlns:cx4="http://schemas.microsoft.com/office/drawing/2016/5/10/chartex" xmlns:cx5="http://schemas.microsoft.com/office/drawing/2016/5/11/chartex" xmlns:cx6="http://schemas.microsoft.com/office/drawing/2016/5/12/chartex" xmlns:cx7="http://schemas.microsoft.com/office/drawing/2016/5/13/chartex" xmlns:cx8="http://schemas.microsoft.com/office/drawing/2016/5/14/chartex" xmlns:mc="http://schemas.openxmlformats.org/markup-compatibility/2006" xmlns:aink="http://schemas.microsoft.com/office/drawing/2016/ink" xmlns:am3d="http://schemas.microsoft.com/office/drawing/2017/model3d" xmlns:o="urn:schemas-microsoft-com:office:office" xmlns:oel="http://schemas.microsoft.com/office/2019/extlst" xmlns:r="http://schemas.openxmlformats.org/officeDocument/2006/relationships" xmlns:m="http://schemas.openxmlformats.org/officeDocument/2006/math" xmlns:v="urn:schemas-microsoft-com:vml" xmlns:wp14="http://schemas.microsoft.com/office/word/2010/wordprocessingDrawing" xmlns:wp="http://schemas.openxmlformats.org/drawingml/2006/wordprocessingDrawing" xmlns:w10="urn:schemas-microsoft-com:office:word" xmlns:w="http://schemas.openxmlformats.org/wordprocessingml/2006/main" xmlns:w14="http://schemas.microsoft.com/office/word/2010/wordml" xmlns:w15="http://schemas.microsoft.com/office/word/2012/wordml" xmlns:w16cex="http://schemas.microsoft.com/office/word/2018/wordml/cex" xmlns:w16cid="http://schemas.microsoft.com/office/word/2016/wordml/cid" xmlns:w16="http://schemas.microsoft.com/office/word/2018/wordml" xmlns:w16sdtdh="http://schemas.microsoft.com/office/word/2020/wordml/sdtdatahash" xmlns:w16se="http://schemas.microsoft.com/office/word/2015/wordml/symex" xmlns:wpg="http://schemas.microsoft.com/office/word/2010/wordprocessingGroup" xmlns:wpi="http://schemas.microsoft.com/office/word/2010/wordprocessingInk" xmlns:wne="http://schemas.microsoft.com/office/word/2006/wordml" xmlns:wps="http://schemas.microsoft.com/office/word/2010/wordprocessingShape" mc:Ignorable="w14 w15 w16se w16cid w16 w16cex w16sdtdh wp14">
   <w16cid:commentId w16cid:paraId="04B8345D" w16cid:durableId="10229FD4"/>
   <w16cid:commentId w16cid:paraId="4173AAAF" w16cid:durableId="39863371"/>
   <w16cid:commentId w16cid:paraId="541B70F0" w16cid:durableId="08E92001"/>
@@ -10919,7 +13309,7 @@
 </file>
 
 <file path=word/numbering.xml><?xml version="1.0" encoding="utf-8"?>
-<w:numbering xmlns:wpc="http://schemas.microsoft.com/office/word/2010/wordprocessingCanvas" xmlns:cx="http://schemas.microsoft.com/office/drawing/2014/chartex" xmlns:cx1="http://schemas.microsoft.com/office/drawing/2015/9/8/chartex" xmlns:cx2="http://schemas.microsoft.com/office/drawing/2015/10/21/chartex" xmlns:cx3="http://schemas.microsoft.com/office/drawing/2016/5/9/chartex" xmlns:cx4="http://schemas.microsoft.com/office/drawing/2016/5/10/chartex" xmlns:cx5="http://schemas.microsoft.com/office/drawing/2016/5/11/chartex" xmlns:cx6="http://schemas.microsoft.com/office/drawing/2016/5/12/chartex" xmlns:cx7="http://schemas.microsoft.com/office/drawing/2016/5/13/chartex" xmlns:cx8="http://schemas.microsoft.com/office/drawing/2016/5/14/chartex" xmlns:mc="http://schemas.openxmlformats.org/markup-compatibility/2006" xmlns:aink="http://schemas.microsoft.com/office/drawing/2016/ink" xmlns:am3d="http://schemas.microsoft.com/office/drawing/2017/model3d" xmlns:o="urn:schemas-microsoft-com:office:office" xmlns:oel="http://schemas.microsoft.com/office/2019/extlst" xmlns:r="http://schemas.openxmlformats.org/officeDocument/2006/relationships" xmlns:m="http://schemas.openxmlformats.org/officeDocument/2006/math" xmlns:v="urn:schemas-microsoft-com:vml" xmlns:wp14="http://schemas.microsoft.com/office/word/2010/wordprocessingDrawing" xmlns:wp="http://schemas.openxmlformats.org/drawingml/2006/wordprocessingDrawing" xmlns:w10="urn:schemas-microsoft-com:office:word" xmlns:w="http://schemas.openxmlformats.org/wordprocessingml/2006/main" xmlns:w14="http://schemas.microsoft.com/office/word/2010/wordml" xmlns:w15="http://schemas.microsoft.com/office/word/2012/wordml" xmlns:w16cex="http://schemas.microsoft.com/office/word/2018/wordml/cex" xmlns:w16cid="http://schemas.microsoft.com/office/word/2016/wordml/cid" xmlns:w16="http://schemas.microsoft.com/office/word/2018/wordml" xmlns:w16du="http://schemas.microsoft.com/office/word/2023/wordml/word16du" xmlns:w16sdtdh="http://schemas.microsoft.com/office/word/2020/wordml/sdtdatahash" xmlns:w16sdtfl="http://schemas.microsoft.com/office/word/2024/wordml/sdtformatlock" xmlns:w16se="http://schemas.microsoft.com/office/word/2015/wordml/symex" xmlns:wpg="http://schemas.microsoft.com/office/word/2010/wordprocessingGroup" xmlns:wpi="http://schemas.microsoft.com/office/word/2010/wordprocessingInk" xmlns:wne="http://schemas.microsoft.com/office/word/2006/wordml" xmlns:wps="http://schemas.microsoft.com/office/word/2010/wordprocessingShape" mc:Ignorable="w14 w15 w16se w16cid w16 w16cex w16sdtdh w16sdtfl w16du wp14">
+<w:numbering xmlns:wpc="http://schemas.microsoft.com/office/word/2010/wordprocessingCanvas" xmlns:cx="http://schemas.microsoft.com/office/drawing/2014/chartex" xmlns:cx1="http://schemas.microsoft.com/office/drawing/2015/9/8/chartex" xmlns:cx2="http://schemas.microsoft.com/office/drawing/2015/10/21/chartex" xmlns:cx3="http://schemas.microsoft.com/office/drawing/2016/5/9/chartex" xmlns:cx4="http://schemas.microsoft.com/office/drawing/2016/5/10/chartex" xmlns:cx5="http://schemas.microsoft.com/office/drawing/2016/5/11/chartex" xmlns:cx6="http://schemas.microsoft.com/office/drawing/2016/5/12/chartex" xmlns:cx7="http://schemas.microsoft.com/office/drawing/2016/5/13/chartex" xmlns:cx8="http://schemas.microsoft.com/office/drawing/2016/5/14/chartex" xmlns:mc="http://schemas.openxmlformats.org/markup-compatibility/2006" xmlns:aink="http://schemas.microsoft.com/office/drawing/2016/ink" xmlns:am3d="http://schemas.microsoft.com/office/drawing/2017/model3d" xmlns:o="urn:schemas-microsoft-com:office:office" xmlns:oel="http://schemas.microsoft.com/office/2019/extlst" xmlns:r="http://schemas.openxmlformats.org/officeDocument/2006/relationships" xmlns:m="http://schemas.openxmlformats.org/officeDocument/2006/math" xmlns:v="urn:schemas-microsoft-com:vml" xmlns:wp14="http://schemas.microsoft.com/office/word/2010/wordprocessingDrawing" xmlns:wp="http://schemas.openxmlformats.org/drawingml/2006/wordprocessingDrawing" xmlns:w10="urn:schemas-microsoft-com:office:word" xmlns:w="http://schemas.openxmlformats.org/wordprocessingml/2006/main" xmlns:w14="http://schemas.microsoft.com/office/word/2010/wordml" xmlns:w15="http://schemas.microsoft.com/office/word/2012/wordml" xmlns:w16cex="http://schemas.microsoft.com/office/word/2018/wordml/cex" xmlns:w16cid="http://schemas.microsoft.com/office/word/2016/wordml/cid" xmlns:w16="http://schemas.microsoft.com/office/word/2018/wordml" xmlns:w16sdtdh="http://schemas.microsoft.com/office/word/2020/wordml/sdtdatahash" xmlns:w16se="http://schemas.microsoft.com/office/word/2015/wordml/symex" xmlns:wpg="http://schemas.microsoft.com/office/word/2010/wordprocessingGroup" xmlns:wpi="http://schemas.microsoft.com/office/word/2010/wordprocessingInk" xmlns:wne="http://schemas.microsoft.com/office/word/2006/wordml" xmlns:wps="http://schemas.microsoft.com/office/word/2010/wordprocessingShape" mc:Ignorable="w14 w15 w16se w16cid w16 w16cex w16sdtdh wp14">
   <w:abstractNum w:abstractNumId="0" w15:restartNumberingAfterBreak="0">
     <w:nsid w:val="0CCD3DEE"/>
     <w:multiLevelType w:val="hybridMultilevel"/>
@@ -13954,18 +16344,21 @@
 </file>
 
 <file path=word/people.xml><?xml version="1.0" encoding="utf-8"?>
-<w15:people xmlns:wpc="http://schemas.microsoft.com/office/word/2010/wordprocessingCanvas" xmlns:cx="http://schemas.microsoft.com/office/drawing/2014/chartex" xmlns:cx1="http://schemas.microsoft.com/office/drawing/2015/9/8/chartex" xmlns:cx2="http://schemas.microsoft.com/office/drawing/2015/10/21/chartex" xmlns:cx3="http://schemas.microsoft.com/office/drawing/2016/5/9/chartex" xmlns:cx4="http://schemas.microsoft.com/office/drawing/2016/5/10/chartex" xmlns:cx5="http://schemas.microsoft.com/office/drawing/2016/5/11/chartex" xmlns:cx6="http://schemas.microsoft.com/office/drawing/2016/5/12/chartex" xmlns:cx7="http://schemas.microsoft.com/office/drawing/2016/5/13/chartex" xmlns:cx8="http://schemas.microsoft.com/office/drawing/2016/5/14/chartex" xmlns:mc="http://schemas.openxmlformats.org/markup-compatibility/2006" xmlns:aink="http://schemas.microsoft.com/office/drawing/2016/ink" xmlns:am3d="http://schemas.microsoft.com/office/drawing/2017/model3d" xmlns:o="urn:schemas-microsoft-com:office:office" xmlns:oel="http://schemas.microsoft.com/office/2019/extlst" xmlns:r="http://schemas.openxmlformats.org/officeDocument/2006/relationships" xmlns:m="http://schemas.openxmlformats.org/officeDocument/2006/math" xmlns:v="urn:schemas-microsoft-com:vml" xmlns:wp14="http://schemas.microsoft.com/office/word/2010/wordprocessingDrawing" xmlns:wp="http://schemas.openxmlformats.org/drawingml/2006/wordprocessingDrawing" xmlns:w10="urn:schemas-microsoft-com:office:word" xmlns:w="http://schemas.openxmlformats.org/wordprocessingml/2006/main" xmlns:w14="http://schemas.microsoft.com/office/word/2010/wordml" xmlns:w15="http://schemas.microsoft.com/office/word/2012/wordml" xmlns:w16cex="http://schemas.microsoft.com/office/word/2018/wordml/cex" xmlns:w16cid="http://schemas.microsoft.com/office/word/2016/wordml/cid" xmlns:w16="http://schemas.microsoft.com/office/word/2018/wordml" xmlns:w16du="http://schemas.microsoft.com/office/word/2023/wordml/word16du" xmlns:w16sdtdh="http://schemas.microsoft.com/office/word/2020/wordml/sdtdatahash" xmlns:w16sdtfl="http://schemas.microsoft.com/office/word/2024/wordml/sdtformatlock" xmlns:w16se="http://schemas.microsoft.com/office/word/2015/wordml/symex" xmlns:wpg="http://schemas.microsoft.com/office/word/2010/wordprocessingGroup" xmlns:wpi="http://schemas.microsoft.com/office/word/2010/wordprocessingInk" xmlns:wne="http://schemas.microsoft.com/office/word/2006/wordml" xmlns:wps="http://schemas.microsoft.com/office/word/2010/wordprocessingShape" mc:Ignorable="w14 w15 w16se w16cid w16 w16cex w16sdtdh w16sdtfl w16du wp14">
+<w15:people xmlns:wpc="http://schemas.microsoft.com/office/word/2010/wordprocessingCanvas" xmlns:cx="http://schemas.microsoft.com/office/drawing/2014/chartex" xmlns:cx1="http://schemas.microsoft.com/office/drawing/2015/9/8/chartex" xmlns:cx2="http://schemas.microsoft.com/office/drawing/2015/10/21/chartex" xmlns:cx3="http://schemas.microsoft.com/office/drawing/2016/5/9/chartex" xmlns:cx4="http://schemas.microsoft.com/office/drawing/2016/5/10/chartex" xmlns:cx5="http://schemas.microsoft.com/office/drawing/2016/5/11/chartex" xmlns:cx6="http://schemas.microsoft.com/office/drawing/2016/5/12/chartex" xmlns:cx7="http://schemas.microsoft.com/office/drawing/2016/5/13/chartex" xmlns:cx8="http://schemas.microsoft.com/office/drawing/2016/5/14/chartex" xmlns:mc="http://schemas.openxmlformats.org/markup-compatibility/2006" xmlns:aink="http://schemas.microsoft.com/office/drawing/2016/ink" xmlns:am3d="http://schemas.microsoft.com/office/drawing/2017/model3d" xmlns:o="urn:schemas-microsoft-com:office:office" xmlns:oel="http://schemas.microsoft.com/office/2019/extlst" xmlns:r="http://schemas.openxmlformats.org/officeDocument/2006/relationships" xmlns:m="http://schemas.openxmlformats.org/officeDocument/2006/math" xmlns:v="urn:schemas-microsoft-com:vml" xmlns:wp14="http://schemas.microsoft.com/office/word/2010/wordprocessingDrawing" xmlns:wp="http://schemas.openxmlformats.org/drawingml/2006/wordprocessingDrawing" xmlns:w10="urn:schemas-microsoft-com:office:word" xmlns:w="http://schemas.openxmlformats.org/wordprocessingml/2006/main" xmlns:w14="http://schemas.microsoft.com/office/word/2010/wordml" xmlns:w15="http://schemas.microsoft.com/office/word/2012/wordml" xmlns:w16cex="http://schemas.microsoft.com/office/word/2018/wordml/cex" xmlns:w16cid="http://schemas.microsoft.com/office/word/2016/wordml/cid" xmlns:w16="http://schemas.microsoft.com/office/word/2018/wordml" xmlns:w16sdtdh="http://schemas.microsoft.com/office/word/2020/wordml/sdtdatahash" xmlns:w16se="http://schemas.microsoft.com/office/word/2015/wordml/symex" xmlns:wpg="http://schemas.microsoft.com/office/word/2010/wordprocessingGroup" xmlns:wpi="http://schemas.microsoft.com/office/word/2010/wordprocessingInk" xmlns:wne="http://schemas.microsoft.com/office/word/2006/wordml" xmlns:wps="http://schemas.microsoft.com/office/word/2010/wordprocessingShape" mc:Ignorable="w14 w15 w16se w16cid w16 w16cex w16sdtdh wp14">
   <w15:person w15:author="Francesco Pietro Massel">
     <w15:presenceInfo w15:providerId="AD" w15:userId="S::fma@usn.no::1ba0779f-7ea8-4e94-b6ee-62c203f2b6b7"/>
   </w15:person>
   <w15:person w15:author="g.f.lange@fys.uio.no">
     <w15:presenceInfo w15:providerId="AD" w15:userId="S::urn:spo:guest#g.f.lange@fys.uio.no::"/>
   </w15:person>
+  <w15:person w15:author="Morten">
+    <w15:presenceInfo w15:providerId="None" w15:userId="Morten"/>
+  </w15:person>
 </w15:people>
 </file>
 
 <file path=word/styles.xml><?xml version="1.0" encoding="utf-8"?>
-<w:styles xmlns:mc="http://schemas.openxmlformats.org/markup-compatibility/2006" xmlns:r="http://schemas.openxmlformats.org/officeDocument/2006/relationships" xmlns:w="http://schemas.openxmlformats.org/wordprocessingml/2006/main" xmlns:w14="http://schemas.microsoft.com/office/word/2010/wordml" xmlns:w15="http://schemas.microsoft.com/office/word/2012/wordml" xmlns:w16cex="http://schemas.microsoft.com/office/word/2018/wordml/cex" xmlns:w16cid="http://schemas.microsoft.com/office/word/2016/wordml/cid" xmlns:w16="http://schemas.microsoft.com/office/word/2018/wordml" xmlns:w16du="http://schemas.microsoft.com/office/word/2023/wordml/word16du" xmlns:w16sdtdh="http://schemas.microsoft.com/office/word/2020/wordml/sdtdatahash" xmlns:w16sdtfl="http://schemas.microsoft.com/office/word/2024/wordml/sdtformatlock" xmlns:w16se="http://schemas.microsoft.com/office/word/2015/wordml/symex" mc:Ignorable="w14 w15 w16se w16cid w16 w16cex w16sdtdh w16sdtfl w16du">
+<w:styles xmlns:mc="http://schemas.openxmlformats.org/markup-compatibility/2006" xmlns:r="http://schemas.openxmlformats.org/officeDocument/2006/relationships" xmlns:w="http://schemas.openxmlformats.org/wordprocessingml/2006/main" xmlns:w14="http://schemas.microsoft.com/office/word/2010/wordml" xmlns:w15="http://schemas.microsoft.com/office/word/2012/wordml" xmlns:w16cex="http://schemas.microsoft.com/office/word/2018/wordml/cex" xmlns:w16cid="http://schemas.microsoft.com/office/word/2016/wordml/cid" xmlns:w16="http://schemas.microsoft.com/office/word/2018/wordml" xmlns:w16sdtdh="http://schemas.microsoft.com/office/word/2020/wordml/sdtdatahash" xmlns:w16se="http://schemas.microsoft.com/office/word/2015/wordml/symex" mc:Ignorable="w14 w15 w16se w16cid w16 w16cex w16sdtdh">
   <w:docDefaults>
     <w:rPrDefault>
       <w:rPr>
@@ -14410,6 +16803,7 @@
   <w:style w:type="character" w:default="1" w:styleId="DefaultParagraphFont">
     <w:name w:val="Default Paragraph Font"/>
     <w:uiPriority w:val="1"/>
+    <w:semiHidden/>
     <w:unhideWhenUsed/>
   </w:style>
   <w:style w:type="table" w:default="1" w:styleId="TableNormal">
